--- a/downloads/workbook/ai-3-week-33.docx
+++ b/downloads/workbook/ai-3-week-33.docx
@@ -1302,6 +1302,178 @@
         <w:t>Project connection: For your Verified Study Buddy, save the input, procedure, observed result and limitation of this check. Label this worked example as practice; use a different, previously unreviewed case when checking independent understanding.</w:t>
       </w:r>
     </w:p>
+    <w:p>
+      <w:pPr>
+        <w:pStyle w:val="Heading1"/>
+      </w:pPr>
+      <w:r>
+        <w:t>19. Project portfolio milestone</w:t>
+      </w:r>
+    </w:p>
+    <w:p>
+      <w:r>
+        <w:t>Project: Verified Study Buddy</w:t>
+      </w:r>
+    </w:p>
+    <w:p>
+      <w:r>
+        <w:t>Current milestone: Present and defend. Demonstrate the system, explain one failure and justify the next improvement with evidence.</w:t>
+      </w:r>
+    </w:p>
+    <w:p>
+      <w:r>
+        <w:t>For your Verified Study Buddy, save the input, procedure, observed result and limitation of this check. Label this worked example as practice; use a different, previously unreviewed case when checking independent understanding.</w:t>
+      </w:r>
+    </w:p>
+    <w:tbl>
+      <w:tblPr>
+        <w:tblStyle w:val="LightShading-Accent1"/>
+        <w:tblW w:type="auto" w:w="0"/>
+        <w:tblLook w:firstColumn="1" w:firstRow="1" w:lastColumn="0" w:lastRow="0" w:noHBand="0" w:noVBand="1" w:val="04A0"/>
+      </w:tblPr>
+      <w:tblGrid>
+        <w:gridCol w:w="5112"/>
+        <w:gridCol w:w="5112"/>
+      </w:tblGrid>
+      <w:tr>
+        <w:trPr>
+          <w:tblHeader/>
+        </w:trPr>
+        <w:tc>
+          <w:tcPr>
+            <w:tcW w:type="dxa" w:w="5112"/>
+          </w:tcPr>
+          <w:p>
+            <w:r>
+              <w:t>Evidence to keep</w:t>
+            </w:r>
+          </w:p>
+        </w:tc>
+        <w:tc>
+          <w:tcPr>
+            <w:tcW w:type="dxa" w:w="5112"/>
+          </w:tcPr>
+          <w:p>
+            <w:r>
+              <w:t>My record</w:t>
+            </w:r>
+          </w:p>
+        </w:tc>
+      </w:tr>
+      <w:tr>
+        <w:tc>
+          <w:tcPr>
+            <w:tcW w:type="dxa" w:w="5112"/>
+          </w:tcPr>
+          <w:p>
+            <w:r>
+              <w:t>This week’s input and deciding step</w:t>
+            </w:r>
+          </w:p>
+        </w:tc>
+        <w:tc>
+          <w:tcPr>
+            <w:tcW w:type="dxa" w:w="5112"/>
+          </w:tcPr>
+          <w:p>
+            <w:r/>
+          </w:p>
+        </w:tc>
+      </w:tr>
+      <w:tr>
+        <w:tc>
+          <w:tcPr>
+            <w:tcW w:type="dxa" w:w="5112"/>
+          </w:tcPr>
+          <w:p>
+            <w:r>
+              <w:t>Prediction and actual result (or labelled paper trace)</w:t>
+            </w:r>
+          </w:p>
+        </w:tc>
+        <w:tc>
+          <w:tcPr>
+            <w:tcW w:type="dxa" w:w="5112"/>
+          </w:tcPr>
+          <w:p>
+            <w:r/>
+          </w:p>
+        </w:tc>
+      </w:tr>
+      <w:tr>
+        <w:tc>
+          <w:tcPr>
+            <w:tcW w:type="dxa" w:w="5112"/>
+          </w:tcPr>
+          <w:p>
+            <w:r>
+              <w:t>One change since the previous checkpoint and why</w:t>
+            </w:r>
+          </w:p>
+        </w:tc>
+        <w:tc>
+          <w:tcPr>
+            <w:tcW w:type="dxa" w:w="5112"/>
+          </w:tcPr>
+          <w:p>
+            <w:r/>
+          </w:p>
+        </w:tc>
+      </w:tr>
+      <w:tr>
+        <w:tc>
+          <w:tcPr>
+            <w:tcW w:type="dxa" w:w="5112"/>
+          </w:tcPr>
+          <w:p>
+            <w:r>
+              <w:t>One error or limit and the next test</w:t>
+            </w:r>
+          </w:p>
+        </w:tc>
+        <w:tc>
+          <w:tcPr>
+            <w:tcW w:type="dxa" w:w="5112"/>
+          </w:tcPr>
+          <w:p>
+            <w:r/>
+          </w:p>
+        </w:tc>
+      </w:tr>
+    </w:tbl>
+    <w:p>
+      <w:pPr>
+        <w:pStyle w:val="Heading3"/>
+      </w:pPr>
+      <w:r>
+        <w:t>Explain what this week adds to your project. Reuse last week’s record rather than starting again.</w:t>
+      </w:r>
+    </w:p>
+    <w:p>
+      <w:r>
+        <w:t>________________________________________________________________</w:t>
+      </w:r>
+    </w:p>
+    <w:p>
+      <w:r>
+        <w:t>________________________________________________________________</w:t>
+      </w:r>
+    </w:p>
+    <w:p>
+      <w:r>
+        <w:t>________________________________________________________________</w:t>
+      </w:r>
+    </w:p>
+    <w:p>
+      <w:r>
+        <w:t>________________________________________________________________</w:t>
+      </w:r>
+    </w:p>
+    <w:p>
+      <w:r>
+        <w:t>________________________________________________________________</w:t>
+      </w:r>
+    </w:p>
     <w:sectPr>
       <w:pgSz w:w="12240" w:h="15840"/>
       <w:pgMar w:top="936" w:right="1008" w:bottom="936" w:left="1008" w:header="720" w:footer="720" w:gutter="0"/>

--- a/downloads/workbook/ai-3-week-33.docx
+++ b/downloads/workbook/ai-3-week-33.docx
@@ -1474,6 +1474,235 @@
         <w:t>________________________________________________________________</w:t>
       </w:r>
     </w:p>
+    <w:p>
+      <w:pPr>
+        <w:pStyle w:val="Heading1"/>
+      </w:pPr>
+      <w:r>
+        <w:t>20. Supported practice and learning evidence</w:t>
+      </w:r>
+    </w:p>
+    <w:p>
+      <w:r>
+        <w:t>Use this supported practice once, in the browser or on paper. Keep the reserved independent assessment for a separate first attempt before teacher feedback.</w:t>
+      </w:r>
+    </w:p>
+    <w:p>
+      <w:r>
+        <w:t>Plan a bounded study buddy around a small approved vocabulary corpus.</w:t>
+      </w:r>
+    </w:p>
+    <w:p>
+      <w:pPr>
+        <w:pStyle w:val="Heading3"/>
+      </w:pPr>
+      <w:r>
+        <w:t>Practice 1: explain the deciding evidence</w:t>
+      </w:r>
+    </w:p>
+    <w:p>
+      <w:r>
+        <w:t>Which labelled step matches this detail? “How do I cure this disease?” must produce an out-of-scope response, not a treatment guess.</w:t>
+      </w:r>
+    </w:p>
+    <w:p>
+      <w:r>
+        <w:t>1. Plan missing test</w:t>
+      </w:r>
+    </w:p>
+    <w:p>
+      <w:r>
+        <w:t>2. Plan normal test</w:t>
+      </w:r>
+    </w:p>
+    <w:p>
+      <w:r>
+        <w:t>3. Define contract</w:t>
+      </w:r>
+    </w:p>
+    <w:p>
+      <w:pPr>
+        <w:pStyle w:val="Heading3"/>
+      </w:pPr>
+      <w:r>
+        <w:t>My selected conclusion, deciding fact and explanation</w:t>
+      </w:r>
+    </w:p>
+    <w:p>
+      <w:r>
+        <w:t>________________________________________________________________</w:t>
+      </w:r>
+    </w:p>
+    <w:p>
+      <w:r>
+        <w:t>________________________________________________________________</w:t>
+      </w:r>
+    </w:p>
+    <w:p>
+      <w:r>
+        <w:t>________________________________________________________________</w:t>
+      </w:r>
+    </w:p>
+    <w:p>
+      <w:r>
+        <w:t>________________________________________________________________</w:t>
+      </w:r>
+    </w:p>
+    <w:p>
+      <w:r>
+        <w:t>________________________________________________________________</w:t>
+      </w:r>
+    </w:p>
+    <w:p>
+      <w:r>
+        <w:t>Hint if needed: Read the steps in the pictorial case. Match the supplied detail to the stage that performs or records it.</w:t>
+      </w:r>
+    </w:p>
+    <w:p>
+      <w:r>
+        <w:t>After your attempt, compare with the supported explanation: Plan missing test “How do I cure this disease?” must produce an out-of-scope response, not a treatment guess. Read the picture in order. “How do I cure this disease?” must produce an out-of-scope response, not a treatment guess. The arrows show which recorded input or intermediate result each decision uses. Explain the deciding step aloud before checking the changed case; pointing to the final answer alone does not show how it follows.</w:t>
+      </w:r>
+    </w:p>
+    <w:p>
+      <w:pPr>
+        <w:pStyle w:val="Heading3"/>
+      </w:pPr>
+      <w:r>
+        <w:t>Practice 2: explain the deciding evidence</w:t>
+      </w:r>
+    </w:p>
+    <w:p>
+      <w:r>
+        <w:t>Changed-case practice: The corpus gains a teacher-approved flower definition in V2. Which conclusion is supported by the supplied facts?</w:t>
+      </w:r>
+    </w:p>
+    <w:p>
+      <w:r>
+        <w:t>1. This one example guarantees correct results for every future input.</w:t>
+      </w:r>
+    </w:p>
+    <w:p>
+      <w:r>
+        <w:t>2. Add a flower test using V2 and record the corpus version.</w:t>
+      </w:r>
+    </w:p>
+    <w:p>
+      <w:r>
+        <w:t>3. We can decide the result without examining the changed input or the procedure.</w:t>
+      </w:r>
+    </w:p>
+    <w:p>
+      <w:pPr>
+        <w:pStyle w:val="Heading3"/>
+      </w:pPr>
+      <w:r>
+        <w:t>My selected conclusion, deciding fact and explanation</w:t>
+      </w:r>
+    </w:p>
+    <w:p>
+      <w:r>
+        <w:t>________________________________________________________________</w:t>
+      </w:r>
+    </w:p>
+    <w:p>
+      <w:r>
+        <w:t>________________________________________________________________</w:t>
+      </w:r>
+    </w:p>
+    <w:p>
+      <w:r>
+        <w:t>________________________________________________________________</w:t>
+      </w:r>
+    </w:p>
+    <w:p>
+      <w:r>
+        <w:t>________________________________________________________________</w:t>
+      </w:r>
+    </w:p>
+    <w:p>
+      <w:r>
+        <w:t>________________________________________________________________</w:t>
+      </w:r>
+    </w:p>
+    <w:p>
+      <w:r>
+        <w:t>Hint if needed: Use the changed condition and the deciding step in the pictorial trace. The answer must say what follows from those facts.</w:t>
+      </w:r>
+    </w:p>
+    <w:p>
+      <w:r>
+        <w:t>After your attempt, compare with the supported explanation: Add a flower test using V2 and record the corpus version. The evidence boundary changed explicitly; the earlier corpus could not support this new entry.</w:t>
+      </w:r>
+    </w:p>
+    <w:p>
+      <w:pPr>
+        <w:pStyle w:val="Heading3"/>
+      </w:pPr>
+      <w:r>
+        <w:t>Repair a missing building block</w:t>
+      </w:r>
+    </w:p>
+    <w:p>
+      <w:r>
+        <w:t>Review Human AI Workflow (ai-3/32). Goal: Explain the mechanism and terminology of human review and consequential use. Short practice: Why can H1’s approval not automatically approve H2? Point to the relevant step in the picture, then write the changed result and the rule or evidence that supports it.. Return to this week and explain what you changed.</w:t>
+      </w:r>
+    </w:p>
+    <w:p>
+      <w:r>
+        <w:t>Review Bias and Representation (ai-3/30). Goal: Explain the mechanism and terminology of representation and bias evaluation. Short practice: Explain why comparing six correct answers in each group would mislead. Point to the relevant step in the picture, then write the changed result and the rule or evidence that supports it.. Return to this week and explain what you changed.</w:t>
+      </w:r>
+    </w:p>
+    <w:p>
+      <w:r>
+        <w:t>Review Red Team the Product (ai-3/27). Goal: Explain the mechanism and terminology of red team exercises. Short practice: Why does the original test fail even if no upload succeeded? Point to the relevant step in the picture, then write the changed result and the rule or evidence that supports it.. Return to this week and explain what you changed.</w:t>
+      </w:r>
+    </w:p>
+    <w:p>
+      <w:pPr>
+        <w:pStyle w:val="Heading3"/>
+      </w:pPr>
+      <w:r>
+        <w:t>Keep your completed work</w:t>
+      </w:r>
+    </w:p>
+    <w:p>
+      <w:r>
+        <w:t>Use Download completed work in the hosted lesson to export your answers, reflections, practice feedback and code-run evidence. Open the HTML copy to read or print it. Drafts stay in this browser when storage is available; clear drafts on a shared device.</w:t>
+      </w:r>
+    </w:p>
+    <w:p>
+      <w:pPr>
+        <w:pStyle w:val="Heading3"/>
+      </w:pPr>
+      <w:r>
+        <w:t>What I repaired, the evidence I kept and the next test</w:t>
+      </w:r>
+    </w:p>
+    <w:p>
+      <w:r>
+        <w:t>________________________________________________________________</w:t>
+      </w:r>
+    </w:p>
+    <w:p>
+      <w:r>
+        <w:t>________________________________________________________________</w:t>
+      </w:r>
+    </w:p>
+    <w:p>
+      <w:r>
+        <w:t>________________________________________________________________</w:t>
+      </w:r>
+    </w:p>
+    <w:p>
+      <w:r>
+        <w:t>________________________________________________________________</w:t>
+      </w:r>
+    </w:p>
+    <w:p>
+      <w:r>
+        <w:t>________________________________________________________________</w:t>
+      </w:r>
+    </w:p>
     <w:sectPr>
       <w:pgSz w:w="12240" w:h="15840"/>
       <w:pgMar w:top="936" w:right="1008" w:bottom="936" w:left="1008" w:header="720" w:footer="720" w:gutter="0"/>

--- a/downloads/workbook/ai-3-week-33.docx
+++ b/downloads/workbook/ai-3-week-33.docx
@@ -30,6 +30,17 @@
     </w:p>
     <w:p>
       <w:r>
+        <w:t>Record your starting explanation for Capstone Design before opening notes. Show any later correction separately.</w:t>
+      </w:r>
+    </w:p>
+    <w:p>
+      <w:pPr>
+        <w:spacing w:line="336" w:lineRule="auto" w:after="180"/>
+      </w:pPr>
+      <w:r>
+        <w:rPr>
+          <w:b w:val="0"/>
+        </w:rPr>
         <w:t>Try the recall before opening notes. Then use a different colour or a labelled second line to correct your explanation.</w:t>
       </w:r>
     </w:p>
@@ -42,7 +53,13 @@
       </w:r>
     </w:p>
     <w:p>
-      <w:r>
+      <w:pPr>
+        <w:spacing w:line="336" w:lineRule="auto" w:after="180"/>
+      </w:pPr>
+      <w:r>
+        <w:rPr>
+          <w:b w:val="0"/>
+        </w:rPr>
         <w:t>Without opening the old lesson, explain one key idea from Human AI Workflow. Give an example and a mistake that the idea helps you avoid.</w:t>
       </w:r>
     </w:p>
@@ -78,7 +95,13 @@
       </w:r>
     </w:p>
     <w:p>
-      <w:r>
+      <w:pPr>
+        <w:spacing w:line="336" w:lineRule="auto" w:after="180"/>
+      </w:pPr>
+      <w:r>
+        <w:rPr>
+          <w:b w:val="0"/>
+        </w:rPr>
         <w:t>Without opening the old lesson, explain one key idea from Bias and Representation. Give an example and a mistake that the idea helps you avoid.</w:t>
       </w:r>
     </w:p>
@@ -114,7 +137,13 @@
       </w:r>
     </w:p>
     <w:p>
-      <w:r>
+      <w:pPr>
+        <w:spacing w:line="336" w:lineRule="auto" w:after="180"/>
+      </w:pPr>
+      <w:r>
+        <w:rPr>
+          <w:b w:val="0"/>
+        </w:rPr>
         <w:t>Without opening the old lesson, explain one key idea from Red Team the Product. Give an example and a mistake that the idea helps you avoid.</w:t>
       </w:r>
     </w:p>
@@ -151,7 +180,30 @@
     </w:p>
     <w:p>
       <w:r>
-        <w:t>Use W2: Trace the worked case for Capstone requirements and corpus. Record the answer once; the lesson and workbook refer to the same attempt.</w:t>
+        <w:t>Complete the supported Capstone Design trace and record the first step you can explain without help.</w:t>
+      </w:r>
+    </w:p>
+    <w:p>
+      <w:pPr>
+        <w:spacing w:line="336" w:lineRule="auto" w:after="180"/>
+      </w:pPr>
+      <w:r>
+        <w:rPr>
+          <w:b w:val="0"/>
+        </w:rPr>
+        <w:t xml:space="preserve">Use W2: Trace the worked case for Capstone </w:t>
+      </w:r>
+      <w:r>
+        <w:rPr>
+          <w:b/>
+        </w:rPr>
+        <w:t>requirement</w:t>
+      </w:r>
+      <w:r>
+        <w:rPr>
+          <w:b w:val="0"/>
+        </w:rPr>
+        <w:t>s and corpus. Record the answer once; the lesson and workbook refer to the same attempt.</w:t>
       </w:r>
     </w:p>
     <w:tbl>
@@ -279,7 +331,41 @@
     </w:p>
     <w:p>
       <w:r>
-        <w:t>Use the worked case for Capstone requirements and corpus. Proposed explanation: “The worked result establishes every future case”. Decide whether this explanation is supported. Point to the step or supplied fact that decides; explain your repair if needed.</w:t>
+        <w:t>Check the proposed Capstone Design explanation against the supplied facts before discussing it.</w:t>
+      </w:r>
+    </w:p>
+    <w:p>
+      <w:pPr>
+        <w:spacing w:line="336" w:lineRule="auto" w:after="180"/>
+      </w:pPr>
+      <w:r>
+        <w:rPr>
+          <w:b w:val="0"/>
+        </w:rPr>
+        <w:t xml:space="preserve">Use the worked case for Capstone </w:t>
+      </w:r>
+      <w:r>
+        <w:rPr>
+          <w:b/>
+        </w:rPr>
+        <w:t>requirement</w:t>
+      </w:r>
+      <w:r>
+        <w:rPr>
+          <w:b w:val="0"/>
+        </w:rPr>
+        <w:t>s and corpus. Proposed explanation: “The worked result establishes every future case”. Decide whether this explanation is supported.</w:t>
+      </w:r>
+    </w:p>
+    <w:p>
+      <w:pPr>
+        <w:spacing w:line="336" w:lineRule="auto" w:after="180"/>
+      </w:pPr>
+      <w:r>
+        <w:rPr>
+          <w:b w:val="0"/>
+        </w:rPr>
+        <w:t>Point to the step or supplied fact that decides; explain your repair if needed.</w:t>
       </w:r>
     </w:p>
     <w:p>
@@ -319,6 +405,11 @@
       </w:r>
     </w:p>
     <w:p>
+      <w:r>
+        <w:t>Write one first attempt at the reserved independent case before feedback. Repeated copies of that case refer to the same recorded attempt.</w:t>
+      </w:r>
+    </w:p>
+    <w:p>
       <w:pPr>
         <w:pStyle w:val="Heading3"/>
       </w:pPr>
@@ -327,7 +418,13 @@
       </w:r>
     </w:p>
     <w:p>
-      <w:r>
+      <w:pPr>
+        <w:spacing w:line="336" w:lineRule="auto" w:after="180"/>
+      </w:pPr>
+      <w:r>
+        <w:rPr>
+          <w:b w:val="0"/>
+        </w:rPr>
         <w:t>A science assistant may use only these notes: evaporation is liquid becoming vapour; condensation is vapour becoming liquid. Specify behavior for “Define evaporation”, “Explain it”, and “What is tomorrow’s weather?”.</w:t>
       </w:r>
     </w:p>
@@ -375,7 +472,13 @@
       </w:r>
     </w:p>
     <w:p>
-      <w:r>
+      <w:pPr>
+        <w:spacing w:line="336" w:lineRule="auto" w:after="180"/>
+      </w:pPr>
+      <w:r>
+        <w:rPr>
+          <w:b w:val="0"/>
+        </w:rPr>
         <w:t>Attempt this case before feedback. Record any help. Earlier examples below are further practice; a case already practised with feedback cannot establish fresh transfer.</w:t>
       </w:r>
     </w:p>
@@ -389,6 +492,17 @@
     </w:p>
     <w:p>
       <w:r>
+        <w:t>Connect the Capstone Design target to a trace and a justified conclusion.</w:t>
+      </w:r>
+    </w:p>
+    <w:p>
+      <w:pPr>
+        <w:spacing w:line="336" w:lineRule="auto" w:after="180"/>
+      </w:pPr>
+      <w:r>
+        <w:rPr>
+          <w:b w:val="0"/>
+        </w:rPr>
         <w:t>Design a chapter assistant with one answerable, one ambiguous and one unanswerable query. State the expected behaviour and one mandatory quality criterion.</w:t>
       </w:r>
     </w:p>
@@ -402,17 +516,58 @@
     </w:p>
     <w:p>
       <w:r>
-        <w:t>Capstone: answer from one approved chapter with citations and a missing-evidence fallback.</w:t>
-      </w:r>
-    </w:p>
-    <w:p>
-      <w:r>
+        <w:t>Solve the supplied Capstone Design case and show the deciding evidence.</w:t>
+      </w:r>
+    </w:p>
+    <w:p>
+      <w:pPr>
+        <w:spacing w:line="336" w:lineRule="auto" w:after="180"/>
+      </w:pPr>
+      <w:r>
+        <w:rPr>
+          <w:b w:val="0"/>
+        </w:rPr>
+        <w:t>Capstone: answer from one approved chapter with citations and a missing-</w:t>
+      </w:r>
+      <w:r>
+        <w:rPr>
+          <w:b/>
+        </w:rPr>
+        <w:t>evidence</w:t>
+      </w:r>
+      <w:r>
+        <w:rPr>
+          <w:b w:val="0"/>
+        </w:rPr>
+        <w:t xml:space="preserve"> fallback.</w:t>
+      </w:r>
+    </w:p>
+    <w:p>
+      <w:pPr>
+        <w:spacing w:line="336" w:lineRule="auto" w:after="180"/>
+      </w:pPr>
+      <w:r>
+        <w:rPr>
+          <w:b w:val="0"/>
+        </w:rPr>
         <w:t>Define acceptance tests.</w:t>
       </w:r>
     </w:p>
     <w:p>
-      <w:r>
-        <w:t>Show your trace, calculation or evidence</w:t>
+      <w:pPr>
+        <w:spacing w:line="336" w:lineRule="auto" w:after="180"/>
+      </w:pPr>
+      <w:r>
+        <w:rPr>
+          <w:b w:val="0"/>
+        </w:rPr>
+        <w:t xml:space="preserve">Show your trace, calculation or </w:t>
+      </w:r>
+      <w:r>
+        <w:rPr>
+          <w:b/>
+        </w:rPr>
+        <w:t>evidence</w:t>
       </w:r>
     </w:p>
     <w:p>
@@ -458,11 +613,28 @@
     </w:p>
     <w:p>
       <w:r>
+        <w:t>Apply the procedure to the changed case and record why the conclusion follows.</w:t>
+      </w:r>
+    </w:p>
+    <w:p>
+      <w:pPr>
+        <w:spacing w:line="336" w:lineRule="auto" w:after="180"/>
+      </w:pPr>
+      <w:r>
+        <w:rPr>
+          <w:b w:val="0"/>
+        </w:rPr>
         <w:t>The capstone goal is helps students. Rewrite it as an observable test for a passage-based study assistant.</w:t>
       </w:r>
     </w:p>
     <w:p>
-      <w:r>
+      <w:pPr>
+        <w:spacing w:line="336" w:lineRule="auto" w:after="180"/>
+      </w:pPr>
+      <w:r>
+        <w:rPr>
+          <w:b w:val="0"/>
+        </w:rPr>
         <w:t>My independent answer and reason</w:t>
       </w:r>
     </w:p>
@@ -517,7 +689,30 @@
     </w:p>
     <w:p>
       <w:r>
-        <w:t>Create a changed input, boundary case or missing-information case. Write the expected answer or safe response before testing.</w:t>
+        <w:t>Specify a changed input, expected result and observation separately.</w:t>
+      </w:r>
+    </w:p>
+    <w:p>
+      <w:pPr>
+        <w:spacing w:line="336" w:lineRule="auto" w:after="180"/>
+      </w:pPr>
+      <w:r>
+        <w:rPr>
+          <w:b w:val="0"/>
+        </w:rPr>
+        <w:t xml:space="preserve">Create a changed </w:t>
+      </w:r>
+      <w:r>
+        <w:rPr>
+          <w:b/>
+        </w:rPr>
+        <w:t>input</w:t>
+      </w:r>
+      <w:r>
+        <w:rPr>
+          <w:b w:val="0"/>
+        </w:rPr>
+        <w:t>, boundary case or missing-information case. Write the expected answer or safe response before testing.</w:t>
       </w:r>
     </w:p>
     <w:tbl>
@@ -646,12 +841,41 @@
     </w:p>
     <w:p>
       <w:r>
+        <w:t>Justify what Capstone Design adds to Verified Study Buddy and keep the evidence.</w:t>
+      </w:r>
+    </w:p>
+    <w:p>
+      <w:pPr>
+        <w:spacing w:line="336" w:lineRule="auto" w:after="180"/>
+      </w:pPr>
+      <w:r>
+        <w:rPr>
+          <w:b w:val="0"/>
+        </w:rPr>
         <w:t>Freeze the Study Buddy v1 design and acceptance tests before implementation.</w:t>
       </w:r>
     </w:p>
     <w:p>
-      <w:r>
-        <w:t>The project change and evidence I will keep</w:t>
+      <w:pPr>
+        <w:spacing w:line="336" w:lineRule="auto" w:after="180"/>
+      </w:pPr>
+      <w:r>
+        <w:rPr>
+          <w:b w:val="0"/>
+        </w:rPr>
+        <w:t xml:space="preserve">The project change and </w:t>
+      </w:r>
+      <w:r>
+        <w:rPr>
+          <w:b/>
+        </w:rPr>
+        <w:t>evidence</w:t>
+      </w:r>
+      <w:r>
+        <w:rPr>
+          <w:b w:val="0"/>
+        </w:rPr>
+        <w:t xml:space="preserve"> I will keep</w:t>
       </w:r>
     </w:p>
     <w:p>
@@ -697,11 +921,54 @@
     </w:p>
     <w:p>
       <w:r>
-        <w:t>I can explain the mechanism. I can show evidence. I can handle a changed case. I can name a limit. Mark each as not yet, with help or independently, and attach supporting work.</w:t>
-      </w:r>
-    </w:p>
-    <w:p>
-      <w:r>
+        <w:t>Judge explanation, evidence, transfer and limits separately; attach the work behind your judgement.</w:t>
+      </w:r>
+    </w:p>
+    <w:p>
+      <w:pPr>
+        <w:pStyle w:val="ListBullet"/>
+      </w:pPr>
+      <w:r>
+        <w:t>I can explain the mechanism.</w:t>
+      </w:r>
+    </w:p>
+    <w:p>
+      <w:pPr>
+        <w:pStyle w:val="ListBullet"/>
+      </w:pPr>
+      <w:r>
+        <w:t>I can show evidence.</w:t>
+      </w:r>
+    </w:p>
+    <w:p>
+      <w:pPr>
+        <w:pStyle w:val="ListBullet"/>
+      </w:pPr>
+      <w:r>
+        <w:t>I can handle a changed case.</w:t>
+      </w:r>
+    </w:p>
+    <w:p>
+      <w:pPr>
+        <w:pStyle w:val="ListBullet"/>
+      </w:pPr>
+      <w:r>
+        <w:t>I can name a limit.</w:t>
+      </w:r>
+    </w:p>
+    <w:p>
+      <w:r>
+        <w:t>Mark each as not yet, with help or independently, and attach supporting work.</w:t>
+      </w:r>
+    </w:p>
+    <w:p>
+      <w:pPr>
+        <w:spacing w:line="336" w:lineRule="auto" w:after="180"/>
+      </w:pPr>
+      <w:r>
+        <w:rPr>
+          <w:b w:val="0"/>
+        </w:rPr>
         <w:t>Teacher review ____________________  Next step ____________________</w:t>
       </w:r>
     </w:p>
@@ -715,6 +982,17 @@
     </w:p>
     <w:p>
       <w:r>
+        <w:t>Use this earlier case as transfer practice. A case already discussed with feedback is not fresh assessment evidence.</w:t>
+      </w:r>
+    </w:p>
+    <w:p>
+      <w:pPr>
+        <w:spacing w:line="336" w:lineRule="auto" w:after="180"/>
+      </w:pPr>
+      <w:r>
+        <w:rPr>
+          <w:b w:val="0"/>
+        </w:rPr>
         <w:t>Design a chapter assistant with one answerable, one ambiguous and one unanswerable query. State the expected behaviour and one mandatory quality criterion.</w:t>
       </w:r>
     </w:p>
@@ -762,7 +1040,13 @@
       </w:r>
     </w:p>
     <w:p>
-      <w:r>
+      <w:pPr>
+        <w:spacing w:line="336" w:lineRule="auto" w:after="180"/>
+      </w:pPr>
+      <w:r>
+        <w:rPr>
+          <w:b w:val="0"/>
+        </w:rPr>
         <w:t>Record support used: none, hint or teacher explanation.</w:t>
       </w:r>
     </w:p>
@@ -776,7 +1060,54 @@
     </w:p>
     <w:p>
       <w:r>
-        <w:t>Explain the weekly mechanism in your own words. Use the worked scenario to name its input, decision rule and output.</w:t>
+        <w:t>Explain the mechanism. Apply the supplied Capstone Design facts and keep your reasoning.</w:t>
+      </w:r>
+    </w:p>
+    <w:p>
+      <w:pPr>
+        <w:spacing w:line="336" w:lineRule="auto" w:after="180"/>
+      </w:pPr>
+      <w:r>
+        <w:rPr>
+          <w:b w:val="0"/>
+        </w:rPr>
+        <w:t xml:space="preserve">Explain the weekly </w:t>
+      </w:r>
+      <w:r>
+        <w:rPr>
+          <w:b/>
+        </w:rPr>
+        <w:t>mechanism</w:t>
+      </w:r>
+      <w:r>
+        <w:rPr>
+          <w:b w:val="0"/>
+        </w:rPr>
+        <w:t xml:space="preserve"> in your own words. Use the worked scenario to name its </w:t>
+      </w:r>
+      <w:r>
+        <w:rPr>
+          <w:b/>
+        </w:rPr>
+        <w:t>input</w:t>
+      </w:r>
+      <w:r>
+        <w:rPr>
+          <w:b w:val="0"/>
+        </w:rPr>
+        <w:t xml:space="preserve">, decision rule and </w:t>
+      </w:r>
+      <w:r>
+        <w:rPr>
+          <w:b/>
+        </w:rPr>
+        <w:t>output</w:t>
+      </w:r>
+      <w:r>
+        <w:rPr>
+          <w:b w:val="0"/>
+        </w:rPr>
+        <w:t>.</w:t>
       </w:r>
     </w:p>
     <w:p>
@@ -827,6 +1158,17 @@
     </w:p>
     <w:p>
       <w:r>
+        <w:t>Trace the worked case. Apply the supplied Capstone Design facts and keep your reasoning.</w:t>
+      </w:r>
+    </w:p>
+    <w:p>
+      <w:pPr>
+        <w:spacing w:line="336" w:lineRule="auto" w:after="180"/>
+      </w:pPr>
+      <w:r>
+        <w:rPr>
+          <w:b w:val="0"/>
+        </w:rPr>
         <w:t>Student room assistant corpus contains public register P, teacher-only guide T and current approval A. It must report approved room capacity or needs_review. Show the intermediate steps and give the conclusion with its scope.</w:t>
       </w:r>
     </w:p>
@@ -883,7 +1225,41 @@
     </w:p>
     <w:p>
       <w:r>
-        <w:t>A report omits this qualification: A complete capstone plan is not evidence that the implementation meets it; evaluate after building. Explain how omitting it could change a reader's interpretation, and write an accurate replacement.</w:t>
+        <w:t>Audit the limit. Apply the supplied Capstone Design facts and keep your reasoning.</w:t>
+      </w:r>
+    </w:p>
+    <w:p>
+      <w:pPr>
+        <w:spacing w:line="336" w:lineRule="auto" w:after="180"/>
+      </w:pPr>
+      <w:r>
+        <w:rPr>
+          <w:b w:val="0"/>
+        </w:rPr>
+        <w:t xml:space="preserve">A report omits this qualification: A complete capstone plan is not </w:t>
+      </w:r>
+      <w:r>
+        <w:rPr>
+          <w:b/>
+        </w:rPr>
+        <w:t>evidence</w:t>
+      </w:r>
+      <w:r>
+        <w:rPr>
+          <w:b w:val="0"/>
+        </w:rPr>
+        <w:t xml:space="preserve"> that the implementation meets it; evaluate after building.</w:t>
+      </w:r>
+    </w:p>
+    <w:p>
+      <w:pPr>
+        <w:spacing w:line="336" w:lineRule="auto" w:after="180"/>
+      </w:pPr>
+      <w:r>
+        <w:rPr>
+          <w:b w:val="0"/>
+        </w:rPr>
+        <w:t>Explain how omitting it could change a reader's interpretation, and write an accurate replacement.</w:t>
       </w:r>
     </w:p>
     <w:p>
@@ -934,7 +1310,30 @@
     </w:p>
     <w:p>
       <w:r>
-        <w:t>Student equipment assistant has public inventory I, restricted purchase ledger L and public booking notice B. Define eligible corpus, baseline and a missing-evidence test.</w:t>
+        <w:t>Attempt before feedback. If this repeats the selected independent case, reuse that first attempt; otherwise keep a separate record. Apply a new case independently. Apply the supplied Capstone Design facts and keep your reasoning.</w:t>
+      </w:r>
+    </w:p>
+    <w:p>
+      <w:pPr>
+        <w:spacing w:line="336" w:lineRule="auto" w:after="180"/>
+      </w:pPr>
+      <w:r>
+        <w:rPr>
+          <w:b w:val="0"/>
+        </w:rPr>
+        <w:t>Student equipment assistant has public inventory I, restricted purchase ledger L and public booking notice B. Define eligible corpus, baseline and a missing-</w:t>
+      </w:r>
+      <w:r>
+        <w:rPr>
+          <w:b/>
+        </w:rPr>
+        <w:t>evidence</w:t>
+      </w:r>
+      <w:r>
+        <w:rPr>
+          <w:b w:val="0"/>
+        </w:rPr>
+        <w:t xml:space="preserve"> test.</w:t>
       </w:r>
     </w:p>
     <w:p>
@@ -995,7 +1394,29 @@
     </w:p>
     <w:p>
       <w:r>
-        <w:t>For the worked scenario, propose one additional case that could reveal a failure, describe its expected outcome before running it, and explain what would need to remain fixed for a fair comparison. Do not reuse W4 as a new final test after receiving feedback.</w:t>
+        <w:t>Design a revealing follow-up. Apply the supplied Capstone Design facts and keep your reasoning.</w:t>
+      </w:r>
+    </w:p>
+    <w:p>
+      <w:pPr>
+        <w:spacing w:line="336" w:lineRule="auto" w:after="180"/>
+      </w:pPr>
+      <w:r>
+        <w:rPr>
+          <w:b w:val="0"/>
+        </w:rPr>
+        <w:t>For the worked scenario, propose one additional case that could reveal a failure, describe its expected outcome before running it, and explain what would need to remain fixed for a fair comparison.</w:t>
+      </w:r>
+    </w:p>
+    <w:p>
+      <w:pPr>
+        <w:spacing w:line="336" w:lineRule="auto" w:after="180"/>
+      </w:pPr>
+      <w:r>
+        <w:rPr>
+          <w:b w:val="0"/>
+        </w:rPr>
+        <w:t>Do not reuse W4 as a new final test after receiving feedback.</w:t>
       </w:r>
     </w:p>
     <w:p>
@@ -1047,6 +1468,11 @@
       </w:pPr>
       <w:r>
         <w:t>17. Feedback, return check and learning record</w:t>
+      </w:r>
+    </w:p>
+    <w:p>
+      <w:r>
+        <w:t>Record the first repaired step and a different case to revisit after a delay.</w:t>
       </w:r>
     </w:p>
     <w:tbl>
@@ -1186,7 +1612,13 @@
       </w:tr>
     </w:tbl>
     <w:p>
-      <w:r>
+      <w:pPr>
+        <w:spacing w:line="336" w:lineRule="auto" w:after="180"/>
+      </w:pPr>
+      <w:r>
+        <w:rPr>
+          <w:b w:val="0"/>
+        </w:rPr>
         <w:t>Revisit this idea with your teacher after a delay. Familiarity is different from explaining and using it on a changed case.</w:t>
       </w:r>
     </w:p>
@@ -1200,17 +1632,52 @@
     </w:p>
     <w:p>
       <w:r>
+        <w:t>Plan a bounded study buddy around a small approved vocabulary corpus. Explain the labelled step before checking the changed condition.</w:t>
+      </w:r>
+    </w:p>
+    <w:p>
+      <w:pPr>
+        <w:spacing w:line="336" w:lineRule="auto" w:after="180"/>
+      </w:pPr>
+      <w:r>
+        <w:rPr>
+          <w:b w:val="0"/>
+        </w:rPr>
         <w:t>Plan a bounded study buddy around a small approved vocabulary corpus.</w:t>
       </w:r>
     </w:p>
     <w:p>
-      <w:r>
+      <w:pPr>
+        <w:spacing w:line="336" w:lineRule="auto" w:after="180"/>
+      </w:pPr>
+      <w:r>
+        <w:rPr>
+          <w:b w:val="0"/>
+        </w:rPr>
         <w:t>Corpus V1 defines roots, stem and leaf. It contains no plant disease treatment. Success requires a source reference; missing definitions require a clear fallback.</w:t>
       </w:r>
     </w:p>
     <w:p>
-      <w:r>
-        <w:t>All inputs and outcomes in this worked example are invented classroom data; no real model run is claimed.</w:t>
+      <w:pPr>
+        <w:spacing w:line="336" w:lineRule="auto" w:after="180"/>
+      </w:pPr>
+      <w:r>
+        <w:rPr>
+          <w:b w:val="0"/>
+        </w:rPr>
+        <w:t xml:space="preserve">All </w:t>
+      </w:r>
+      <w:r>
+        <w:rPr>
+          <w:b/>
+        </w:rPr>
+        <w:t>input</w:t>
+      </w:r>
+      <w:r>
+        <w:rPr>
+          <w:b w:val="0"/>
+        </w:rPr>
+        <w:t>s and outcomes in this worked example are invented classroom data; no real model run is claimed.</w:t>
       </w:r>
     </w:p>
     <w:p>
@@ -1250,8 +1717,26 @@
       </w:r>
     </w:p>
     <w:p>
-      <w:r>
-        <w:t>What should the project plan record before the new flower test? Point to the relevant step in the picture, then write the changed result and the rule or evidence that supports it.</w:t>
+      <w:pPr>
+        <w:spacing w:line="336" w:lineRule="auto" w:after="180"/>
+      </w:pPr>
+      <w:r>
+        <w:rPr>
+          <w:b w:val="0"/>
+        </w:rPr>
+        <w:t xml:space="preserve">What should the project plan record before the new flower test? Point to the relevant step in the picture, then write the changed result and the rule or </w:t>
+      </w:r>
+      <w:r>
+        <w:rPr>
+          <w:b/>
+        </w:rPr>
+        <w:t>evidence</w:t>
+      </w:r>
+      <w:r>
+        <w:rPr>
+          <w:b w:val="0"/>
+        </w:rPr>
+        <w:t xml:space="preserve"> that supports it.</w:t>
       </w:r>
     </w:p>
     <w:p>
@@ -1293,13 +1778,69 @@
       </w:r>
     </w:p>
     <w:p>
-      <w:r>
-        <w:t>Support used: alone / hint / worked example. This record is practice evidence.</w:t>
-      </w:r>
-    </w:p>
-    <w:p>
-      <w:r>
-        <w:t>Project connection: For your Verified Study Buddy, save the input, procedure, observed result and limitation of this check. Label this worked example as practice; use a different, previously unreviewed case when checking independent understanding.</w:t>
+      <w:pPr>
+        <w:pStyle w:val="Heading3"/>
+      </w:pPr>
+      <w:r>
+        <w:t>Record the help used</w:t>
+      </w:r>
+    </w:p>
+    <w:p>
+      <w:pPr>
+        <w:spacing w:line="336" w:lineRule="auto" w:after="180"/>
+        <w:shd w:fill="F1F6F8"/>
+      </w:pPr>
+      <w:r>
+        <w:rPr>
+          <w:b w:val="0"/>
+        </w:rPr>
+        <w:t xml:space="preserve">Support used: alone / hint / worked example. This record is practice </w:t>
+      </w:r>
+      <w:r>
+        <w:rPr>
+          <w:b/>
+        </w:rPr>
+        <w:t>evidence</w:t>
+      </w:r>
+      <w:r>
+        <w:rPr>
+          <w:b w:val="0"/>
+        </w:rPr>
+        <w:t>.</w:t>
+      </w:r>
+    </w:p>
+    <w:p>
+      <w:pPr>
+        <w:spacing w:line="336" w:lineRule="auto" w:after="180"/>
+      </w:pPr>
+      <w:r>
+        <w:rPr>
+          <w:b w:val="0"/>
+        </w:rPr>
+        <w:t xml:space="preserve">Project connection: For your Verified Study Buddy, save the </w:t>
+      </w:r>
+      <w:r>
+        <w:rPr>
+          <w:b/>
+        </w:rPr>
+        <w:t>input</w:t>
+      </w:r>
+      <w:r>
+        <w:rPr>
+          <w:b w:val="0"/>
+        </w:rPr>
+        <w:t>, procedure, observed result and limitation of this check.</w:t>
+      </w:r>
+    </w:p>
+    <w:p>
+      <w:pPr>
+        <w:spacing w:line="336" w:lineRule="auto" w:after="180"/>
+      </w:pPr>
+      <w:r>
+        <w:rPr>
+          <w:b w:val="0"/>
+        </w:rPr>
+        <w:t>Label this worked example as practice; use a different, previously unreviewed case when checking independent understanding.</w:t>
       </w:r>
     </w:p>
     <w:p>
@@ -1312,17 +1853,75 @@
     </w:p>
     <w:p>
       <w:r>
+        <w:t>Keep this week’s input, deciding step, result and limit together in the Verified Study Buddy record.</w:t>
+      </w:r>
+    </w:p>
+    <w:p>
+      <w:pPr>
+        <w:spacing w:line="336" w:lineRule="auto" w:after="180"/>
+      </w:pPr>
+      <w:r>
+        <w:rPr>
+          <w:b w:val="0"/>
+        </w:rPr>
         <w:t>Project: Verified Study Buddy</w:t>
       </w:r>
     </w:p>
     <w:p>
-      <w:r>
-        <w:t>Current milestone: Present and defend. Demonstrate the system, explain one failure and justify the next improvement with evidence.</w:t>
-      </w:r>
-    </w:p>
-    <w:p>
-      <w:r>
-        <w:t>For your Verified Study Buddy, save the input, procedure, observed result and limitation of this check. Label this worked example as practice; use a different, previously unreviewed case when checking independent understanding.</w:t>
+      <w:pPr>
+        <w:spacing w:line="336" w:lineRule="auto" w:after="180"/>
+      </w:pPr>
+      <w:r>
+        <w:rPr>
+          <w:b w:val="0"/>
+        </w:rPr>
+        <w:t xml:space="preserve">Current milestone: Present and defend. Demonstrate the system, explain one failure and justify the next improvement with </w:t>
+      </w:r>
+      <w:r>
+        <w:rPr>
+          <w:b/>
+        </w:rPr>
+        <w:t>evidence</w:t>
+      </w:r>
+      <w:r>
+        <w:rPr>
+          <w:b w:val="0"/>
+        </w:rPr>
+        <w:t>.</w:t>
+      </w:r>
+    </w:p>
+    <w:p>
+      <w:pPr>
+        <w:spacing w:line="336" w:lineRule="auto" w:after="180"/>
+      </w:pPr>
+      <w:r>
+        <w:rPr>
+          <w:b w:val="0"/>
+        </w:rPr>
+        <w:t xml:space="preserve">For your Verified Study Buddy, save the </w:t>
+      </w:r>
+      <w:r>
+        <w:rPr>
+          <w:b/>
+        </w:rPr>
+        <w:t>input</w:t>
+      </w:r>
+      <w:r>
+        <w:rPr>
+          <w:b w:val="0"/>
+        </w:rPr>
+        <w:t>, procedure, observed result and limitation of this check.</w:t>
+      </w:r>
+    </w:p>
+    <w:p>
+      <w:pPr>
+        <w:spacing w:line="336" w:lineRule="auto" w:after="180"/>
+      </w:pPr>
+      <w:r>
+        <w:rPr>
+          <w:b w:val="0"/>
+        </w:rPr>
+        <w:t>Label this worked example as practice; use a different, previously unreviewed case when checking independent understanding.</w:t>
       </w:r>
     </w:p>
     <w:tbl>
@@ -1484,11 +2083,28 @@
     </w:p>
     <w:p>
       <w:r>
+        <w:t>Try the supported questions before comparing with hints and feedback. Record what you repaired and the evidence you retained.</w:t>
+      </w:r>
+    </w:p>
+    <w:p>
+      <w:pPr>
+        <w:spacing w:line="336" w:lineRule="auto" w:after="180"/>
+      </w:pPr>
+      <w:r>
+        <w:rPr>
+          <w:b w:val="0"/>
+        </w:rPr>
         <w:t>Use this supported practice once, in the browser or on paper. Keep the reserved independent assessment for a separate first attempt before teacher feedback.</w:t>
       </w:r>
     </w:p>
     <w:p>
-      <w:r>
+      <w:pPr>
+        <w:spacing w:line="336" w:lineRule="auto" w:after="180"/>
+      </w:pPr>
+      <w:r>
+        <w:rPr>
+          <w:b w:val="0"/>
+        </w:rPr>
         <w:t>Plan a bounded study buddy around a small approved vocabulary corpus.</w:t>
       </w:r>
     </w:p>
@@ -1501,22 +2117,49 @@
       </w:r>
     </w:p>
     <w:p>
-      <w:r>
+      <w:pPr>
+        <w:spacing w:line="336" w:lineRule="auto" w:after="180"/>
+      </w:pPr>
+      <w:r>
+        <w:rPr>
+          <w:b w:val="0"/>
+        </w:rPr>
         <w:t>Which labelled step matches this detail? “How do I cure this disease?” must produce an out-of-scope response, not a treatment guess.</w:t>
       </w:r>
     </w:p>
     <w:p>
-      <w:r>
+      <w:pPr>
+        <w:spacing w:line="336" w:lineRule="auto" w:after="180"/>
+        <w:shd w:fill="F4F9FC"/>
+      </w:pPr>
+      <w:r>
+        <w:rPr>
+          <w:b w:val="0"/>
+        </w:rPr>
         <w:t>1. Plan missing test</w:t>
       </w:r>
     </w:p>
     <w:p>
-      <w:r>
+      <w:pPr>
+        <w:spacing w:line="336" w:lineRule="auto" w:after="180"/>
+        <w:shd w:fill="F4F9FC"/>
+      </w:pPr>
+      <w:r>
+        <w:rPr>
+          <w:b w:val="0"/>
+        </w:rPr>
         <w:t>2. Plan normal test</w:t>
       </w:r>
     </w:p>
     <w:p>
-      <w:r>
+      <w:pPr>
+        <w:spacing w:line="336" w:lineRule="auto" w:after="180"/>
+        <w:shd w:fill="F4F9FC"/>
+      </w:pPr>
+      <w:r>
+        <w:rPr>
+          <w:b w:val="0"/>
+        </w:rPr>
         <w:t>3. Define contract</w:t>
       </w:r>
     </w:p>
@@ -1554,41 +2197,167 @@
       </w:r>
     </w:p>
     <w:p>
-      <w:r>
+      <w:pPr>
+        <w:pStyle w:val="Heading3"/>
+      </w:pPr>
+      <w:r>
+        <w:t>Hint · try first</w:t>
+      </w:r>
+    </w:p>
+    <w:p>
+      <w:pPr>
+        <w:spacing w:line="336" w:lineRule="auto" w:after="180"/>
+        <w:shd w:fill="F1F6F8"/>
+      </w:pPr>
+      <w:r>
+        <w:rPr>
+          <w:b w:val="0"/>
+        </w:rPr>
         <w:t>Hint if needed: Read the steps in the pictorial case. Match the supplied detail to the stage that performs or records it.</w:t>
       </w:r>
     </w:p>
     <w:p>
-      <w:r>
-        <w:t>After your attempt, compare with the supported explanation: Plan missing test “How do I cure this disease?” must produce an out-of-scope response, not a treatment guess. Read the picture in order. “How do I cure this disease?” must produce an out-of-scope response, not a treatment guess. The arrows show which recorded input or intermediate result each decision uses. Explain the deciding step aloud before checking the changed case; pointing to the final answer alone does not show how it follows.</w:t>
-      </w:r>
-    </w:p>
-    <w:p>
       <w:pPr>
         <w:pStyle w:val="Heading3"/>
       </w:pPr>
       <w:r>
+        <w:t>Feedback · compare after trying</w:t>
+      </w:r>
+    </w:p>
+    <w:p>
+      <w:pPr>
+        <w:spacing w:line="336" w:lineRule="auto" w:after="180"/>
+        <w:shd w:fill="F1F6FC"/>
+      </w:pPr>
+      <w:r>
+        <w:rPr>
+          <w:b w:val="0"/>
+        </w:rPr>
+        <w:t>After your attempt, compare with the supported explanation: Plan missing test “How do I cure this disease?” must produce an out-of-scope response, not a treatment guess. Read the picture in order.</w:t>
+      </w:r>
+    </w:p>
+    <w:p>
+      <w:pPr>
+        <w:spacing w:line="336" w:lineRule="auto" w:after="180"/>
+        <w:shd w:fill="F1F6FC"/>
+      </w:pPr>
+      <w:r>
+        <w:rPr>
+          <w:b w:val="0"/>
+        </w:rPr>
+        <w:t xml:space="preserve">“How do I cure this disease?” must produce an out-of-scope response, not a treatment guess. The arrows show which recorded </w:t>
+      </w:r>
+      <w:r>
+        <w:rPr>
+          <w:b/>
+        </w:rPr>
+        <w:t>input</w:t>
+      </w:r>
+      <w:r>
+        <w:rPr>
+          <w:b w:val="0"/>
+        </w:rPr>
+        <w:t xml:space="preserve"> or intermediate result each decision uses.</w:t>
+      </w:r>
+    </w:p>
+    <w:p>
+      <w:pPr>
+        <w:spacing w:line="336" w:lineRule="auto" w:after="180"/>
+        <w:shd w:fill="F1F6FC"/>
+      </w:pPr>
+      <w:r>
+        <w:rPr>
+          <w:b w:val="0"/>
+        </w:rPr>
+        <w:t>Explain the deciding step aloud before checking the changed case; pointing to the final answer alone does not show how it follows.</w:t>
+      </w:r>
+    </w:p>
+    <w:p>
+      <w:pPr>
+        <w:pStyle w:val="Heading3"/>
+      </w:pPr>
+      <w:r>
         <w:t>Practice 2: explain the deciding evidence</w:t>
       </w:r>
     </w:p>
     <w:p>
-      <w:r>
+      <w:pPr>
+        <w:pStyle w:val="Heading3"/>
+      </w:pPr>
+      <w:r>
+        <w:t>Changed case · predict first</w:t>
+      </w:r>
+    </w:p>
+    <w:p>
+      <w:pPr>
+        <w:spacing w:line="336" w:lineRule="auto" w:after="180"/>
+        <w:shd w:fill="F5F1FB"/>
+      </w:pPr>
+      <w:r>
+        <w:rPr>
+          <w:b w:val="0"/>
+        </w:rPr>
         <w:t>Changed-case practice: The corpus gains a teacher-approved flower definition in V2. Which conclusion is supported by the supplied facts?</w:t>
       </w:r>
     </w:p>
     <w:p>
-      <w:r>
-        <w:t>1. This one example guarantees correct results for every future input.</w:t>
-      </w:r>
-    </w:p>
-    <w:p>
-      <w:r>
+      <w:pPr>
+        <w:spacing w:line="336" w:lineRule="auto" w:after="180"/>
+        <w:shd w:fill="F4F9FC"/>
+      </w:pPr>
+      <w:r>
+        <w:rPr>
+          <w:b w:val="0"/>
+        </w:rPr>
+        <w:t xml:space="preserve">1. This one example guarantees correct results for every future </w:t>
+      </w:r>
+      <w:r>
+        <w:rPr>
+          <w:b/>
+        </w:rPr>
+        <w:t>input</w:t>
+      </w:r>
+      <w:r>
+        <w:rPr>
+          <w:b w:val="0"/>
+        </w:rPr>
+        <w:t>.</w:t>
+      </w:r>
+    </w:p>
+    <w:p>
+      <w:pPr>
+        <w:spacing w:line="336" w:lineRule="auto" w:after="180"/>
+        <w:shd w:fill="F4F9FC"/>
+      </w:pPr>
+      <w:r>
+        <w:rPr>
+          <w:b w:val="0"/>
+        </w:rPr>
         <w:t>2. Add a flower test using V2 and record the corpus version.</w:t>
       </w:r>
     </w:p>
     <w:p>
-      <w:r>
-        <w:t>3. We can decide the result without examining the changed input or the procedure.</w:t>
+      <w:pPr>
+        <w:spacing w:line="336" w:lineRule="auto" w:after="180"/>
+        <w:shd w:fill="F4F9FC"/>
+      </w:pPr>
+      <w:r>
+        <w:rPr>
+          <w:b w:val="0"/>
+        </w:rPr>
+        <w:t xml:space="preserve">3. We can decide the result without examining the changed </w:t>
+      </w:r>
+      <w:r>
+        <w:rPr>
+          <w:b/>
+        </w:rPr>
+        <w:t>input</w:t>
+      </w:r>
+      <w:r>
+        <w:rPr>
+          <w:b w:val="0"/>
+        </w:rPr>
+        <w:t xml:space="preserve"> or the procedure.</w:t>
       </w:r>
     </w:p>
     <w:p>
@@ -1625,36 +2394,201 @@
       </w:r>
     </w:p>
     <w:p>
-      <w:r>
+      <w:pPr>
+        <w:pStyle w:val="Heading3"/>
+      </w:pPr>
+      <w:r>
+        <w:t>Hint · try first</w:t>
+      </w:r>
+    </w:p>
+    <w:p>
+      <w:pPr>
+        <w:spacing w:line="336" w:lineRule="auto" w:after="180"/>
+        <w:shd w:fill="F1F6F8"/>
+      </w:pPr>
+      <w:r>
+        <w:rPr>
+          <w:b w:val="0"/>
+        </w:rPr>
         <w:t>Hint if needed: Use the changed condition and the deciding step in the pictorial trace. The answer must say what follows from those facts.</w:t>
       </w:r>
     </w:p>
     <w:p>
-      <w:r>
-        <w:t>After your attempt, compare with the supported explanation: Add a flower test using V2 and record the corpus version. The evidence boundary changed explicitly; the earlier corpus could not support this new entry.</w:t>
-      </w:r>
-    </w:p>
-    <w:p>
       <w:pPr>
         <w:pStyle w:val="Heading3"/>
       </w:pPr>
       <w:r>
+        <w:t>Feedback · compare after trying</w:t>
+      </w:r>
+    </w:p>
+    <w:p>
+      <w:pPr>
+        <w:spacing w:line="336" w:lineRule="auto" w:after="180"/>
+        <w:shd w:fill="F1F6FC"/>
+      </w:pPr>
+      <w:r>
+        <w:rPr>
+          <w:b w:val="0"/>
+        </w:rPr>
+        <w:t xml:space="preserve">After your attempt, compare with the supported explanation: Add a flower test using V2 and record the corpus version. The </w:t>
+      </w:r>
+      <w:r>
+        <w:rPr>
+          <w:b/>
+        </w:rPr>
+        <w:t>evidence</w:t>
+      </w:r>
+      <w:r>
+        <w:rPr>
+          <w:b w:val="0"/>
+        </w:rPr>
+        <w:t xml:space="preserve"> boundary changed explicitly; the earlier corpus could not support this new entry.</w:t>
+      </w:r>
+    </w:p>
+    <w:p>
+      <w:pPr>
+        <w:pStyle w:val="Heading3"/>
+      </w:pPr>
+      <w:r>
         <w:t>Repair a missing building block</w:t>
       </w:r>
     </w:p>
     <w:p>
-      <w:r>
-        <w:t>Review Human AI Workflow (ai-3/32). Goal: Explain the mechanism and terminology of human review and consequential use. Short practice: Why can H1’s approval not automatically approve H2? Point to the relevant step in the picture, then write the changed result and the rule or evidence that supports it.. Return to this week and explain what you changed.</w:t>
-      </w:r>
-    </w:p>
-    <w:p>
-      <w:r>
-        <w:t>Review Bias and Representation (ai-3/30). Goal: Explain the mechanism and terminology of representation and bias evaluation. Short practice: Explain why comparing six correct answers in each group would mislead. Point to the relevant step in the picture, then write the changed result and the rule or evidence that supports it.. Return to this week and explain what you changed.</w:t>
-      </w:r>
-    </w:p>
-    <w:p>
-      <w:r>
-        <w:t>Review Red Team the Product (ai-3/27). Goal: Explain the mechanism and terminology of red team exercises. Short practice: Why does the original test fail even if no upload succeeded? Point to the relevant step in the picture, then write the changed result and the rule or evidence that supports it.. Return to this week and explain what you changed.</w:t>
+      <w:pPr>
+        <w:spacing w:line="336" w:lineRule="auto" w:after="180"/>
+      </w:pPr>
+      <w:r>
+        <w:rPr>
+          <w:b w:val="0"/>
+        </w:rPr>
+        <w:t xml:space="preserve">Review Human AI Workflow (ai-3/32). Goal: Explain the </w:t>
+      </w:r>
+      <w:r>
+        <w:rPr>
+          <w:b/>
+        </w:rPr>
+        <w:t>mechanism</w:t>
+      </w:r>
+      <w:r>
+        <w:rPr>
+          <w:b w:val="0"/>
+        </w:rPr>
+        <w:t xml:space="preserve"> and terminology of human review and consequential use. Short practice: Why can H1’s approval not automatically approve H2?</w:t>
+      </w:r>
+    </w:p>
+    <w:p>
+      <w:pPr>
+        <w:spacing w:line="336" w:lineRule="auto" w:after="180"/>
+      </w:pPr>
+      <w:r>
+        <w:rPr>
+          <w:b w:val="0"/>
+        </w:rPr>
+        <w:t xml:space="preserve">Point to the relevant step in the picture, then write the changed result and the rule or </w:t>
+      </w:r>
+      <w:r>
+        <w:rPr>
+          <w:b/>
+        </w:rPr>
+        <w:t>evidence</w:t>
+      </w:r>
+      <w:r>
+        <w:rPr>
+          <w:b w:val="0"/>
+        </w:rPr>
+        <w:t xml:space="preserve"> that supports it.. Return to this week and explain what you changed.</w:t>
+      </w:r>
+    </w:p>
+    <w:p>
+      <w:pPr>
+        <w:spacing w:line="336" w:lineRule="auto" w:after="180"/>
+      </w:pPr>
+      <w:r>
+        <w:rPr>
+          <w:b w:val="0"/>
+        </w:rPr>
+        <w:t xml:space="preserve">Review Bias and Representation (ai-3/30). Goal: Explain the </w:t>
+      </w:r>
+      <w:r>
+        <w:rPr>
+          <w:b/>
+        </w:rPr>
+        <w:t>mechanism</w:t>
+      </w:r>
+      <w:r>
+        <w:rPr>
+          <w:b w:val="0"/>
+        </w:rPr>
+        <w:t xml:space="preserve"> and terminology of representation and bias evaluation. Short practice: Explain why comparing six correct answers in each group would mislead.</w:t>
+      </w:r>
+    </w:p>
+    <w:p>
+      <w:pPr>
+        <w:spacing w:line="336" w:lineRule="auto" w:after="180"/>
+      </w:pPr>
+      <w:r>
+        <w:rPr>
+          <w:b w:val="0"/>
+        </w:rPr>
+        <w:t xml:space="preserve">Point to the relevant step in the picture, then write the changed result and the rule or </w:t>
+      </w:r>
+      <w:r>
+        <w:rPr>
+          <w:b/>
+        </w:rPr>
+        <w:t>evidence</w:t>
+      </w:r>
+      <w:r>
+        <w:rPr>
+          <w:b w:val="0"/>
+        </w:rPr>
+        <w:t xml:space="preserve"> that supports it.. Return to this week and explain what you changed.</w:t>
+      </w:r>
+    </w:p>
+    <w:p>
+      <w:pPr>
+        <w:spacing w:line="336" w:lineRule="auto" w:after="180"/>
+      </w:pPr>
+      <w:r>
+        <w:rPr>
+          <w:b w:val="0"/>
+        </w:rPr>
+        <w:t xml:space="preserve">Review Red Team the Product (ai-3/27). Goal: Explain the </w:t>
+      </w:r>
+      <w:r>
+        <w:rPr>
+          <w:b/>
+        </w:rPr>
+        <w:t>mechanism</w:t>
+      </w:r>
+      <w:r>
+        <w:rPr>
+          <w:b w:val="0"/>
+        </w:rPr>
+        <w:t xml:space="preserve"> and terminology of red team exercises. Short practice: Why does the original test fail even if no upload succeeded?</w:t>
+      </w:r>
+    </w:p>
+    <w:p>
+      <w:pPr>
+        <w:spacing w:line="336" w:lineRule="auto" w:after="180"/>
+      </w:pPr>
+      <w:r>
+        <w:rPr>
+          <w:b w:val="0"/>
+        </w:rPr>
+        <w:t xml:space="preserve">Point to the relevant step in the picture, then write the changed result and the rule or </w:t>
+      </w:r>
+      <w:r>
+        <w:rPr>
+          <w:b/>
+        </w:rPr>
+        <w:t>evidence</w:t>
+      </w:r>
+      <w:r>
+        <w:rPr>
+          <w:b w:val="0"/>
+        </w:rPr>
+        <w:t xml:space="preserve"> that supports it.. Return to this week and explain what you changed.</w:t>
       </w:r>
     </w:p>
     <w:p>
@@ -1666,8 +2600,37 @@
       </w:r>
     </w:p>
     <w:p>
-      <w:r>
-        <w:t>Use Download completed work in the hosted lesson to export your answers, reflections, practice feedback and code-run evidence. Open the HTML copy to read or print it. Drafts stay in this browser when storage is available; clear drafts on a shared device.</w:t>
+      <w:pPr>
+        <w:spacing w:line="336" w:lineRule="auto" w:after="180"/>
+      </w:pPr>
+      <w:r>
+        <w:rPr>
+          <w:b w:val="0"/>
+        </w:rPr>
+        <w:t xml:space="preserve">Use Download completed work in the hosted lesson to export your answers, reflections, practice feedback and code-run </w:t>
+      </w:r>
+      <w:r>
+        <w:rPr>
+          <w:b/>
+        </w:rPr>
+        <w:t>evidence</w:t>
+      </w:r>
+      <w:r>
+        <w:rPr>
+          <w:b w:val="0"/>
+        </w:rPr>
+        <w:t>. Open the HTML copy to read or print it.</w:t>
+      </w:r>
+    </w:p>
+    <w:p>
+      <w:pPr>
+        <w:spacing w:line="336" w:lineRule="auto" w:after="180"/>
+      </w:pPr>
+      <w:r>
+        <w:rPr>
+          <w:b w:val="0"/>
+        </w:rPr>
+        <w:t>Drafts stay in this browser when storage is available; clear drafts on a shared device.</w:t>
       </w:r>
     </w:p>
     <w:p>
@@ -1681,6 +2644,820 @@
     <w:p>
       <w:r>
         <w:t>________________________________________________________________</w:t>
+      </w:r>
+    </w:p>
+    <w:p>
+      <w:r>
+        <w:t>________________________________________________________________</w:t>
+      </w:r>
+    </w:p>
+    <w:p>
+      <w:r>
+        <w:t>________________________________________________________________</w:t>
+      </w:r>
+    </w:p>
+    <w:p>
+      <w:r>
+        <w:t>________________________________________________________________</w:t>
+      </w:r>
+    </w:p>
+    <w:p>
+      <w:r>
+        <w:t>________________________________________________________________</w:t>
+      </w:r>
+    </w:p>
+    <w:p>
+      <w:pPr>
+        <w:pStyle w:val="Heading1"/>
+      </w:pPr>
+      <w:r>
+        <w:t>21. Visual concept journey</w:t>
+      </w:r>
+    </w:p>
+    <w:p>
+      <w:r>
+        <w:t>Explain each Capstone Design picture from its labels, then record a relevant limit.</w:t>
+      </w:r>
+    </w:p>
+    <w:p>
+      <w:pPr>
+        <w:pStyle w:val="Heading3"/>
+      </w:pPr>
+      <w:r>
+        <w:t>01. Capstone Design: the case</w:t>
+      </w:r>
+    </w:p>
+    <w:p>
+      <w:r>
+        <w:drawing>
+          <wp:inline xmlns:a="http://schemas.openxmlformats.org/drawingml/2006/main" xmlns:pic="http://schemas.openxmlformats.org/drawingml/2006/picture">
+            <wp:extent cx="5486400" cy="3142488"/>
+            <wp:docPr id="2" name="Picture 2" descr="Plan a bounded study buddy around a small approved vocabulary corpus. Supplied facts: Corpus V1 defines roots, stem and leaf. It contains no plant disease treatment. Success requires a source reference; missing definitions require a clear fallback. All inputs and outcomes in this worked example are invented classroom data; no real model run is claimed."/>
+            <wp:cNvGraphicFramePr>
+              <a:graphicFrameLocks noChangeAspect="1"/>
+            </wp:cNvGraphicFramePr>
+            <a:graphic>
+              <a:graphicData uri="http://schemas.openxmlformats.org/drawingml/2006/picture">
+                <pic:pic>
+                  <pic:nvPicPr>
+                    <pic:cNvPr id="0" name="academy-story-ai-3-33-01.png"/>
+                    <pic:cNvPicPr/>
+                  </pic:nvPicPr>
+                  <pic:blipFill>
+                    <a:blip r:embed="rId10"/>
+                    <a:stretch>
+                      <a:fillRect/>
+                    </a:stretch>
+                  </pic:blipFill>
+                  <pic:spPr>
+                    <a:xfrm>
+                      <a:off x="0" y="0"/>
+                      <a:ext cx="5486400" cy="3142488"/>
+                    </a:xfrm>
+                    <a:prstGeom prst="rect"/>
+                  </pic:spPr>
+                </pic:pic>
+              </a:graphicData>
+            </a:graphic>
+          </wp:inline>
+        </w:drawing>
+      </w:r>
+    </w:p>
+    <w:p>
+      <w:pPr>
+        <w:spacing w:line="336" w:lineRule="auto" w:after="180"/>
+      </w:pPr>
+      <w:r>
+        <w:rPr>
+          <w:b w:val="0"/>
+        </w:rPr>
+        <w:t>Plan a bounded study buddy around a small approved vocabulary corpus. Supplied facts: Corpus V1 defines roots, stem and leaf. It contains no plant disease treatment.</w:t>
+      </w:r>
+    </w:p>
+    <w:p>
+      <w:pPr>
+        <w:spacing w:line="336" w:lineRule="auto" w:after="180"/>
+      </w:pPr>
+      <w:r>
+        <w:rPr>
+          <w:b w:val="0"/>
+        </w:rPr>
+        <w:t xml:space="preserve">Success requires a source reference; missing definitions require a clear fallback. All </w:t>
+      </w:r>
+      <w:r>
+        <w:rPr>
+          <w:b/>
+        </w:rPr>
+        <w:t>input</w:t>
+      </w:r>
+      <w:r>
+        <w:rPr>
+          <w:b w:val="0"/>
+        </w:rPr>
+        <w:t>s and outcomes in this worked example are invented classroom data; no real model run is claimed.</w:t>
+      </w:r>
+    </w:p>
+    <w:p>
+      <w:pPr>
+        <w:spacing w:line="336" w:lineRule="auto" w:after="180"/>
+        <w:shd w:fill="F5F1FB"/>
+      </w:pPr>
+      <w:r>
+        <w:rPr>
+          <w:b w:val="0"/>
+        </w:rPr>
+        <w:t>Point to the given fact that matters most. Explain why it matters.</w:t>
+      </w:r>
+    </w:p>
+    <w:p>
+      <w:pPr>
+        <w:pStyle w:val="Heading3"/>
+      </w:pPr>
+      <w:r>
+        <w:t>My picture explanation, deciding evidence and one limit</w:t>
+      </w:r>
+    </w:p>
+    <w:p>
+      <w:r>
+        <w:t>________________________________________________________________</w:t>
+      </w:r>
+    </w:p>
+    <w:p>
+      <w:r>
+        <w:t>________________________________________________________________</w:t>
+      </w:r>
+    </w:p>
+    <w:p>
+      <w:r>
+        <w:t>________________________________________________________________</w:t>
+      </w:r>
+    </w:p>
+    <w:p>
+      <w:r>
+        <w:t>________________________________________________________________</w:t>
+      </w:r>
+    </w:p>
+    <w:p>
+      <w:pPr>
+        <w:pStyle w:val="Heading3"/>
+      </w:pPr>
+      <w:r>
+        <w:t>02. Follow the deciding steps</w:t>
+      </w:r>
+    </w:p>
+    <w:p>
+      <w:r>
+        <w:drawing>
+          <wp:inline xmlns:a="http://schemas.openxmlformats.org/drawingml/2006/main" xmlns:pic="http://schemas.openxmlformats.org/drawingml/2006/picture">
+            <wp:extent cx="5486400" cy="3337560"/>
+            <wp:docPr id="3" name="Picture 3" descr="Define contract: Answer only glossary-definition requests supported by V1. → Plan normal test: “What is a stem?” must point to V1’s stem entry. → Plan missing test: “How do I cure this disease?” must produce an out-of-scope response, not a treatment guess."/>
+            <wp:cNvGraphicFramePr>
+              <a:graphicFrameLocks noChangeAspect="1"/>
+            </wp:cNvGraphicFramePr>
+            <a:graphic>
+              <a:graphicData uri="http://schemas.openxmlformats.org/drawingml/2006/picture">
+                <pic:pic>
+                  <pic:nvPicPr>
+                    <pic:cNvPr id="0" name="academy-story-ai-3-33-02.png"/>
+                    <pic:cNvPicPr/>
+                  </pic:nvPicPr>
+                  <pic:blipFill>
+                    <a:blip r:embed="rId11"/>
+                    <a:stretch>
+                      <a:fillRect/>
+                    </a:stretch>
+                  </pic:blipFill>
+                  <pic:spPr>
+                    <a:xfrm>
+                      <a:off x="0" y="0"/>
+                      <a:ext cx="5486400" cy="3337560"/>
+                    </a:xfrm>
+                    <a:prstGeom prst="rect"/>
+                  </pic:spPr>
+                </pic:pic>
+              </a:graphicData>
+            </a:graphic>
+          </wp:inline>
+        </w:drawing>
+      </w:r>
+    </w:p>
+    <w:p>
+      <w:pPr>
+        <w:spacing w:line="336" w:lineRule="auto" w:after="180"/>
+      </w:pPr>
+      <w:r>
+        <w:rPr>
+          <w:b w:val="0"/>
+        </w:rPr>
+        <w:t>Define contract: Answer only glossary-definition requests supported by V1. → Plan normal test: “What is a stem?” must point to V1’s stem entry. → Plan missing test: “How do I cure this disease?” must produce an out-of-scope response, not a treatment guess.</w:t>
+      </w:r>
+    </w:p>
+    <w:p>
+      <w:pPr>
+        <w:spacing w:line="336" w:lineRule="auto" w:after="180"/>
+        <w:shd w:fill="F5F1FB"/>
+      </w:pPr>
+      <w:r>
+        <w:rPr>
+          <w:b w:val="0"/>
+        </w:rPr>
+        <w:t xml:space="preserve">Point to each numbered stage and explain which recorded </w:t>
+      </w:r>
+      <w:r>
+        <w:rPr>
+          <w:b/>
+        </w:rPr>
+        <w:t>input</w:t>
+      </w:r>
+      <w:r>
+        <w:rPr>
+          <w:b w:val="0"/>
+        </w:rPr>
+        <w:t xml:space="preserve"> it uses.</w:t>
+      </w:r>
+    </w:p>
+    <w:p>
+      <w:pPr>
+        <w:pStyle w:val="Heading3"/>
+      </w:pPr>
+      <w:r>
+        <w:t>My picture explanation, deciding evidence and one limit</w:t>
+      </w:r>
+    </w:p>
+    <w:p>
+      <w:r>
+        <w:t>________________________________________________________________</w:t>
+      </w:r>
+    </w:p>
+    <w:p>
+      <w:r>
+        <w:t>________________________________________________________________</w:t>
+      </w:r>
+    </w:p>
+    <w:p>
+      <w:r>
+        <w:t>________________________________________________________________</w:t>
+      </w:r>
+    </w:p>
+    <w:p>
+      <w:r>
+        <w:t>________________________________________________________________</w:t>
+      </w:r>
+    </w:p>
+    <w:p>
+      <w:pPr>
+        <w:pStyle w:val="Heading3"/>
+      </w:pPr>
+      <w:r>
+        <w:t>03. Capstone requirements and corpus — evidence trace</w:t>
+      </w:r>
+    </w:p>
+    <w:p>
+      <w:r>
+        <w:drawing>
+          <wp:inline xmlns:a="http://schemas.openxmlformats.org/drawingml/2006/main" xmlns:pic="http://schemas.openxmlformats.org/drawingml/2006/picture">
+            <wp:extent cx="5486400" cy="3145536"/>
+            <wp:docPr id="4" name="Picture 4" descr="Capstone requirements and corpus — evidence trace. Student room assistant corpus contains public register P, teacher-only guide T and current approval A. It must report approved room capacity or needs_review. | Specify the user question, source authority, access, output/fallback contract and evaluation plan. Freeze corpus IDs and split cases before implementation. Keep teacher material out of student retrieval. | Authorised corpus contains P and A, excluding T. Baseline manually checks same-room current approval and capacity. Reserve complete, missing and conflicting cases before development."/>
+            <wp:cNvGraphicFramePr>
+              <a:graphicFrameLocks noChangeAspect="1"/>
+            </wp:cNvGraphicFramePr>
+            <a:graphic>
+              <a:graphicData uri="http://schemas.openxmlformats.org/drawingml/2006/picture">
+                <pic:pic>
+                  <pic:nvPicPr>
+                    <pic:cNvPr id="0" name="academy-story-ai-3-33-03.png"/>
+                    <pic:cNvPicPr/>
+                  </pic:nvPicPr>
+                  <pic:blipFill>
+                    <a:blip r:embed="rId12"/>
+                    <a:stretch>
+                      <a:fillRect/>
+                    </a:stretch>
+                  </pic:blipFill>
+                  <pic:spPr>
+                    <a:xfrm>
+                      <a:off x="0" y="0"/>
+                      <a:ext cx="5486400" cy="3145536"/>
+                    </a:xfrm>
+                    <a:prstGeom prst="rect"/>
+                  </pic:spPr>
+                </pic:pic>
+              </a:graphicData>
+            </a:graphic>
+          </wp:inline>
+        </w:drawing>
+      </w:r>
+    </w:p>
+    <w:p>
+      <w:pPr>
+        <w:spacing w:line="336" w:lineRule="auto" w:after="180"/>
+      </w:pPr>
+      <w:r>
+        <w:rPr>
+          <w:b w:val="0"/>
+        </w:rPr>
+        <w:t xml:space="preserve">Capstone </w:t>
+      </w:r>
+      <w:r>
+        <w:rPr>
+          <w:b/>
+        </w:rPr>
+        <w:t>requirement</w:t>
+      </w:r>
+      <w:r>
+        <w:rPr>
+          <w:b w:val="0"/>
+        </w:rPr>
+        <w:t xml:space="preserve">s and corpus — </w:t>
+      </w:r>
+      <w:r>
+        <w:rPr>
+          <w:b/>
+        </w:rPr>
+        <w:t>evidence</w:t>
+      </w:r>
+      <w:r>
+        <w:rPr>
+          <w:b w:val="0"/>
+        </w:rPr>
+        <w:t xml:space="preserve"> trace. Student room assistant corpus contains public register P, teacher-only guide T and current approval A.</w:t>
+      </w:r>
+    </w:p>
+    <w:p>
+      <w:pPr>
+        <w:spacing w:line="336" w:lineRule="auto" w:after="180"/>
+      </w:pPr>
+      <w:r>
+        <w:rPr>
+          <w:b w:val="0"/>
+        </w:rPr>
+        <w:t xml:space="preserve">It must report approved room capacity or needs_review. | Specify the user question, source authority, access, </w:t>
+      </w:r>
+      <w:r>
+        <w:rPr>
+          <w:b/>
+        </w:rPr>
+        <w:t>output</w:t>
+      </w:r>
+      <w:r>
+        <w:rPr>
+          <w:b w:val="0"/>
+        </w:rPr>
+        <w:t>/fallback contract and evaluation plan. Freeze corpus IDs and split cases before implementation.</w:t>
+      </w:r>
+    </w:p>
+    <w:p>
+      <w:pPr>
+        <w:spacing w:line="336" w:lineRule="auto" w:after="180"/>
+      </w:pPr>
+      <w:r>
+        <w:rPr>
+          <w:b w:val="0"/>
+        </w:rPr>
+        <w:t>Keep teacher material out of student retrieval. | Authorised corpus contains P and A, excluding T. Baseline manually checks same-room current approval and capacity.</w:t>
+      </w:r>
+    </w:p>
+    <w:p>
+      <w:pPr>
+        <w:spacing w:line="336" w:lineRule="auto" w:after="180"/>
+      </w:pPr>
+      <w:r>
+        <w:rPr>
+          <w:b w:val="0"/>
+        </w:rPr>
+        <w:t>Reserve complete, missing and conflicting cases before development.</w:t>
+      </w:r>
+    </w:p>
+    <w:p>
+      <w:pPr>
+        <w:spacing w:line="336" w:lineRule="auto" w:after="180"/>
+        <w:shd w:fill="F5F1FB"/>
+      </w:pPr>
+      <w:r>
+        <w:rPr>
+          <w:b w:val="0"/>
+        </w:rPr>
+        <w:t>Read the labels and values. Explain the relationship the model shows.</w:t>
+      </w:r>
+    </w:p>
+    <w:p>
+      <w:pPr>
+        <w:pStyle w:val="Heading3"/>
+      </w:pPr>
+      <w:r>
+        <w:t>My picture explanation, deciding evidence and one limit</w:t>
+      </w:r>
+    </w:p>
+    <w:p>
+      <w:r>
+        <w:t>________________________________________________________________</w:t>
+      </w:r>
+    </w:p>
+    <w:p>
+      <w:r>
+        <w:t>________________________________________________________________</w:t>
+      </w:r>
+    </w:p>
+    <w:p>
+      <w:r>
+        <w:t>________________________________________________________________</w:t>
+      </w:r>
+    </w:p>
+    <w:p>
+      <w:r>
+        <w:t>________________________________________________________________</w:t>
+      </w:r>
+    </w:p>
+    <w:p>
+      <w:pPr>
+        <w:pStyle w:val="Heading3"/>
+      </w:pPr>
+      <w:r>
+        <w:t>04. Change one thing. Trace what follows.</w:t>
+      </w:r>
+    </w:p>
+    <w:p>
+      <w:r>
+        <w:drawing>
+          <wp:inline xmlns:a="http://schemas.openxmlformats.org/drawingml/2006/main" xmlns:pic="http://schemas.openxmlformats.org/drawingml/2006/picture">
+            <wp:extent cx="5486400" cy="3191256"/>
+            <wp:docPr id="5" name="Picture 5" descr="Original case: “How do I cure this disease?” must produce an out-of-scope response, not a treatment guess. Changed condition: The corpus gains a teacher-approved flower definition in V2. Expected result: Add a flower test using V2 and record the corpus version. Reason: The evidence boundary changed explicitly; the earlier corpus could not support this new entry."/>
+            <wp:cNvGraphicFramePr>
+              <a:graphicFrameLocks noChangeAspect="1"/>
+            </wp:cNvGraphicFramePr>
+            <a:graphic>
+              <a:graphicData uri="http://schemas.openxmlformats.org/drawingml/2006/picture">
+                <pic:pic>
+                  <pic:nvPicPr>
+                    <pic:cNvPr id="0" name="academy-story-ai-3-33-04.png"/>
+                    <pic:cNvPicPr/>
+                  </pic:nvPicPr>
+                  <pic:blipFill>
+                    <a:blip r:embed="rId13"/>
+                    <a:stretch>
+                      <a:fillRect/>
+                    </a:stretch>
+                  </pic:blipFill>
+                  <pic:spPr>
+                    <a:xfrm>
+                      <a:off x="0" y="0"/>
+                      <a:ext cx="5486400" cy="3191256"/>
+                    </a:xfrm>
+                    <a:prstGeom prst="rect"/>
+                  </pic:spPr>
+                </pic:pic>
+              </a:graphicData>
+            </a:graphic>
+          </wp:inline>
+        </w:drawing>
+      </w:r>
+    </w:p>
+    <w:p>
+      <w:pPr>
+        <w:spacing w:line="336" w:lineRule="auto" w:after="180"/>
+      </w:pPr>
+      <w:r>
+        <w:rPr>
+          <w:b w:val="0"/>
+        </w:rPr>
+        <w:t>Original case: “How do I cure this disease?” must produce an out-of-scope response, not a treatment guess. Changed condition: The corpus gains a teacher-approved flower definition in V2.</w:t>
+      </w:r>
+    </w:p>
+    <w:p>
+      <w:pPr>
+        <w:spacing w:line="336" w:lineRule="auto" w:after="180"/>
+      </w:pPr>
+      <w:r>
+        <w:rPr>
+          <w:b w:val="0"/>
+        </w:rPr>
+        <w:t xml:space="preserve">Expected result: Add a flower test using V2 and record the corpus version. Reason: The </w:t>
+      </w:r>
+      <w:r>
+        <w:rPr>
+          <w:b/>
+        </w:rPr>
+        <w:t>evidence</w:t>
+      </w:r>
+      <w:r>
+        <w:rPr>
+          <w:b w:val="0"/>
+        </w:rPr>
+        <w:t xml:space="preserve"> boundary changed explicitly; the earlier corpus could not support this new entry.</w:t>
+      </w:r>
+    </w:p>
+    <w:p>
+      <w:pPr>
+        <w:spacing w:line="336" w:lineRule="auto" w:after="180"/>
+        <w:shd w:fill="F5F1FB"/>
+      </w:pPr>
+      <w:r>
+        <w:rPr>
+          <w:b w:val="0"/>
+        </w:rPr>
+        <w:t>Predict before checking the worked changed-case result. Name what changed and what the supplied facts allow you to conclude.</w:t>
+      </w:r>
+    </w:p>
+    <w:p>
+      <w:pPr>
+        <w:pStyle w:val="Heading3"/>
+      </w:pPr>
+      <w:r>
+        <w:t>My picture explanation, deciding evidence and one limit</w:t>
+      </w:r>
+    </w:p>
+    <w:p>
+      <w:r>
+        <w:t>________________________________________________________________</w:t>
+      </w:r>
+    </w:p>
+    <w:p>
+      <w:r>
+        <w:t>________________________________________________________________</w:t>
+      </w:r>
+    </w:p>
+    <w:p>
+      <w:r>
+        <w:t>________________________________________________________________</w:t>
+      </w:r>
+    </w:p>
+    <w:p>
+      <w:r>
+        <w:t>________________________________________________________________</w:t>
+      </w:r>
+    </w:p>
+    <w:p>
+      <w:pPr>
+        <w:pStyle w:val="Heading3"/>
+      </w:pPr>
+      <w:r>
+        <w:t>05. Connect the explanation to its limit</w:t>
+      </w:r>
+    </w:p>
+    <w:p>
+      <w:r>
+        <w:drawing>
+          <wp:inline xmlns:a="http://schemas.openxmlformats.org/drawingml/2006/main" xmlns:pic="http://schemas.openxmlformats.org/drawingml/2006/picture">
+            <wp:extent cx="5486400" cy="2834640"/>
+            <wp:docPr id="6" name="Picture 6" descr="Read the picture in order. “How do I cure this disease?” must produce an out-of-scope response, not a treatment guess. The arrows show which recorded input or intermediate result each decision uses. Explain the deciding step aloud before checking the changed case; pointing to the final answer alone does not show how it follows. Limit: A capstone design is a testable plan; its proposed behaviours are not verified outcomes until checked."/>
+            <wp:cNvGraphicFramePr>
+              <a:graphicFrameLocks noChangeAspect="1"/>
+            </wp:cNvGraphicFramePr>
+            <a:graphic>
+              <a:graphicData uri="http://schemas.openxmlformats.org/drawingml/2006/picture">
+                <pic:pic>
+                  <pic:nvPicPr>
+                    <pic:cNvPr id="0" name="academy-story-ai-3-33-05.png"/>
+                    <pic:cNvPicPr/>
+                  </pic:nvPicPr>
+                  <pic:blipFill>
+                    <a:blip r:embed="rId14"/>
+                    <a:stretch>
+                      <a:fillRect/>
+                    </a:stretch>
+                  </pic:blipFill>
+                  <pic:spPr>
+                    <a:xfrm>
+                      <a:off x="0" y="0"/>
+                      <a:ext cx="5486400" cy="2834640"/>
+                    </a:xfrm>
+                    <a:prstGeom prst="rect"/>
+                  </pic:spPr>
+                </pic:pic>
+              </a:graphicData>
+            </a:graphic>
+          </wp:inline>
+        </w:drawing>
+      </w:r>
+    </w:p>
+    <w:p>
+      <w:pPr>
+        <w:spacing w:line="336" w:lineRule="auto" w:after="180"/>
+      </w:pPr>
+      <w:r>
+        <w:rPr>
+          <w:b w:val="0"/>
+        </w:rPr>
+        <w:t xml:space="preserve">Read the picture in order. “How do I cure this disease?” must produce an out-of-scope response, not a treatment guess. The arrows show which recorded </w:t>
+      </w:r>
+      <w:r>
+        <w:rPr>
+          <w:b/>
+        </w:rPr>
+        <w:t>input</w:t>
+      </w:r>
+      <w:r>
+        <w:rPr>
+          <w:b w:val="0"/>
+        </w:rPr>
+        <w:t xml:space="preserve"> or intermediate result each decision uses.</w:t>
+      </w:r>
+    </w:p>
+    <w:p>
+      <w:pPr>
+        <w:spacing w:line="336" w:lineRule="auto" w:after="180"/>
+      </w:pPr>
+      <w:r>
+        <w:rPr>
+          <w:b w:val="0"/>
+        </w:rPr>
+        <w:t>Explain the deciding step aloud before checking the changed case; pointing to the final answer alone does not show how it follows.</w:t>
+      </w:r>
+    </w:p>
+    <w:p>
+      <w:pPr>
+        <w:spacing w:line="336" w:lineRule="auto" w:after="180"/>
+      </w:pPr>
+      <w:r>
+        <w:rPr>
+          <w:b w:val="0"/>
+        </w:rPr>
+        <w:t>Limit: A capstone design is a testable plan; its proposed behaviours are not verified outcomes until checked.</w:t>
+      </w:r>
+    </w:p>
+    <w:p>
+      <w:pPr>
+        <w:spacing w:line="336" w:lineRule="auto" w:after="180"/>
+        <w:shd w:fill="F5F1FB"/>
+      </w:pPr>
+      <w:r>
+        <w:rPr>
+          <w:b w:val="0"/>
+        </w:rPr>
+        <w:t>Explain the case, then point to a limit on the claim.</w:t>
+      </w:r>
+    </w:p>
+    <w:p>
+      <w:pPr>
+        <w:pStyle w:val="Heading3"/>
+      </w:pPr>
+      <w:r>
+        <w:t>My picture explanation, deciding evidence and one limit</w:t>
+      </w:r>
+    </w:p>
+    <w:p>
+      <w:r>
+        <w:t>________________________________________________________________</w:t>
+      </w:r>
+    </w:p>
+    <w:p>
+      <w:r>
+        <w:t>________________________________________________________________</w:t>
+      </w:r>
+    </w:p>
+    <w:p>
+      <w:r>
+        <w:t>________________________________________________________________</w:t>
+      </w:r>
+    </w:p>
+    <w:p>
+      <w:r>
+        <w:t>________________________________________________________________</w:t>
+      </w:r>
+    </w:p>
+    <w:p>
+      <w:pPr>
+        <w:pStyle w:val="Heading3"/>
+      </w:pPr>
+      <w:r>
+        <w:t>06. Make the idea visible in your project</w:t>
+      </w:r>
+    </w:p>
+    <w:p>
+      <w:r>
+        <w:drawing>
+          <wp:inline xmlns:a="http://schemas.openxmlformats.org/drawingml/2006/main" xmlns:pic="http://schemas.openxmlformats.org/drawingml/2006/picture">
+            <wp:extent cx="5486400" cy="3681984"/>
+            <wp:docPr id="7" name="Picture 7" descr="For your Verified Study Buddy, save the input, procedure, observed result and limitation of this check. Label this worked example as practice; use a different, previously unreviewed case when checking independent understanding. Draw your input, deciding step, result and limit. Supported question: What should the project plan record before the new flower test? Point to the relevant step in the picture, then write the changed result and the rule or evidence that supports it."/>
+            <wp:cNvGraphicFramePr>
+              <a:graphicFrameLocks noChangeAspect="1"/>
+            </wp:cNvGraphicFramePr>
+            <a:graphic>
+              <a:graphicData uri="http://schemas.openxmlformats.org/drawingml/2006/picture">
+                <pic:pic>
+                  <pic:nvPicPr>
+                    <pic:cNvPr id="0" name="academy-story-ai-3-33-06.png"/>
+                    <pic:cNvPicPr/>
+                  </pic:nvPicPr>
+                  <pic:blipFill>
+                    <a:blip r:embed="rId15"/>
+                    <a:stretch>
+                      <a:fillRect/>
+                    </a:stretch>
+                  </pic:blipFill>
+                  <pic:spPr>
+                    <a:xfrm>
+                      <a:off x="0" y="0"/>
+                      <a:ext cx="5486400" cy="3681984"/>
+                    </a:xfrm>
+                    <a:prstGeom prst="rect"/>
+                  </pic:spPr>
+                </pic:pic>
+              </a:graphicData>
+            </a:graphic>
+          </wp:inline>
+        </w:drawing>
+      </w:r>
+    </w:p>
+    <w:p>
+      <w:pPr>
+        <w:spacing w:line="336" w:lineRule="auto" w:after="180"/>
+      </w:pPr>
+      <w:r>
+        <w:rPr>
+          <w:b w:val="0"/>
+        </w:rPr>
+        <w:t xml:space="preserve">For your Verified Study Buddy, save the </w:t>
+      </w:r>
+      <w:r>
+        <w:rPr>
+          <w:b/>
+        </w:rPr>
+        <w:t>input</w:t>
+      </w:r>
+      <w:r>
+        <w:rPr>
+          <w:b w:val="0"/>
+        </w:rPr>
+        <w:t>, procedure, observed result and limitation of this check.</w:t>
+      </w:r>
+    </w:p>
+    <w:p>
+      <w:pPr>
+        <w:spacing w:line="336" w:lineRule="auto" w:after="180"/>
+      </w:pPr>
+      <w:r>
+        <w:rPr>
+          <w:b w:val="0"/>
+        </w:rPr>
+        <w:t xml:space="preserve">Label this worked example as practice; use a different, previously unreviewed case when checking independent understanding. Draw your </w:t>
+      </w:r>
+      <w:r>
+        <w:rPr>
+          <w:b/>
+        </w:rPr>
+        <w:t>input</w:t>
+      </w:r>
+      <w:r>
+        <w:rPr>
+          <w:b w:val="0"/>
+        </w:rPr>
+        <w:t>, deciding step, result and limit.</w:t>
+      </w:r>
+    </w:p>
+    <w:p>
+      <w:pPr>
+        <w:spacing w:line="336" w:lineRule="auto" w:after="180"/>
+      </w:pPr>
+      <w:r>
+        <w:rPr>
+          <w:b w:val="0"/>
+        </w:rPr>
+        <w:t xml:space="preserve">Supported question: What should the project plan record before the new flower test? Point to the relevant step in the picture, then write the changed result and the rule or </w:t>
+      </w:r>
+      <w:r>
+        <w:rPr>
+          <w:b/>
+        </w:rPr>
+        <w:t>evidence</w:t>
+      </w:r>
+      <w:r>
+        <w:rPr>
+          <w:b w:val="0"/>
+        </w:rPr>
+        <w:t xml:space="preserve"> that supports it.</w:t>
+      </w:r>
+    </w:p>
+    <w:p>
+      <w:pPr>
+        <w:spacing w:line="336" w:lineRule="auto" w:after="180"/>
+        <w:shd w:fill="F5F1FB"/>
+      </w:pPr>
+      <w:r>
+        <w:rPr>
+          <w:b w:val="0"/>
+        </w:rPr>
+        <w:t xml:space="preserve">Draw your project trace and justify the deciding step using </w:t>
+      </w:r>
+      <w:r>
+        <w:rPr>
+          <w:b/>
+        </w:rPr>
+        <w:t>evidence</w:t>
+      </w:r>
+      <w:r>
+        <w:rPr>
+          <w:b w:val="0"/>
+        </w:rPr>
+        <w:t>.</w:t>
+      </w:r>
+    </w:p>
+    <w:p>
+      <w:pPr>
+        <w:pStyle w:val="Heading3"/>
+      </w:pPr>
+      <w:r>
+        <w:t>My picture explanation, deciding evidence and one limit</w:t>
       </w:r>
     </w:p>
     <w:p>

--- a/downloads/workbook/ai-3-week-33.docx
+++ b/downloads/workbook/ai-3-week-33.docx
@@ -1065,6 +1065,26 @@
     </w:p>
     <w:p>
       <w:pPr>
+        <w:pStyle w:val="Heading3"/>
+      </w:pPr>
+      <w:r>
+        <w:t>Where to find the supplied example</w:t>
+      </w:r>
+    </w:p>
+    <w:p>
+      <w:pPr>
+        <w:spacing w:line="336" w:lineRule="auto" w:after="180"/>
+        <w:shd w:fill="F1F6F8"/>
+      </w:pPr>
+      <w:r>
+        <w:rPr>
+          <w:b w:val="0"/>
+        </w:rPr>
+        <w:t>Reference for this exercise: open this week’s student lesson, “Capstone Design”, at “See how it works” and “Follow a worked example”. Use the original worked values or code named in the question; the later pictorial case is a separate example. Keep this reference beside your workbook while practising.</w:t>
+      </w:r>
+    </w:p>
+    <w:p>
+      <w:pPr>
         <w:spacing w:line="336" w:lineRule="auto" w:after="180"/>
       </w:pPr>
       <w:r>
@@ -1395,6 +1415,26 @@
     <w:p>
       <w:r>
         <w:t>Design a revealing follow-up. Apply the supplied Capstone Design facts and keep your reasoning.</w:t>
+      </w:r>
+    </w:p>
+    <w:p>
+      <w:pPr>
+        <w:pStyle w:val="Heading3"/>
+      </w:pPr>
+      <w:r>
+        <w:t>Where to find the supplied example</w:t>
+      </w:r>
+    </w:p>
+    <w:p>
+      <w:pPr>
+        <w:spacing w:line="336" w:lineRule="auto" w:after="180"/>
+        <w:shd w:fill="F1F6F8"/>
+      </w:pPr>
+      <w:r>
+        <w:rPr>
+          <w:b w:val="0"/>
+        </w:rPr>
+        <w:t>Reference for this exercise: open this week’s student lesson, “Capstone Design”, at “See how it works” and “Follow a worked example”. Use the original worked values or code named in the question; the later pictorial case is a separate example. Keep this reference beside your workbook while practising.</w:t>
       </w:r>
     </w:p>
     <w:p>

--- a/downloads/workbook/ai-3-week-33.docx
+++ b/downloads/workbook/ai-3-week-33.docx
@@ -25,12 +25,518 @@
         <w:pStyle w:val="Heading1"/>
       </w:pPr>
       <w:r>
-        <w:t>01. Recall and choose your starting point</w:t>
-      </w:r>
-    </w:p>
-    <w:p>
-      <w:r>
-        <w:t>Record your starting explanation for Capstone Design before opening notes. Show any later correction separately.</w:t>
+        <w:t>One connected capstone-design record.</w:t>
+      </w:r>
+    </w:p>
+    <w:p>
+      <w:r>
+        <w:t>Explain requirements, review the corpus boundary, audit proof claims and specify a test.</w:t>
+      </w:r>
+    </w:p>
+    <w:p>
+      <w:r>
+        <w:t>Keep user need, baseline, corpus/version, response rules, owner and expected evidence together.</w:t>
+      </w:r>
+    </w:p>
+    <w:p>
+      <w:pPr>
+        <w:pStyle w:val="Heading1"/>
+      </w:pPr>
+      <w:r>
+        <w:t>01. Recall: reconnect earlier ideas</w:t>
+      </w:r>
+    </w:p>
+    <w:p>
+      <w:r>
+        <w:t>Retrieve before opening notes.</w:t>
+      </w:r>
+    </w:p>
+    <w:p>
+      <w:pPr>
+        <w:pStyle w:val="Heading2"/>
+      </w:pPr>
+      <w:r>
+        <w:t>Retrieve and explain</w:t>
+      </w:r>
+    </w:p>
+    <w:p>
+      <w:pPr>
+        <w:pStyle w:val="ListBullet"/>
+      </w:pPr>
+      <w:r>
+        <w:t>Try the recall before opening notes. Then use a different colour or a labelled second line to correct your explanation.</w:t>
+      </w:r>
+    </w:p>
+    <w:p>
+      <w:pPr>
+        <w:pStyle w:val="ListBullet"/>
+      </w:pPr>
+      <w:r>
+        <w:t>Without opening the old lesson, explain one key idea from Human AI Workflow. Give an example and a mistake that the idea helps you avoid.</w:t>
+      </w:r>
+    </w:p>
+    <w:p>
+      <w:pPr>
+        <w:pStyle w:val="Heading3"/>
+      </w:pPr>
+      <w:r>
+        <w:t>My remembered idea, example and correction</w:t>
+      </w:r>
+    </w:p>
+    <w:p>
+      <w:r>
+        <w:t>________________________________________________________________</w:t>
+      </w:r>
+    </w:p>
+    <w:p>
+      <w:r>
+        <w:t>________________________________________________________________</w:t>
+      </w:r>
+    </w:p>
+    <w:p>
+      <w:r>
+        <w:t>________________________________________________________________</w:t>
+      </w:r>
+    </w:p>
+    <w:p>
+      <w:pPr>
+        <w:pStyle w:val="ListBullet"/>
+      </w:pPr>
+      <w:r>
+        <w:t>Without opening the old lesson, explain one key idea from Bias and Representation. Give an example and a mistake that the idea helps you avoid.</w:t>
+      </w:r>
+    </w:p>
+    <w:p>
+      <w:pPr>
+        <w:pStyle w:val="Heading3"/>
+      </w:pPr>
+      <w:r>
+        <w:t>My remembered idea, example and correction</w:t>
+      </w:r>
+    </w:p>
+    <w:p>
+      <w:r>
+        <w:t>________________________________________________________________</w:t>
+      </w:r>
+    </w:p>
+    <w:p>
+      <w:r>
+        <w:t>________________________________________________________________</w:t>
+      </w:r>
+    </w:p>
+    <w:p>
+      <w:r>
+        <w:t>________________________________________________________________</w:t>
+      </w:r>
+    </w:p>
+    <w:p>
+      <w:pPr>
+        <w:pStyle w:val="ListBullet"/>
+      </w:pPr>
+      <w:r>
+        <w:t>Without opening the old lesson, explain one key idea from Red Team the Product. Give an example and a mistake that the idea helps you avoid.</w:t>
+      </w:r>
+    </w:p>
+    <w:p>
+      <w:pPr>
+        <w:pStyle w:val="Heading3"/>
+      </w:pPr>
+      <w:r>
+        <w:t>My remembered idea, example and correction</w:t>
+      </w:r>
+    </w:p>
+    <w:p>
+      <w:r>
+        <w:t>________________________________________________________________</w:t>
+      </w:r>
+    </w:p>
+    <w:p>
+      <w:r>
+        <w:t>________________________________________________________________</w:t>
+      </w:r>
+    </w:p>
+    <w:p>
+      <w:r>
+        <w:t>________________________________________________________________</w:t>
+      </w:r>
+    </w:p>
+    <w:p>
+      <w:pPr>
+        <w:pStyle w:val="Heading2"/>
+      </w:pPr>
+      <w:r>
+        <w:t>Earlier wording, alternatives and picture transcripts · reference / check after trying</w:t>
+      </w:r>
+    </w:p>
+    <w:p>
+      <w:pPr>
+        <w:pStyle w:val="Heading3"/>
+      </w:pPr>
+      <w:r>
+        <w:t>Human AI Workflow</w:t>
+      </w:r>
+    </w:p>
+    <w:p>
+      <w:pPr>
+        <w:pStyle w:val="Heading3"/>
+      </w:pPr>
+      <w:r>
+        <w:t>Bias and Representation</w:t>
+      </w:r>
+    </w:p>
+    <w:p>
+      <w:pPr>
+        <w:pStyle w:val="Heading3"/>
+      </w:pPr>
+      <w:r>
+        <w:t>Red Team the Product</w:t>
+      </w:r>
+    </w:p>
+    <w:p>
+      <w:pPr>
+        <w:pStyle w:val="Heading1"/>
+      </w:pPr>
+      <w:r>
+        <w:t>12. W1 · Explain a buildable brief</w:t>
+      </w:r>
+    </w:p>
+    <w:p>
+      <w:r>
+        <w:t>Connect need, corpus, contract, owner and tests.</w:t>
+      </w:r>
+    </w:p>
+    <w:p>
+      <w:pPr>
+        <w:pStyle w:val="Heading2"/>
+      </w:pPr>
+      <w:r>
+        <w:t>Your evidence record</w:t>
+      </w:r>
+    </w:p>
+    <w:p>
+      <w:pPr>
+        <w:pStyle w:val="ListBullet"/>
+      </w:pPr>
+      <w:r>
+        <w:t>Design review W2: student room assistant uses public register P and current approval A, excludes teacher-only T; manual same-room approval/capacity lookup baseline. Main glossary V1: root anchors plant, stem supports leaves, leaf captures light for photosynthesis. V2 adds approved flower reproductive-structure entry and retains V1 entries. Contract supplies supported entry+reference, clarification for standalone ambiguity, explicit fallback for absent/out-of-scope facts. Plans are not observed results.</w:t>
+      </w:r>
+    </w:p>
+    <w:p>
+      <w:pPr>
+        <w:pStyle w:val="ListBullet"/>
+      </w:pPr>
+      <w:r>
+        <w:t>Reference for this exercise: open this week’s student lesson, “Capstone Design”, at “See how it works” and “Follow a worked example”. Use the original worked values or code named in the question; the later pictorial case is a separate example. Keep this reference beside your workbook while practising.</w:t>
+      </w:r>
+    </w:p>
+    <w:p>
+      <w:pPr>
+        <w:pStyle w:val="ListBullet"/>
+      </w:pPr>
+      <w:r>
+        <w:t>Explain the weekly mechanism in your own words. Use the worked scenario to name its input, decision rule and output.</w:t>
+      </w:r>
+    </w:p>
+    <w:p>
+      <w:pPr>
+        <w:pStyle w:val="Heading3"/>
+      </w:pPr>
+      <w:r>
+        <w:t>My reasoning and evidence</w:t>
+      </w:r>
+    </w:p>
+    <w:p>
+      <w:r>
+        <w:t>________________________________________________________________</w:t>
+      </w:r>
+    </w:p>
+    <w:p>
+      <w:r>
+        <w:t>________________________________________________________________</w:t>
+      </w:r>
+    </w:p>
+    <w:p>
+      <w:r>
+        <w:t>________________________________________________________________</w:t>
+      </w:r>
+    </w:p>
+    <w:p>
+      <w:r>
+        <w:t>________________________________________________________________</w:t>
+      </w:r>
+    </w:p>
+    <w:p>
+      <w:r>
+        <w:t>________________________________________________________________</w:t>
+      </w:r>
+    </w:p>
+    <w:p>
+      <w:r>
+        <w:t>________________________________________________________________</w:t>
+      </w:r>
+    </w:p>
+    <w:p>
+      <w:pPr>
+        <w:pStyle w:val="Heading1"/>
+      </w:pPr>
+      <w:r>
+        <w:t>13. W2 · Review the room-corpus design</w:t>
+      </w:r>
+    </w:p>
+    <w:p>
+      <w:r>
+        <w:t>Keep the repeated scenario labelled development review.</w:t>
+      </w:r>
+    </w:p>
+    <w:p>
+      <w:pPr>
+        <w:pStyle w:val="Heading2"/>
+      </w:pPr>
+      <w:r>
+        <w:t>Your evidence record</w:t>
+      </w:r>
+    </w:p>
+    <w:p>
+      <w:pPr>
+        <w:pStyle w:val="ListBullet"/>
+      </w:pPr>
+      <w:r>
+        <w:t>Design review W2: student room assistant uses public register P and current approval A, excludes teacher-only T; manual same-room approval/capacity lookup baseline. Main glossary V1: root anchors plant, stem supports leaves, leaf captures light for photosynthesis. V2 adds approved flower reproductive-structure entry and retains V1 entries. Contract supplies supported entry+reference, clarification for standalone ambiguity, explicit fallback for absent/out-of-scope facts. Plans are not observed results.</w:t>
+      </w:r>
+    </w:p>
+    <w:p>
+      <w:pPr>
+        <w:pStyle w:val="ListBullet"/>
+      </w:pPr>
+      <w:r>
+        <w:t>Student room assistant corpus contains public register P, teacher-only guide T and current approval A. It must report approved room capacity or needs_review. Show the intermediate steps and give the conclusion with its scope.</w:t>
+      </w:r>
+    </w:p>
+    <w:p>
+      <w:pPr>
+        <w:pStyle w:val="Heading3"/>
+      </w:pPr>
+      <w:r>
+        <w:t>My reasoning and evidence</w:t>
+      </w:r>
+    </w:p>
+    <w:p>
+      <w:r>
+        <w:t>________________________________________________________________</w:t>
+      </w:r>
+    </w:p>
+    <w:p>
+      <w:r>
+        <w:t>________________________________________________________________</w:t>
+      </w:r>
+    </w:p>
+    <w:p>
+      <w:r>
+        <w:t>________________________________________________________________</w:t>
+      </w:r>
+    </w:p>
+    <w:p>
+      <w:r>
+        <w:t>________________________________________________________________</w:t>
+      </w:r>
+    </w:p>
+    <w:p>
+      <w:r>
+        <w:t>________________________________________________________________</w:t>
+      </w:r>
+    </w:p>
+    <w:p>
+      <w:r>
+        <w:t>________________________________________________________________</w:t>
+      </w:r>
+    </w:p>
+    <w:p>
+      <w:r>
+        <w:t>________________________________________________________________</w:t>
+      </w:r>
+    </w:p>
+    <w:p>
+      <w:pPr>
+        <w:pStyle w:val="Heading1"/>
+      </w:pPr>
+      <w:r>
+        <w:t>14. W3 · Audit plan-as-proof claims</w:t>
+      </w:r>
+    </w:p>
+    <w:p>
+      <w:r>
+        <w:t>Implementation outcomes still need recorded checks.</w:t>
+      </w:r>
+    </w:p>
+    <w:p>
+      <w:pPr>
+        <w:pStyle w:val="Heading2"/>
+      </w:pPr>
+      <w:r>
+        <w:t>Your evidence record</w:t>
+      </w:r>
+    </w:p>
+    <w:p>
+      <w:pPr>
+        <w:pStyle w:val="ListBullet"/>
+      </w:pPr>
+      <w:r>
+        <w:t>Design review W2: student room assistant uses public register P and current approval A, excludes teacher-only T; manual same-room approval/capacity lookup baseline. Main glossary V1: root anchors plant, stem supports leaves, leaf captures light for photosynthesis. V2 adds approved flower reproductive-structure entry and retains V1 entries. Contract supplies supported entry+reference, clarification for standalone ambiguity, explicit fallback for absent/out-of-scope facts. Plans are not observed results.</w:t>
+      </w:r>
+    </w:p>
+    <w:p>
+      <w:pPr>
+        <w:pStyle w:val="ListBullet"/>
+      </w:pPr>
+      <w:r>
+        <w:t>A report omits this qualification: A complete capstone plan is not evidence that the implementation meets it; evaluate after building. Explain how omitting it could change a reader's interpretation, and write an accurate replacement.</w:t>
+      </w:r>
+    </w:p>
+    <w:p>
+      <w:pPr>
+        <w:pStyle w:val="Heading3"/>
+      </w:pPr>
+      <w:r>
+        <w:t>My reasoning and evidence</w:t>
+      </w:r>
+    </w:p>
+    <w:p>
+      <w:r>
+        <w:t>________________________________________________________________</w:t>
+      </w:r>
+    </w:p>
+    <w:p>
+      <w:r>
+        <w:t>________________________________________________________________</w:t>
+      </w:r>
+    </w:p>
+    <w:p>
+      <w:r>
+        <w:t>________________________________________________________________</w:t>
+      </w:r>
+    </w:p>
+    <w:p>
+      <w:r>
+        <w:t>________________________________________________________________</w:t>
+      </w:r>
+    </w:p>
+    <w:p>
+      <w:r>
+        <w:t>________________________________________________________________</w:t>
+      </w:r>
+    </w:p>
+    <w:p>
+      <w:r>
+        <w:t>________________________________________________________________</w:t>
+      </w:r>
+    </w:p>
+    <w:p>
+      <w:pPr>
+        <w:pStyle w:val="Heading1"/>
+      </w:pPr>
+      <w:r>
+        <w:t>16. W5 · Design a revealing requirement test</w:t>
+      </w:r>
+    </w:p>
+    <w:p>
+      <w:r>
+        <w:t>Supply evidence versions, expected behavior and missing/ambiguous boundary.</w:t>
+      </w:r>
+    </w:p>
+    <w:p>
+      <w:pPr>
+        <w:pStyle w:val="Heading2"/>
+      </w:pPr>
+      <w:r>
+        <w:t>Your evidence record</w:t>
+      </w:r>
+    </w:p>
+    <w:p>
+      <w:pPr>
+        <w:pStyle w:val="ListBullet"/>
+      </w:pPr>
+      <w:r>
+        <w:t>Design review W2: student room assistant uses public register P and current approval A, excludes teacher-only T; manual same-room approval/capacity lookup baseline. Main glossary V1: root anchors plant, stem supports leaves, leaf captures light for photosynthesis. V2 adds approved flower reproductive-structure entry and retains V1 entries. Contract supplies supported entry+reference, clarification for standalone ambiguity, explicit fallback for absent/out-of-scope facts. Plans are not observed results.</w:t>
+      </w:r>
+    </w:p>
+    <w:p>
+      <w:pPr>
+        <w:pStyle w:val="ListBullet"/>
+      </w:pPr>
+      <w:r>
+        <w:t>Reference for this exercise: open this week’s student lesson, “Capstone Design”, at “See how it works” and “Follow a worked example”. Use the original worked values or code named in the question; the later pictorial case is a separate example. Keep this reference beside your workbook while practising.</w:t>
+      </w:r>
+    </w:p>
+    <w:p>
+      <w:pPr>
+        <w:pStyle w:val="ListBullet"/>
+      </w:pPr>
+      <w:r>
+        <w:t>For the worked scenario, propose one additional case that could reveal a failure, describe its expected outcome before running it, and explain what would need to remain fixed for a fair comparison. Do not reuse W4 as a new final test after receiving feedback.</w:t>
+      </w:r>
+    </w:p>
+    <w:p>
+      <w:pPr>
+        <w:pStyle w:val="Heading3"/>
+      </w:pPr>
+      <w:r>
+        <w:t>My reasoning and evidence</w:t>
+      </w:r>
+    </w:p>
+    <w:p>
+      <w:r>
+        <w:t>________________________________________________________________</w:t>
+      </w:r>
+    </w:p>
+    <w:p>
+      <w:r>
+        <w:t>________________________________________________________________</w:t>
+      </w:r>
+    </w:p>
+    <w:p>
+      <w:r>
+        <w:t>________________________________________________________________</w:t>
+      </w:r>
+    </w:p>
+    <w:p>
+      <w:r>
+        <w:t>________________________________________________________________</w:t>
+      </w:r>
+    </w:p>
+    <w:p>
+      <w:r>
+        <w:t>________________________________________________________________</w:t>
+      </w:r>
+    </w:p>
+    <w:p>
+      <w:r>
+        <w:t>________________________________________________________________</w:t>
+      </w:r>
+    </w:p>
+    <w:p>
+      <w:r>
+        <w:t>________________________________________________________________</w:t>
+      </w:r>
+    </w:p>
+    <w:p>
+      <w:pPr>
+        <w:pStyle w:val="Heading1"/>
+      </w:pPr>
+      <w:r>
+        <w:t>04. W4 · Design the new science-note request behavior independently</w:t>
+      </w:r>
+    </w:p>
+    <w:p>
+      <w:r>
+        <w:t>Keep one first attempt before hints or feedback.</w:t>
+      </w:r>
+    </w:p>
+    <w:p>
+      <w:pPr>
+        <w:pStyle w:val="Heading2"/>
+      </w:pPr>
+      <w:r>
+        <w:t>Read and explain independently</w:t>
       </w:r>
     </w:p>
     <w:p>
@@ -41,380 +547,7 @@
         <w:rPr>
           <w:b w:val="0"/>
         </w:rPr>
-        <w:t>Try the recall before opening notes. Then use a different colour or a labelled second line to correct your explanation.</w:t>
-      </w:r>
-    </w:p>
-    <w:p>
-      <w:pPr>
-        <w:pStyle w:val="Heading3"/>
-      </w:pPr>
-      <w:r>
-        <w:t>Human AI Workflow</w:t>
-      </w:r>
-    </w:p>
-    <w:p>
-      <w:pPr>
-        <w:spacing w:line="336" w:lineRule="auto" w:after="180"/>
-      </w:pPr>
-      <w:r>
-        <w:rPr>
-          <w:b w:val="0"/>
-        </w:rPr>
-        <w:t>Without opening the old lesson, explain one key idea from Human AI Workflow. Give an example and a mistake that the idea helps you avoid.</w:t>
-      </w:r>
-    </w:p>
-    <w:p>
-      <w:pPr>
-        <w:pStyle w:val="Heading3"/>
-      </w:pPr>
-      <w:r>
-        <w:t>My remembered idea, example and correction</w:t>
-      </w:r>
-    </w:p>
-    <w:p>
-      <w:r>
-        <w:t>________________________________________________________________</w:t>
-      </w:r>
-    </w:p>
-    <w:p>
-      <w:r>
-        <w:t>________________________________________________________________</w:t>
-      </w:r>
-    </w:p>
-    <w:p>
-      <w:r>
-        <w:t>________________________________________________________________</w:t>
-      </w:r>
-    </w:p>
-    <w:p>
-      <w:pPr>
-        <w:pStyle w:val="Heading3"/>
-      </w:pPr>
-      <w:r>
-        <w:t>Bias and Representation</w:t>
-      </w:r>
-    </w:p>
-    <w:p>
-      <w:pPr>
-        <w:spacing w:line="336" w:lineRule="auto" w:after="180"/>
-      </w:pPr>
-      <w:r>
-        <w:rPr>
-          <w:b w:val="0"/>
-        </w:rPr>
-        <w:t>Without opening the old lesson, explain one key idea from Bias and Representation. Give an example and a mistake that the idea helps you avoid.</w:t>
-      </w:r>
-    </w:p>
-    <w:p>
-      <w:pPr>
-        <w:pStyle w:val="Heading3"/>
-      </w:pPr>
-      <w:r>
-        <w:t>My remembered idea, example and correction</w:t>
-      </w:r>
-    </w:p>
-    <w:p>
-      <w:r>
-        <w:t>________________________________________________________________</w:t>
-      </w:r>
-    </w:p>
-    <w:p>
-      <w:r>
-        <w:t>________________________________________________________________</w:t>
-      </w:r>
-    </w:p>
-    <w:p>
-      <w:r>
-        <w:t>________________________________________________________________</w:t>
-      </w:r>
-    </w:p>
-    <w:p>
-      <w:pPr>
-        <w:pStyle w:val="Heading3"/>
-      </w:pPr>
-      <w:r>
-        <w:t>Red Team the Product</w:t>
-      </w:r>
-    </w:p>
-    <w:p>
-      <w:pPr>
-        <w:spacing w:line="336" w:lineRule="auto" w:after="180"/>
-      </w:pPr>
-      <w:r>
-        <w:rPr>
-          <w:b w:val="0"/>
-        </w:rPr>
-        <w:t>Without opening the old lesson, explain one key idea from Red Team the Product. Give an example and a mistake that the idea helps you avoid.</w:t>
-      </w:r>
-    </w:p>
-    <w:p>
-      <w:pPr>
-        <w:pStyle w:val="Heading3"/>
-      </w:pPr>
-      <w:r>
-        <w:t>My remembered idea, example and correction</w:t>
-      </w:r>
-    </w:p>
-    <w:p>
-      <w:r>
-        <w:t>________________________________________________________________</w:t>
-      </w:r>
-    </w:p>
-    <w:p>
-      <w:r>
-        <w:t>________________________________________________________________</w:t>
-      </w:r>
-    </w:p>
-    <w:p>
-      <w:r>
-        <w:t>________________________________________________________________</w:t>
-      </w:r>
-    </w:p>
-    <w:p>
-      <w:pPr>
-        <w:pStyle w:val="Heading1"/>
-      </w:pPr>
-      <w:r>
-        <w:t>02. Practise with fading help</w:t>
-      </w:r>
-    </w:p>
-    <w:p>
-      <w:r>
-        <w:t>Complete the supported Capstone Design trace and record the first step you can explain without help.</w:t>
-      </w:r>
-    </w:p>
-    <w:p>
-      <w:pPr>
-        <w:spacing w:line="336" w:lineRule="auto" w:after="180"/>
-      </w:pPr>
-      <w:r>
-        <w:rPr>
-          <w:b w:val="0"/>
-        </w:rPr>
-        <w:t xml:space="preserve">Use W2: Trace the worked case for Capstone </w:t>
-      </w:r>
-      <w:r>
-        <w:rPr>
-          <w:b/>
-        </w:rPr>
-        <w:t>requirement</w:t>
-      </w:r>
-      <w:r>
-        <w:rPr>
-          <w:b w:val="0"/>
-        </w:rPr>
-        <w:t>s and corpus. Record the answer once; the lesson and workbook refer to the same attempt.</w:t>
-      </w:r>
-    </w:p>
-    <w:tbl>
-      <w:tblPr>
-        <w:tblStyle w:val="LightShading-Accent1"/>
-        <w:tblW w:type="auto" w:w="0"/>
-        <w:tblLook w:firstColumn="1" w:firstRow="1" w:lastColumn="0" w:lastRow="0" w:noHBand="0" w:noVBand="1" w:val="04A0"/>
-      </w:tblPr>
-      <w:tblGrid>
-        <w:gridCol w:w="2556"/>
-        <w:gridCol w:w="2556"/>
-        <w:gridCol w:w="2556"/>
-        <w:gridCol w:w="2556"/>
-      </w:tblGrid>
-      <w:tr>
-        <w:trPr>
-          <w:tblHeader/>
-        </w:trPr>
-        <w:tc>
-          <w:tcPr>
-            <w:tcW w:type="dxa" w:w="2556"/>
-          </w:tcPr>
-          <w:p>
-            <w:r>
-              <w:t>Given inputs</w:t>
-            </w:r>
-          </w:p>
-        </w:tc>
-        <w:tc>
-          <w:tcPr>
-            <w:tcW w:type="dxa" w:w="2556"/>
-          </w:tcPr>
-          <w:p>
-            <w:r>
-              <w:t>Procedure I chose</w:t>
-            </w:r>
-          </w:p>
-        </w:tc>
-        <w:tc>
-          <w:tcPr>
-            <w:tcW w:type="dxa" w:w="2556"/>
-          </w:tcPr>
-          <w:p>
-            <w:r>
-              <w:t>Middle steps</w:t>
-            </w:r>
-          </w:p>
-        </w:tc>
-        <w:tc>
-          <w:tcPr>
-            <w:tcW w:type="dxa" w:w="2556"/>
-          </w:tcPr>
-          <w:p>
-            <w:r>
-              <w:t>Result and check</w:t>
-            </w:r>
-          </w:p>
-        </w:tc>
-      </w:tr>
-      <w:tr>
-        <w:tc>
-          <w:tcPr>
-            <w:tcW w:type="dxa" w:w="2556"/>
-          </w:tcPr>
-          <w:p>
-            <w:r/>
-          </w:p>
-        </w:tc>
-        <w:tc>
-          <w:tcPr>
-            <w:tcW w:type="dxa" w:w="2556"/>
-          </w:tcPr>
-          <w:p>
-            <w:r/>
-          </w:p>
-        </w:tc>
-        <w:tc>
-          <w:tcPr>
-            <w:tcW w:type="dxa" w:w="2556"/>
-          </w:tcPr>
-          <w:p>
-            <w:r/>
-          </w:p>
-        </w:tc>
-        <w:tc>
-          <w:tcPr>
-            <w:tcW w:type="dxa" w:w="2556"/>
-          </w:tcPr>
-          <w:p>
-            <w:r/>
-          </w:p>
-        </w:tc>
-      </w:tr>
-    </w:tbl>
-    <w:p>
-      <w:pPr>
-        <w:pStyle w:val="Heading3"/>
-      </w:pPr>
-      <w:r>
-        <w:t>The step I completed without help, and the hint I needed</w:t>
-      </w:r>
-    </w:p>
-    <w:p>
-      <w:r>
-        <w:t>________________________________________________________________</w:t>
-      </w:r>
-    </w:p>
-    <w:p>
-      <w:r>
-        <w:t>________________________________________________________________</w:t>
-      </w:r>
-    </w:p>
-    <w:p>
-      <w:r>
-        <w:t>________________________________________________________________</w:t>
-      </w:r>
-    </w:p>
-    <w:p>
-      <w:pPr>
-        <w:pStyle w:val="Heading1"/>
-      </w:pPr>
-      <w:r>
-        <w:t>03. Individual reasoning check</w:t>
-      </w:r>
-    </w:p>
-    <w:p>
-      <w:r>
-        <w:t>Check the proposed Capstone Design explanation against the supplied facts before discussing it.</w:t>
-      </w:r>
-    </w:p>
-    <w:p>
-      <w:pPr>
-        <w:spacing w:line="336" w:lineRule="auto" w:after="180"/>
-      </w:pPr>
-      <w:r>
-        <w:rPr>
-          <w:b w:val="0"/>
-        </w:rPr>
-        <w:t xml:space="preserve">Use the worked case for Capstone </w:t>
-      </w:r>
-      <w:r>
-        <w:rPr>
-          <w:b/>
-        </w:rPr>
-        <w:t>requirement</w:t>
-      </w:r>
-      <w:r>
-        <w:rPr>
-          <w:b w:val="0"/>
-        </w:rPr>
-        <w:t>s and corpus. Proposed explanation: “The worked result establishes every future case”. Decide whether this explanation is supported.</w:t>
-      </w:r>
-    </w:p>
-    <w:p>
-      <w:pPr>
-        <w:spacing w:line="336" w:lineRule="auto" w:after="180"/>
-      </w:pPr>
-      <w:r>
-        <w:rPr>
-          <w:b w:val="0"/>
-        </w:rPr>
-        <w:t>Point to the step or supplied fact that decides; explain your repair if needed.</w:t>
-      </w:r>
-    </w:p>
-    <w:p>
-      <w:pPr>
-        <w:pStyle w:val="Heading3"/>
-      </w:pPr>
-      <w:r>
-        <w:t>My explanation before partner discussion</w:t>
-      </w:r>
-    </w:p>
-    <w:p>
-      <w:r>
-        <w:t>________________________________________________________________</w:t>
-      </w:r>
-    </w:p>
-    <w:p>
-      <w:r>
-        <w:t>________________________________________________________________</w:t>
-      </w:r>
-    </w:p>
-    <w:p>
-      <w:r>
-        <w:t>________________________________________________________________</w:t>
-      </w:r>
-    </w:p>
-    <w:p>
-      <w:r>
-        <w:t>________________________________________________________________</w:t>
-      </w:r>
-    </w:p>
-    <w:p>
-      <w:pPr>
-        <w:pStyle w:val="Heading1"/>
-      </w:pPr>
-      <w:r>
-        <w:t>04. Independent transfer case</w:t>
-      </w:r>
-    </w:p>
-    <w:p>
-      <w:r>
-        <w:t>Write one first attempt at the reserved independent case before feedback. Repeated copies of that case refer to the same recorded attempt.</w:t>
-      </w:r>
-    </w:p>
-    <w:p>
-      <w:pPr>
-        <w:pStyle w:val="Heading3"/>
-      </w:pPr>
-      <w:r>
-        <w:t>Independent case: Changed independent case</w:t>
+        <w:t>Treat the three quoted requests as separate standalone requests, each with no previous conversation state. Only the two supplied science notes are permitted; label them with source IDs of your choice and keep the references consistent. No weather record, new source or treatment question is supplied.</w:t>
       </w:r>
     </w:p>
     <w:p>
@@ -473,6 +606,14 @@
     </w:p>
     <w:p>
       <w:pPr>
+        <w:pStyle w:val="Heading2"/>
+      </w:pPr>
+      <w:r>
+        <w:t>Keep a fair record</w:t>
+      </w:r>
+    </w:p>
+    <w:p>
+      <w:pPr>
         <w:spacing w:line="336" w:lineRule="auto" w:after="180"/>
       </w:pPr>
       <w:r>
@@ -484,15 +625,39 @@
     </w:p>
     <w:p>
       <w:pPr>
+        <w:pStyle w:val="Heading2"/>
+      </w:pPr>
+      <w:r>
+        <w:t>Earlier wording, alternatives and picture transcripts · reference / check after trying</w:t>
+      </w:r>
+    </w:p>
+    <w:p>
+      <w:pPr>
+        <w:pStyle w:val="Heading3"/>
+      </w:pPr>
+      <w:r>
+        <w:t>Independent case: Changed independent case</w:t>
+      </w:r>
+    </w:p>
+    <w:p>
+      <w:pPr>
         <w:pStyle w:val="Heading1"/>
       </w:pPr>
       <w:r>
-        <w:t>05. Your learning target</w:t>
-      </w:r>
-    </w:p>
-    <w:p>
-      <w:r>
-        <w:t>Connect the Capstone Design target to a trace and a justified conclusion.</w:t>
+        <w:t>09. Project · Keep the decision and its evidence</w:t>
+      </w:r>
+    </w:p>
+    <w:p>
+      <w:r>
+        <w:t>Add this week’s change to your existing project record.</w:t>
+      </w:r>
+    </w:p>
+    <w:p>
+      <w:pPr>
+        <w:pStyle w:val="Heading2"/>
+      </w:pPr>
+      <w:r>
+        <w:t>Your evidence record</w:t>
       </w:r>
     </w:p>
     <w:p>
@@ -503,20 +668,7 @@
         <w:rPr>
           <w:b w:val="0"/>
         </w:rPr>
-        <w:t>Design a chapter assistant with one answerable, one ambiguous and one unanswerable query. State the expected behaviour and one mandatory quality criterion.</w:t>
-      </w:r>
-    </w:p>
-    <w:p>
-      <w:pPr>
-        <w:pStyle w:val="Heading1"/>
-      </w:pPr>
-      <w:r>
-        <w:t>06. Solve the given case</w:t>
-      </w:r>
-    </w:p>
-    <w:p>
-      <w:r>
-        <w:t>Solve the supplied Capstone Design case and show the deciding evidence.</w:t>
+        <w:t>Freeze the Study Buddy v1 design and acceptance tests before implementation.</w:t>
       </w:r>
     </w:p>
     <w:p>
@@ -527,7 +679,7 @@
         <w:rPr>
           <w:b w:val="0"/>
         </w:rPr>
-        <w:t>Capstone: answer from one approved chapter with citations and a missing-</w:t>
+        <w:t xml:space="preserve">The project change and </w:t>
       </w:r>
       <w:r>
         <w:rPr>
@@ -539,35 +691,7 @@
         <w:rPr>
           <w:b w:val="0"/>
         </w:rPr>
-        <w:t xml:space="preserve"> fallback.</w:t>
-      </w:r>
-    </w:p>
-    <w:p>
-      <w:pPr>
-        <w:spacing w:line="336" w:lineRule="auto" w:after="180"/>
-      </w:pPr>
-      <w:r>
-        <w:rPr>
-          <w:b w:val="0"/>
-        </w:rPr>
-        <w:t>Define acceptance tests.</w:t>
-      </w:r>
-    </w:p>
-    <w:p>
-      <w:pPr>
-        <w:spacing w:line="336" w:lineRule="auto" w:after="180"/>
-      </w:pPr>
-      <w:r>
-        <w:rPr>
-          <w:b w:val="0"/>
-        </w:rPr>
-        <w:t xml:space="preserve">Show your trace, calculation or </w:t>
-      </w:r>
-      <w:r>
-        <w:rPr>
-          <w:b/>
-        </w:rPr>
-        <w:t>evidence</w:t>
+        <w:t xml:space="preserve"> I will keep</w:t>
       </w:r>
     </w:p>
     <w:p>
@@ -608,911 +732,20 @@
         <w:pStyle w:val="Heading1"/>
       </w:pPr>
       <w:r>
-        <w:t>07. Check a changed case</w:t>
-      </w:r>
-    </w:p>
-    <w:p>
-      <w:r>
-        <w:t>Apply the procedure to the changed case and record why the conclusion follows.</w:t>
-      </w:r>
-    </w:p>
-    <w:p>
-      <w:pPr>
-        <w:spacing w:line="336" w:lineRule="auto" w:after="180"/>
-      </w:pPr>
-      <w:r>
-        <w:rPr>
-          <w:b w:val="0"/>
-        </w:rPr>
-        <w:t>The capstone goal is helps students. Rewrite it as an observable test for a passage-based study assistant.</w:t>
-      </w:r>
-    </w:p>
-    <w:p>
-      <w:pPr>
-        <w:spacing w:line="336" w:lineRule="auto" w:after="180"/>
-      </w:pPr>
-      <w:r>
-        <w:rPr>
-          <w:b w:val="0"/>
-        </w:rPr>
-        <w:t>My independent answer and reason</w:t>
-      </w:r>
-    </w:p>
-    <w:p>
-      <w:pPr>
-        <w:pStyle w:val="Heading3"/>
-      </w:pPr>
-      <w:r>
-        <w:t>Write or draw your reasoning and evidence.</w:t>
-      </w:r>
-    </w:p>
-    <w:p>
-      <w:r>
-        <w:t>________________________________________________________________</w:t>
-      </w:r>
-    </w:p>
-    <w:p>
-      <w:r>
-        <w:t>________________________________________________________________</w:t>
-      </w:r>
-    </w:p>
-    <w:p>
-      <w:r>
-        <w:t>________________________________________________________________</w:t>
-      </w:r>
-    </w:p>
-    <w:p>
-      <w:r>
-        <w:t>________________________________________________________________</w:t>
-      </w:r>
-    </w:p>
-    <w:p>
-      <w:r>
-        <w:t>________________________________________________________________</w:t>
-      </w:r>
-    </w:p>
-    <w:p>
-      <w:pPr>
-        <w:pStyle w:val="Heading3"/>
-      </w:pPr>
-      <w:r>
-        <w:t>Week 33 Test and reflect</w:t>
-      </w:r>
-    </w:p>
-    <w:p>
-      <w:pPr>
-        <w:pStyle w:val="Heading1"/>
-      </w:pPr>
-      <w:r>
-        <w:t>08. Design a revealing test</w:t>
-      </w:r>
-    </w:p>
-    <w:p>
-      <w:r>
-        <w:t>Specify a changed input, expected result and observation separately.</w:t>
-      </w:r>
-    </w:p>
-    <w:p>
-      <w:pPr>
-        <w:spacing w:line="336" w:lineRule="auto" w:after="180"/>
-      </w:pPr>
-      <w:r>
-        <w:rPr>
-          <w:b w:val="0"/>
-        </w:rPr>
-        <w:t xml:space="preserve">Create a changed </w:t>
-      </w:r>
-      <w:r>
-        <w:rPr>
-          <w:b/>
-        </w:rPr>
-        <w:t>input</w:t>
-      </w:r>
-      <w:r>
-        <w:rPr>
-          <w:b w:val="0"/>
-        </w:rPr>
-        <w:t>, boundary case or missing-information case. Write the expected answer or safe response before testing.</w:t>
-      </w:r>
-    </w:p>
-    <w:tbl>
-      <w:tblPr>
-        <w:tblStyle w:val="LightShading-Accent1"/>
-        <w:tblW w:type="auto" w:w="0"/>
-        <w:tblLook w:firstColumn="1" w:firstRow="1" w:lastColumn="0" w:lastRow="0" w:noHBand="0" w:noVBand="1" w:val="04A0"/>
-      </w:tblPr>
-      <w:tblGrid>
-        <w:gridCol w:w="5112"/>
-        <w:gridCol w:w="5112"/>
-      </w:tblGrid>
-      <w:tr>
-        <w:trPr>
-          <w:tblHeader/>
-        </w:trPr>
-        <w:tc>
-          <w:tcPr>
-            <w:tcW w:type="dxa" w:w="5112"/>
-          </w:tcPr>
-          <w:p>
-            <w:r>
-              <w:t>Test record</w:t>
-            </w:r>
-          </w:p>
-        </w:tc>
-        <w:tc>
-          <w:tcPr>
-            <w:tcW w:type="dxa" w:w="5112"/>
-          </w:tcPr>
-          <w:p>
-            <w:r>
-              <w:t>My evidence</w:t>
-            </w:r>
-          </w:p>
-        </w:tc>
-      </w:tr>
-      <w:tr>
-        <w:tc>
-          <w:tcPr>
-            <w:tcW w:type="dxa" w:w="5112"/>
-          </w:tcPr>
-          <w:p>
-            <w:r>
-              <w:t>Changed input or condition</w:t>
-            </w:r>
-          </w:p>
-        </w:tc>
-        <w:tc>
-          <w:tcPr>
-            <w:tcW w:type="dxa" w:w="5112"/>
-          </w:tcPr>
-          <w:p>
-            <w:r/>
-          </w:p>
-        </w:tc>
-      </w:tr>
-      <w:tr>
-        <w:tc>
-          <w:tcPr>
-            <w:tcW w:type="dxa" w:w="5112"/>
-          </w:tcPr>
-          <w:p>
-            <w:r>
-              <w:t>Expected answer or fallback</w:t>
-            </w:r>
-          </w:p>
-        </w:tc>
-        <w:tc>
-          <w:tcPr>
-            <w:tcW w:type="dxa" w:w="5112"/>
-          </w:tcPr>
-          <w:p>
-            <w:r/>
-          </w:p>
-        </w:tc>
-      </w:tr>
-      <w:tr>
-        <w:tc>
-          <w:tcPr>
-            <w:tcW w:type="dxa" w:w="5112"/>
-          </w:tcPr>
-          <w:p>
-            <w:r>
-              <w:t>Observed result</w:t>
-            </w:r>
-          </w:p>
-        </w:tc>
-        <w:tc>
-          <w:tcPr>
-            <w:tcW w:type="dxa" w:w="5112"/>
-          </w:tcPr>
-          <w:p>
-            <w:r/>
-          </w:p>
-        </w:tc>
-      </w:tr>
-      <w:tr>
-        <w:tc>
-          <w:tcPr>
-            <w:tcW w:type="dxa" w:w="5112"/>
-          </w:tcPr>
-          <w:p>
-            <w:r>
-              <w:t>Why the result occurred</w:t>
-            </w:r>
-          </w:p>
-        </w:tc>
-        <w:tc>
-          <w:tcPr>
-            <w:tcW w:type="dxa" w:w="5112"/>
-          </w:tcPr>
-          <w:p>
-            <w:r/>
-          </w:p>
-        </w:tc>
-      </w:tr>
-    </w:tbl>
-    <w:p>
-      <w:pPr>
-        <w:pStyle w:val="Heading1"/>
-      </w:pPr>
-      <w:r>
-        <w:t>09. Project checkpoint</w:t>
-      </w:r>
-    </w:p>
-    <w:p>
-      <w:r>
-        <w:t>Justify what Capstone Design adds to Verified Study Buddy and keep the evidence.</w:t>
-      </w:r>
-    </w:p>
-    <w:p>
-      <w:pPr>
-        <w:spacing w:line="336" w:lineRule="auto" w:after="180"/>
-      </w:pPr>
-      <w:r>
-        <w:rPr>
-          <w:b w:val="0"/>
-        </w:rPr>
-        <w:t>Freeze the Study Buddy v1 design and acceptance tests before implementation.</w:t>
-      </w:r>
-    </w:p>
-    <w:p>
-      <w:pPr>
-        <w:spacing w:line="336" w:lineRule="auto" w:after="180"/>
-      </w:pPr>
-      <w:r>
-        <w:rPr>
-          <w:b w:val="0"/>
-        </w:rPr>
-        <w:t xml:space="preserve">The project change and </w:t>
-      </w:r>
-      <w:r>
-        <w:rPr>
-          <w:b/>
-        </w:rPr>
-        <w:t>evidence</w:t>
-      </w:r>
-      <w:r>
-        <w:rPr>
-          <w:b w:val="0"/>
-        </w:rPr>
-        <w:t xml:space="preserve"> I will keep</w:t>
-      </w:r>
-    </w:p>
-    <w:p>
-      <w:pPr>
-        <w:pStyle w:val="Heading3"/>
-      </w:pPr>
-      <w:r>
-        <w:t>Write or draw your reasoning and evidence.</w:t>
-      </w:r>
-    </w:p>
-    <w:p>
-      <w:r>
-        <w:t>________________________________________________________________</w:t>
-      </w:r>
-    </w:p>
-    <w:p>
-      <w:r>
-        <w:t>________________________________________________________________</w:t>
-      </w:r>
-    </w:p>
-    <w:p>
-      <w:r>
-        <w:t>________________________________________________________________</w:t>
-      </w:r>
-    </w:p>
-    <w:p>
-      <w:r>
-        <w:t>________________________________________________________________</w:t>
-      </w:r>
-    </w:p>
-    <w:p>
-      <w:r>
-        <w:t>________________________________________________________________</w:t>
-      </w:r>
-    </w:p>
-    <w:p>
-      <w:pPr>
-        <w:pStyle w:val="Heading1"/>
-      </w:pPr>
-      <w:r>
-        <w:t>10. Self check</w:t>
-      </w:r>
-    </w:p>
-    <w:p>
-      <w:r>
-        <w:t>Judge explanation, evidence, transfer and limits separately; attach the work behind your judgement.</w:t>
-      </w:r>
-    </w:p>
-    <w:p>
-      <w:pPr>
-        <w:pStyle w:val="ListBullet"/>
-      </w:pPr>
-      <w:r>
-        <w:t>I can explain the mechanism.</w:t>
-      </w:r>
-    </w:p>
-    <w:p>
-      <w:pPr>
-        <w:pStyle w:val="ListBullet"/>
-      </w:pPr>
-      <w:r>
-        <w:t>I can show evidence.</w:t>
-      </w:r>
-    </w:p>
-    <w:p>
-      <w:pPr>
-        <w:pStyle w:val="ListBullet"/>
-      </w:pPr>
-      <w:r>
-        <w:t>I can handle a changed case.</w:t>
-      </w:r>
-    </w:p>
-    <w:p>
-      <w:pPr>
-        <w:pStyle w:val="ListBullet"/>
-      </w:pPr>
-      <w:r>
-        <w:t>I can name a limit.</w:t>
-      </w:r>
-    </w:p>
-    <w:p>
-      <w:r>
-        <w:t>Mark each as not yet, with help or independently, and attach supporting work.</w:t>
-      </w:r>
-    </w:p>
-    <w:p>
-      <w:pPr>
-        <w:spacing w:line="336" w:lineRule="auto" w:after="180"/>
-      </w:pPr>
-      <w:r>
-        <w:rPr>
-          <w:b w:val="0"/>
-        </w:rPr>
-        <w:t>Teacher review ____________________  Next step ____________________</w:t>
-      </w:r>
-    </w:p>
-    <w:p>
-      <w:pPr>
-        <w:pStyle w:val="Heading1"/>
-      </w:pPr>
-      <w:r>
-        <w:t>11. Transfer practice from the original programme</w:t>
-      </w:r>
-    </w:p>
-    <w:p>
-      <w:r>
-        <w:t>Use this earlier case as transfer practice. A case already discussed with feedback is not fresh assessment evidence.</w:t>
-      </w:r>
-    </w:p>
-    <w:p>
-      <w:pPr>
-        <w:spacing w:line="336" w:lineRule="auto" w:after="180"/>
-      </w:pPr>
-      <w:r>
-        <w:rPr>
-          <w:b w:val="0"/>
-        </w:rPr>
-        <w:t>Design a chapter assistant with one answerable, one ambiguous and one unanswerable query. State the expected behaviour and one mandatory quality criterion.</w:t>
-      </w:r>
-    </w:p>
-    <w:p>
-      <w:pPr>
-        <w:pStyle w:val="Heading3"/>
-      </w:pPr>
-      <w:r>
-        <w:t>My independently reasoned answer</w:t>
-      </w:r>
-    </w:p>
-    <w:p>
-      <w:r>
-        <w:t>________________________________________________________________</w:t>
-      </w:r>
-    </w:p>
-    <w:p>
-      <w:r>
-        <w:t>________________________________________________________________</w:t>
-      </w:r>
-    </w:p>
-    <w:p>
-      <w:r>
-        <w:t>________________________________________________________________</w:t>
-      </w:r>
-    </w:p>
-    <w:p>
-      <w:r>
-        <w:t>________________________________________________________________</w:t>
-      </w:r>
-    </w:p>
-    <w:p>
-      <w:r>
-        <w:t>________________________________________________________________</w:t>
-      </w:r>
-    </w:p>
-    <w:p>
-      <w:r>
-        <w:t>________________________________________________________________</w:t>
-      </w:r>
-    </w:p>
-    <w:p>
-      <w:r>
-        <w:t>________________________________________________________________</w:t>
-      </w:r>
-    </w:p>
-    <w:p>
-      <w:pPr>
-        <w:spacing w:line="336" w:lineRule="auto" w:after="180"/>
-      </w:pPr>
-      <w:r>
-        <w:rPr>
-          <w:b w:val="0"/>
-        </w:rPr>
-        <w:t>Record support used: none, hint or teacher explanation.</w:t>
-      </w:r>
-    </w:p>
-    <w:p>
-      <w:pPr>
-        <w:pStyle w:val="Heading1"/>
-      </w:pPr>
-      <w:r>
-        <w:t>12. W1 Explain the mechanism</w:t>
-      </w:r>
-    </w:p>
-    <w:p>
-      <w:r>
-        <w:t>Explain the mechanism. Apply the supplied Capstone Design facts and keep your reasoning.</w:t>
-      </w:r>
-    </w:p>
-    <w:p>
-      <w:pPr>
-        <w:pStyle w:val="Heading3"/>
-      </w:pPr>
-      <w:r>
-        <w:t>Where to find the supplied example</w:t>
-      </w:r>
-    </w:p>
-    <w:p>
-      <w:pPr>
-        <w:spacing w:line="336" w:lineRule="auto" w:after="180"/>
-        <w:shd w:fill="F1F6F8"/>
-      </w:pPr>
-      <w:r>
-        <w:rPr>
-          <w:b w:val="0"/>
-        </w:rPr>
-        <w:t>Reference for this exercise: open this week’s student lesson, “Capstone Design”, at “See how it works” and “Follow a worked example”. Use the original worked values or code named in the question; the later pictorial case is a separate example. Keep this reference beside your workbook while practising.</w:t>
-      </w:r>
-    </w:p>
-    <w:p>
-      <w:pPr>
-        <w:spacing w:line="336" w:lineRule="auto" w:after="180"/>
-      </w:pPr>
-      <w:r>
-        <w:rPr>
-          <w:b w:val="0"/>
-        </w:rPr>
-        <w:t xml:space="preserve">Explain the weekly </w:t>
-      </w:r>
-      <w:r>
-        <w:rPr>
-          <w:b/>
-        </w:rPr>
-        <w:t>mechanism</w:t>
-      </w:r>
-      <w:r>
-        <w:rPr>
-          <w:b w:val="0"/>
-        </w:rPr>
-        <w:t xml:space="preserve"> in your own words. Use the worked scenario to name its </w:t>
-      </w:r>
-      <w:r>
-        <w:rPr>
-          <w:b/>
-        </w:rPr>
-        <w:t>input</w:t>
-      </w:r>
-      <w:r>
-        <w:rPr>
-          <w:b w:val="0"/>
-        </w:rPr>
-        <w:t xml:space="preserve">, decision rule and </w:t>
-      </w:r>
-      <w:r>
-        <w:rPr>
-          <w:b/>
-        </w:rPr>
-        <w:t>output</w:t>
-      </w:r>
-      <w:r>
-        <w:rPr>
-          <w:b w:val="0"/>
-        </w:rPr>
-        <w:t>.</w:t>
-      </w:r>
-    </w:p>
-    <w:p>
-      <w:pPr>
-        <w:pStyle w:val="Heading3"/>
-      </w:pPr>
-      <w:r>
-        <w:t>My reasoning and evidence</w:t>
-      </w:r>
-    </w:p>
-    <w:p>
-      <w:r>
-        <w:t>________________________________________________________________</w:t>
-      </w:r>
-    </w:p>
-    <w:p>
-      <w:r>
-        <w:t>________________________________________________________________</w:t>
-      </w:r>
-    </w:p>
-    <w:p>
-      <w:r>
-        <w:t>________________________________________________________________</w:t>
-      </w:r>
-    </w:p>
-    <w:p>
-      <w:r>
-        <w:t>________________________________________________________________</w:t>
-      </w:r>
-    </w:p>
-    <w:p>
-      <w:r>
-        <w:t>________________________________________________________________</w:t>
-      </w:r>
-    </w:p>
-    <w:p>
-      <w:r>
-        <w:t>________________________________________________________________</w:t>
-      </w:r>
-    </w:p>
-    <w:p>
-      <w:pPr>
-        <w:pStyle w:val="Heading1"/>
-      </w:pPr>
-      <w:r>
-        <w:t>13. W2 Trace the worked case</w:t>
-      </w:r>
-    </w:p>
-    <w:p>
-      <w:r>
-        <w:t>Trace the worked case. Apply the supplied Capstone Design facts and keep your reasoning.</w:t>
-      </w:r>
-    </w:p>
-    <w:p>
-      <w:pPr>
-        <w:spacing w:line="336" w:lineRule="auto" w:after="180"/>
-      </w:pPr>
-      <w:r>
-        <w:rPr>
-          <w:b w:val="0"/>
-        </w:rPr>
-        <w:t>Student room assistant corpus contains public register P, teacher-only guide T and current approval A. It must report approved room capacity or needs_review. Show the intermediate steps and give the conclusion with its scope.</w:t>
-      </w:r>
-    </w:p>
-    <w:p>
-      <w:pPr>
-        <w:pStyle w:val="Heading3"/>
-      </w:pPr>
-      <w:r>
-        <w:t>My reasoning and evidence</w:t>
-      </w:r>
-    </w:p>
-    <w:p>
-      <w:r>
-        <w:t>________________________________________________________________</w:t>
-      </w:r>
-    </w:p>
-    <w:p>
-      <w:r>
-        <w:t>________________________________________________________________</w:t>
-      </w:r>
-    </w:p>
-    <w:p>
-      <w:r>
-        <w:t>________________________________________________________________</w:t>
-      </w:r>
-    </w:p>
-    <w:p>
-      <w:r>
-        <w:t>________________________________________________________________</w:t>
-      </w:r>
-    </w:p>
-    <w:p>
-      <w:r>
-        <w:t>________________________________________________________________</w:t>
-      </w:r>
-    </w:p>
-    <w:p>
-      <w:r>
-        <w:t>________________________________________________________________</w:t>
-      </w:r>
-    </w:p>
-    <w:p>
-      <w:r>
-        <w:t>________________________________________________________________</w:t>
-      </w:r>
-    </w:p>
-    <w:p>
-      <w:pPr>
-        <w:pStyle w:val="Heading1"/>
-      </w:pPr>
-      <w:r>
-        <w:t>14. W3 Audit the limit</w:t>
-      </w:r>
-    </w:p>
-    <w:p>
-      <w:r>
-        <w:t>Audit the limit. Apply the supplied Capstone Design facts and keep your reasoning.</w:t>
-      </w:r>
-    </w:p>
-    <w:p>
-      <w:pPr>
-        <w:spacing w:line="336" w:lineRule="auto" w:after="180"/>
-      </w:pPr>
-      <w:r>
-        <w:rPr>
-          <w:b w:val="0"/>
-        </w:rPr>
-        <w:t xml:space="preserve">A report omits this qualification: A complete capstone plan is not </w:t>
-      </w:r>
-      <w:r>
-        <w:rPr>
-          <w:b/>
-        </w:rPr>
-        <w:t>evidence</w:t>
-      </w:r>
-      <w:r>
-        <w:rPr>
-          <w:b w:val="0"/>
-        </w:rPr>
-        <w:t xml:space="preserve"> that the implementation meets it; evaluate after building.</w:t>
-      </w:r>
-    </w:p>
-    <w:p>
-      <w:pPr>
-        <w:spacing w:line="336" w:lineRule="auto" w:after="180"/>
-      </w:pPr>
-      <w:r>
-        <w:rPr>
-          <w:b w:val="0"/>
-        </w:rPr>
-        <w:t>Explain how omitting it could change a reader's interpretation, and write an accurate replacement.</w:t>
-      </w:r>
-    </w:p>
-    <w:p>
-      <w:pPr>
-        <w:pStyle w:val="Heading3"/>
-      </w:pPr>
-      <w:r>
-        <w:t>My reasoning and evidence</w:t>
-      </w:r>
-    </w:p>
-    <w:p>
-      <w:r>
-        <w:t>________________________________________________________________</w:t>
-      </w:r>
-    </w:p>
-    <w:p>
-      <w:r>
-        <w:t>________________________________________________________________</w:t>
-      </w:r>
-    </w:p>
-    <w:p>
-      <w:r>
-        <w:t>________________________________________________________________</w:t>
-      </w:r>
-    </w:p>
-    <w:p>
-      <w:r>
-        <w:t>________________________________________________________________</w:t>
-      </w:r>
-    </w:p>
-    <w:p>
-      <w:r>
-        <w:t>________________________________________________________________</w:t>
-      </w:r>
-    </w:p>
-    <w:p>
-      <w:r>
-        <w:t>________________________________________________________________</w:t>
-      </w:r>
-    </w:p>
-    <w:p>
-      <w:pPr>
-        <w:pStyle w:val="Heading1"/>
-      </w:pPr>
-      <w:r>
-        <w:t>15. W4 Apply a new case independently</w:t>
-      </w:r>
-    </w:p>
-    <w:p>
-      <w:r>
-        <w:t>Attempt before feedback. If this repeats the selected independent case, reuse that first attempt; otherwise keep a separate record. Apply a new case independently. Apply the supplied Capstone Design facts and keep your reasoning.</w:t>
-      </w:r>
-    </w:p>
-    <w:p>
-      <w:pPr>
-        <w:spacing w:line="336" w:lineRule="auto" w:after="180"/>
-      </w:pPr>
-      <w:r>
-        <w:rPr>
-          <w:b w:val="0"/>
-        </w:rPr>
-        <w:t>Student equipment assistant has public inventory I, restricted purchase ledger L and public booking notice B. Define eligible corpus, baseline and a missing-</w:t>
-      </w:r>
-      <w:r>
-        <w:rPr>
-          <w:b/>
-        </w:rPr>
-        <w:t>evidence</w:t>
-      </w:r>
-      <w:r>
-        <w:rPr>
-          <w:b w:val="0"/>
-        </w:rPr>
-        <w:t xml:space="preserve"> test.</w:t>
-      </w:r>
-    </w:p>
-    <w:p>
-      <w:pPr>
-        <w:pStyle w:val="Heading3"/>
-      </w:pPr>
-      <w:r>
-        <w:t>My reasoning and evidence</w:t>
-      </w:r>
-    </w:p>
-    <w:p>
-      <w:r>
-        <w:t>________________________________________________________________</w:t>
-      </w:r>
-    </w:p>
-    <w:p>
-      <w:r>
-        <w:t>________________________________________________________________</w:t>
-      </w:r>
-    </w:p>
-    <w:p>
-      <w:r>
-        <w:t>________________________________________________________________</w:t>
-      </w:r>
-    </w:p>
-    <w:p>
-      <w:r>
-        <w:t>________________________________________________________________</w:t>
-      </w:r>
-    </w:p>
-    <w:p>
-      <w:r>
-        <w:t>________________________________________________________________</w:t>
-      </w:r>
-    </w:p>
-    <w:p>
-      <w:r>
-        <w:t>________________________________________________________________</w:t>
-      </w:r>
-    </w:p>
-    <w:p>
-      <w:r>
-        <w:t>________________________________________________________________</w:t>
-      </w:r>
-    </w:p>
-    <w:p>
-      <w:r>
-        <w:t>________________________________________________________________</w:t>
-      </w:r>
-    </w:p>
-    <w:p>
-      <w:pPr>
-        <w:pStyle w:val="Heading1"/>
-      </w:pPr>
-      <w:r>
-        <w:t>16. W5 Design a revealing follow-up</w:t>
-      </w:r>
-    </w:p>
-    <w:p>
-      <w:r>
-        <w:t>Design a revealing follow-up. Apply the supplied Capstone Design facts and keep your reasoning.</w:t>
-      </w:r>
-    </w:p>
-    <w:p>
-      <w:pPr>
-        <w:pStyle w:val="Heading3"/>
-      </w:pPr>
-      <w:r>
-        <w:t>Where to find the supplied example</w:t>
-      </w:r>
-    </w:p>
-    <w:p>
-      <w:pPr>
-        <w:spacing w:line="336" w:lineRule="auto" w:after="180"/>
-        <w:shd w:fill="F1F6F8"/>
-      </w:pPr>
-      <w:r>
-        <w:rPr>
-          <w:b w:val="0"/>
-        </w:rPr>
-        <w:t>Reference for this exercise: open this week’s student lesson, “Capstone Design”, at “See how it works” and “Follow a worked example”. Use the original worked values or code named in the question; the later pictorial case is a separate example. Keep this reference beside your workbook while practising.</w:t>
-      </w:r>
-    </w:p>
-    <w:p>
-      <w:pPr>
-        <w:spacing w:line="336" w:lineRule="auto" w:after="180"/>
-      </w:pPr>
-      <w:r>
-        <w:rPr>
-          <w:b w:val="0"/>
-        </w:rPr>
-        <w:t>For the worked scenario, propose one additional case that could reveal a failure, describe its expected outcome before running it, and explain what would need to remain fixed for a fair comparison.</w:t>
-      </w:r>
-    </w:p>
-    <w:p>
-      <w:pPr>
-        <w:spacing w:line="336" w:lineRule="auto" w:after="180"/>
-      </w:pPr>
-      <w:r>
-        <w:rPr>
-          <w:b w:val="0"/>
-        </w:rPr>
-        <w:t>Do not reuse W4 as a new final test after receiving feedback.</w:t>
-      </w:r>
-    </w:p>
-    <w:p>
-      <w:pPr>
-        <w:pStyle w:val="Heading3"/>
-      </w:pPr>
-      <w:r>
-        <w:t>My reasoning and evidence</w:t>
-      </w:r>
-    </w:p>
-    <w:p>
-      <w:r>
-        <w:t>________________________________________________________________</w:t>
-      </w:r>
-    </w:p>
-    <w:p>
-      <w:r>
-        <w:t>________________________________________________________________</w:t>
-      </w:r>
-    </w:p>
-    <w:p>
-      <w:r>
-        <w:t>________________________________________________________________</w:t>
-      </w:r>
-    </w:p>
-    <w:p>
-      <w:r>
-        <w:t>________________________________________________________________</w:t>
-      </w:r>
-    </w:p>
-    <w:p>
-      <w:r>
-        <w:t>________________________________________________________________</w:t>
-      </w:r>
-    </w:p>
-    <w:p>
-      <w:r>
-        <w:t>________________________________________________________________</w:t>
-      </w:r>
-    </w:p>
-    <w:p>
-      <w:r>
-        <w:t>________________________________________________________________</w:t>
-      </w:r>
-    </w:p>
-    <w:p>
-      <w:pPr>
-        <w:pStyle w:val="Heading1"/>
-      </w:pPr>
-      <w:r>
-        <w:t>17. Feedback, return check and learning record</w:t>
-      </w:r>
-    </w:p>
-    <w:p>
-      <w:r>
-        <w:t>Record the first repaired step and a different case to revisit after a delay.</w:t>
+        <w:t>17. Feedback · Repair and return</w:t>
+      </w:r>
+    </w:p>
+    <w:p>
+      <w:r>
+        <w:t>Keep the first attempt, the repair and a changed-case return.</w:t>
+      </w:r>
+    </w:p>
+    <w:p>
+      <w:pPr>
+        <w:pStyle w:val="Heading2"/>
+      </w:pPr>
+      <w:r>
+        <w:t>Your evidence record</w:t>
       </w:r>
     </w:p>
     <w:tbl>
@@ -1667,12 +900,883 @@
         <w:pStyle w:val="Heading1"/>
       </w:pPr>
       <w:r>
-        <w:t>18. Pictorial case practice: Capstone Design</w:t>
-      </w:r>
-    </w:p>
-    <w:p>
-      <w:r>
-        <w:t>Plan a bounded study buddy around a small approved vocabulary corpus. Explain the labelled step before checking the changed condition.</w:t>
+        <w:t>10. Finish · Judge the evidence in your work</w:t>
+      </w:r>
+    </w:p>
+    <w:p>
+      <w:r>
+        <w:t>Point to work that supports your confidence level.</w:t>
+      </w:r>
+    </w:p>
+    <w:p>
+      <w:pPr>
+        <w:pStyle w:val="Heading2"/>
+      </w:pPr>
+      <w:r>
+        <w:t>Your evidence record</w:t>
+      </w:r>
+    </w:p>
+    <w:p>
+      <w:pPr>
+        <w:pStyle w:val="ListBullet"/>
+      </w:pPr>
+      <w:r>
+        <w:t>I can explain the mechanism.</w:t>
+      </w:r>
+    </w:p>
+    <w:p>
+      <w:pPr>
+        <w:pStyle w:val="ListBullet"/>
+      </w:pPr>
+      <w:r>
+        <w:t>I can show evidence.</w:t>
+      </w:r>
+    </w:p>
+    <w:p>
+      <w:pPr>
+        <w:pStyle w:val="ListBullet"/>
+      </w:pPr>
+      <w:r>
+        <w:t>I can handle a changed case.</w:t>
+      </w:r>
+    </w:p>
+    <w:p>
+      <w:pPr>
+        <w:pStyle w:val="ListBullet"/>
+      </w:pPr>
+      <w:r>
+        <w:t>I can name a limit.</w:t>
+      </w:r>
+    </w:p>
+    <w:p>
+      <w:r>
+        <w:t>Mark each as not yet, with help or independently, and attach supporting work.</w:t>
+      </w:r>
+    </w:p>
+    <w:p>
+      <w:pPr>
+        <w:spacing w:line="336" w:lineRule="auto" w:after="180"/>
+      </w:pPr>
+      <w:r>
+        <w:rPr>
+          <w:b w:val="0"/>
+        </w:rPr>
+        <w:t>Teacher review ____________________  Next step ____________________</w:t>
+      </w:r>
+    </w:p>
+    <w:p>
+      <w:pPr>
+        <w:pStyle w:val="Heading1"/>
+      </w:pPr>
+      <w:r>
+        <w:t>Reference bank and extra practice</w:t>
+      </w:r>
+    </w:p>
+    <w:p>
+      <w:pPr>
+        <w:pStyle w:val="Heading1"/>
+      </w:pPr>
+      <w:r>
+        <w:t>02. Reference · Supported W2 record</w:t>
+      </w:r>
+    </w:p>
+    <w:p>
+      <w:r>
+        <w:t>This is the same W2 attempt. Keep one response record.</w:t>
+      </w:r>
+    </w:p>
+    <w:p>
+      <w:pPr>
+        <w:pStyle w:val="Heading2"/>
+      </w:pPr>
+      <w:r>
+        <w:t>Use this when helpful</w:t>
+      </w:r>
+    </w:p>
+    <w:p>
+      <w:pPr>
+        <w:spacing w:line="336" w:lineRule="auto" w:after="180"/>
+      </w:pPr>
+      <w:r>
+        <w:rPr>
+          <w:b w:val="0"/>
+        </w:rPr>
+        <w:t xml:space="preserve">Use W2: Trace the worked case for Capstone </w:t>
+      </w:r>
+      <w:r>
+        <w:rPr>
+          <w:b/>
+        </w:rPr>
+        <w:t>requirement</w:t>
+      </w:r>
+      <w:r>
+        <w:rPr>
+          <w:b w:val="0"/>
+        </w:rPr>
+        <w:t>s and corpus. Record the answer once; the lesson and workbook refer to the same attempt.</w:t>
+      </w:r>
+    </w:p>
+    <w:tbl>
+      <w:tblPr>
+        <w:tblStyle w:val="LightShading-Accent1"/>
+        <w:tblW w:type="auto" w:w="0"/>
+        <w:tblLook w:firstColumn="1" w:firstRow="1" w:lastColumn="0" w:lastRow="0" w:noHBand="0" w:noVBand="1" w:val="04A0"/>
+      </w:tblPr>
+      <w:tblGrid>
+        <w:gridCol w:w="2556"/>
+        <w:gridCol w:w="2556"/>
+        <w:gridCol w:w="2556"/>
+        <w:gridCol w:w="2556"/>
+      </w:tblGrid>
+      <w:tr>
+        <w:trPr>
+          <w:tblHeader/>
+        </w:trPr>
+        <w:tc>
+          <w:tcPr>
+            <w:tcW w:type="dxa" w:w="2556"/>
+          </w:tcPr>
+          <w:p>
+            <w:r>
+              <w:t>Given inputs</w:t>
+            </w:r>
+          </w:p>
+        </w:tc>
+        <w:tc>
+          <w:tcPr>
+            <w:tcW w:type="dxa" w:w="2556"/>
+          </w:tcPr>
+          <w:p>
+            <w:r>
+              <w:t>Procedure I chose</w:t>
+            </w:r>
+          </w:p>
+        </w:tc>
+        <w:tc>
+          <w:tcPr>
+            <w:tcW w:type="dxa" w:w="2556"/>
+          </w:tcPr>
+          <w:p>
+            <w:r>
+              <w:t>Middle steps</w:t>
+            </w:r>
+          </w:p>
+        </w:tc>
+        <w:tc>
+          <w:tcPr>
+            <w:tcW w:type="dxa" w:w="2556"/>
+          </w:tcPr>
+          <w:p>
+            <w:r>
+              <w:t>Result and check</w:t>
+            </w:r>
+          </w:p>
+        </w:tc>
+      </w:tr>
+      <w:tr>
+        <w:tc>
+          <w:tcPr>
+            <w:tcW w:type="dxa" w:w="2556"/>
+          </w:tcPr>
+          <w:p>
+            <w:r/>
+          </w:p>
+        </w:tc>
+        <w:tc>
+          <w:tcPr>
+            <w:tcW w:type="dxa" w:w="2556"/>
+          </w:tcPr>
+          <w:p>
+            <w:r/>
+          </w:p>
+        </w:tc>
+        <w:tc>
+          <w:tcPr>
+            <w:tcW w:type="dxa" w:w="2556"/>
+          </w:tcPr>
+          <w:p>
+            <w:r/>
+          </w:p>
+        </w:tc>
+        <w:tc>
+          <w:tcPr>
+            <w:tcW w:type="dxa" w:w="2556"/>
+          </w:tcPr>
+          <w:p>
+            <w:r/>
+          </w:p>
+        </w:tc>
+      </w:tr>
+    </w:tbl>
+    <w:p>
+      <w:pPr>
+        <w:pStyle w:val="Heading3"/>
+      </w:pPr>
+      <w:r>
+        <w:t>The step I completed without help, and the hint I needed</w:t>
+      </w:r>
+    </w:p>
+    <w:p>
+      <w:r>
+        <w:t>________________________________________________________________</w:t>
+      </w:r>
+    </w:p>
+    <w:p>
+      <w:r>
+        <w:t>________________________________________________________________</w:t>
+      </w:r>
+    </w:p>
+    <w:p>
+      <w:r>
+        <w:t>________________________________________________________________</w:t>
+      </w:r>
+    </w:p>
+    <w:p>
+      <w:pPr>
+        <w:pStyle w:val="Heading1"/>
+      </w:pPr>
+      <w:r>
+        <w:t>03. Extra practice · Repair the explanation</w:t>
+      </w:r>
+    </w:p>
+    <w:p>
+      <w:r>
+        <w:t>Explain the deciding fact before discussing the answer.</w:t>
+      </w:r>
+    </w:p>
+    <w:p>
+      <w:pPr>
+        <w:pStyle w:val="Heading2"/>
+      </w:pPr>
+      <w:r>
+        <w:t>Use this when helpful</w:t>
+      </w:r>
+    </w:p>
+    <w:p>
+      <w:pPr>
+        <w:spacing w:line="336" w:lineRule="auto" w:after="180"/>
+      </w:pPr>
+      <w:r>
+        <w:rPr>
+          <w:b w:val="0"/>
+        </w:rPr>
+        <w:t xml:space="preserve">Use the worked case for Capstone </w:t>
+      </w:r>
+      <w:r>
+        <w:rPr>
+          <w:b/>
+        </w:rPr>
+        <w:t>requirement</w:t>
+      </w:r>
+      <w:r>
+        <w:rPr>
+          <w:b w:val="0"/>
+        </w:rPr>
+        <w:t>s and corpus. Proposed explanation: “The worked result establishes every future case”. Decide whether this explanation is supported.</w:t>
+      </w:r>
+    </w:p>
+    <w:p>
+      <w:pPr>
+        <w:spacing w:line="336" w:lineRule="auto" w:after="180"/>
+      </w:pPr>
+      <w:r>
+        <w:rPr>
+          <w:b w:val="0"/>
+        </w:rPr>
+        <w:t>Point to the step or supplied fact that decides; explain your repair if needed.</w:t>
+      </w:r>
+    </w:p>
+    <w:p>
+      <w:pPr>
+        <w:pStyle w:val="Heading3"/>
+      </w:pPr>
+      <w:r>
+        <w:t>My explanation before partner discussion</w:t>
+      </w:r>
+    </w:p>
+    <w:p>
+      <w:r>
+        <w:t>________________________________________________________________</w:t>
+      </w:r>
+    </w:p>
+    <w:p>
+      <w:r>
+        <w:t>________________________________________________________________</w:t>
+      </w:r>
+    </w:p>
+    <w:p>
+      <w:r>
+        <w:t>________________________________________________________________</w:t>
+      </w:r>
+    </w:p>
+    <w:p>
+      <w:r>
+        <w:t>________________________________________________________________</w:t>
+      </w:r>
+    </w:p>
+    <w:p>
+      <w:pPr>
+        <w:pStyle w:val="Heading1"/>
+      </w:pPr>
+      <w:r>
+        <w:t>05. Reference · Original learning target</w:t>
+      </w:r>
+    </w:p>
+    <w:p>
+      <w:r>
+        <w:t>Use this target to inspect an explanation.</w:t>
+      </w:r>
+    </w:p>
+    <w:p>
+      <w:pPr>
+        <w:pStyle w:val="Heading2"/>
+      </w:pPr>
+      <w:r>
+        <w:t>Use this when helpful</w:t>
+      </w:r>
+    </w:p>
+    <w:p>
+      <w:pPr>
+        <w:spacing w:line="336" w:lineRule="auto" w:after="180"/>
+      </w:pPr>
+      <w:r>
+        <w:rPr>
+          <w:b w:val="0"/>
+        </w:rPr>
+        <w:t>Design a chapter assistant with one answerable, one ambiguous and one unanswerable query. State the expected behaviour and one mandatory quality criterion.</w:t>
+      </w:r>
+    </w:p>
+    <w:p>
+      <w:pPr>
+        <w:pStyle w:val="Heading1"/>
+      </w:pPr>
+      <w:r>
+        <w:t>06. Extra practice · A complete case</w:t>
+      </w:r>
+    </w:p>
+    <w:p>
+      <w:r>
+        <w:t>Try the question before checking the worked explanation.</w:t>
+      </w:r>
+    </w:p>
+    <w:p>
+      <w:pPr>
+        <w:pStyle w:val="Heading2"/>
+      </w:pPr>
+      <w:r>
+        <w:t>Use this when helpful</w:t>
+      </w:r>
+    </w:p>
+    <w:p>
+      <w:pPr>
+        <w:spacing w:line="336" w:lineRule="auto" w:after="180"/>
+      </w:pPr>
+      <w:r>
+        <w:rPr>
+          <w:b w:val="0"/>
+        </w:rPr>
+        <w:t>Capstone: answer from one approved chapter with citations and a missing-</w:t>
+      </w:r>
+      <w:r>
+        <w:rPr>
+          <w:b/>
+        </w:rPr>
+        <w:t>evidence</w:t>
+      </w:r>
+      <w:r>
+        <w:rPr>
+          <w:b w:val="0"/>
+        </w:rPr>
+        <w:t xml:space="preserve"> fallback.</w:t>
+      </w:r>
+    </w:p>
+    <w:p>
+      <w:pPr>
+        <w:spacing w:line="336" w:lineRule="auto" w:after="180"/>
+      </w:pPr>
+      <w:r>
+        <w:rPr>
+          <w:b w:val="0"/>
+        </w:rPr>
+        <w:t>Define acceptance tests.</w:t>
+      </w:r>
+    </w:p>
+    <w:p>
+      <w:pPr>
+        <w:spacing w:line="336" w:lineRule="auto" w:after="180"/>
+      </w:pPr>
+      <w:r>
+        <w:rPr>
+          <w:b w:val="0"/>
+        </w:rPr>
+        <w:t xml:space="preserve">Show your trace, calculation or </w:t>
+      </w:r>
+      <w:r>
+        <w:rPr>
+          <w:b/>
+        </w:rPr>
+        <w:t>evidence</w:t>
+      </w:r>
+    </w:p>
+    <w:p>
+      <w:pPr>
+        <w:pStyle w:val="Heading3"/>
+      </w:pPr>
+      <w:r>
+        <w:t>Write or draw your reasoning and evidence.</w:t>
+      </w:r>
+    </w:p>
+    <w:p>
+      <w:r>
+        <w:t>________________________________________________________________</w:t>
+      </w:r>
+    </w:p>
+    <w:p>
+      <w:r>
+        <w:t>________________________________________________________________</w:t>
+      </w:r>
+    </w:p>
+    <w:p>
+      <w:r>
+        <w:t>________________________________________________________________</w:t>
+      </w:r>
+    </w:p>
+    <w:p>
+      <w:r>
+        <w:t>________________________________________________________________</w:t>
+      </w:r>
+    </w:p>
+    <w:p>
+      <w:r>
+        <w:t>________________________________________________________________</w:t>
+      </w:r>
+    </w:p>
+    <w:p>
+      <w:pPr>
+        <w:pStyle w:val="Heading1"/>
+      </w:pPr>
+      <w:r>
+        <w:t>07. Extra practice · A changed case</w:t>
+      </w:r>
+    </w:p>
+    <w:p>
+      <w:r>
+        <w:t>Keep this practice separate from the reserved independent attempt.</w:t>
+      </w:r>
+    </w:p>
+    <w:p>
+      <w:pPr>
+        <w:pStyle w:val="Heading2"/>
+      </w:pPr>
+      <w:r>
+        <w:t>Use this when helpful</w:t>
+      </w:r>
+    </w:p>
+    <w:p>
+      <w:pPr>
+        <w:spacing w:line="336" w:lineRule="auto" w:after="180"/>
+      </w:pPr>
+      <w:r>
+        <w:rPr>
+          <w:b w:val="0"/>
+        </w:rPr>
+        <w:t>The capstone goal is helps students. Rewrite it as an observable test for a passage-based study assistant.</w:t>
+      </w:r>
+    </w:p>
+    <w:p>
+      <w:pPr>
+        <w:spacing w:line="336" w:lineRule="auto" w:after="180"/>
+      </w:pPr>
+      <w:r>
+        <w:rPr>
+          <w:b w:val="0"/>
+        </w:rPr>
+        <w:t>My practice answer and reason</w:t>
+      </w:r>
+    </w:p>
+    <w:p>
+      <w:pPr>
+        <w:pStyle w:val="Heading3"/>
+      </w:pPr>
+      <w:r>
+        <w:t>Write or draw your reasoning and evidence.</w:t>
+      </w:r>
+    </w:p>
+    <w:p>
+      <w:r>
+        <w:t>________________________________________________________________</w:t>
+      </w:r>
+    </w:p>
+    <w:p>
+      <w:r>
+        <w:t>________________________________________________________________</w:t>
+      </w:r>
+    </w:p>
+    <w:p>
+      <w:r>
+        <w:t>________________________________________________________________</w:t>
+      </w:r>
+    </w:p>
+    <w:p>
+      <w:r>
+        <w:t>________________________________________________________________</w:t>
+      </w:r>
+    </w:p>
+    <w:p>
+      <w:r>
+        <w:t>________________________________________________________________</w:t>
+      </w:r>
+    </w:p>
+    <w:p>
+      <w:pPr>
+        <w:pStyle w:val="Heading3"/>
+      </w:pPr>
+      <w:r>
+        <w:t>Week 33 Test and reflect</w:t>
+      </w:r>
+    </w:p>
+    <w:p>
+      <w:pPr>
+        <w:pStyle w:val="Heading1"/>
+      </w:pPr>
+      <w:r>
+        <w:t>08. Extra practice · Design a revealing test</w:t>
+      </w:r>
+    </w:p>
+    <w:p>
+      <w:r>
+        <w:t>Predict before tracing or testing.</w:t>
+      </w:r>
+    </w:p>
+    <w:p>
+      <w:pPr>
+        <w:pStyle w:val="Heading2"/>
+      </w:pPr>
+      <w:r>
+        <w:t>Use this when helpful</w:t>
+      </w:r>
+    </w:p>
+    <w:p>
+      <w:pPr>
+        <w:spacing w:line="336" w:lineRule="auto" w:after="180"/>
+      </w:pPr>
+      <w:r>
+        <w:rPr>
+          <w:b w:val="0"/>
+        </w:rPr>
+        <w:t xml:space="preserve">Create a changed </w:t>
+      </w:r>
+      <w:r>
+        <w:rPr>
+          <w:b/>
+        </w:rPr>
+        <w:t>input</w:t>
+      </w:r>
+      <w:r>
+        <w:rPr>
+          <w:b w:val="0"/>
+        </w:rPr>
+        <w:t>, boundary case or missing-information case. Write the expected answer or safe response before testing.</w:t>
+      </w:r>
+    </w:p>
+    <w:tbl>
+      <w:tblPr>
+        <w:tblStyle w:val="LightShading-Accent1"/>
+        <w:tblW w:type="auto" w:w="0"/>
+        <w:tblLook w:firstColumn="1" w:firstRow="1" w:lastColumn="0" w:lastRow="0" w:noHBand="0" w:noVBand="1" w:val="04A0"/>
+      </w:tblPr>
+      <w:tblGrid>
+        <w:gridCol w:w="5112"/>
+        <w:gridCol w:w="5112"/>
+      </w:tblGrid>
+      <w:tr>
+        <w:trPr>
+          <w:tblHeader/>
+        </w:trPr>
+        <w:tc>
+          <w:tcPr>
+            <w:tcW w:type="dxa" w:w="5112"/>
+          </w:tcPr>
+          <w:p>
+            <w:r>
+              <w:t>Test record</w:t>
+            </w:r>
+          </w:p>
+        </w:tc>
+        <w:tc>
+          <w:tcPr>
+            <w:tcW w:type="dxa" w:w="5112"/>
+          </w:tcPr>
+          <w:p>
+            <w:r>
+              <w:t>My evidence</w:t>
+            </w:r>
+          </w:p>
+        </w:tc>
+      </w:tr>
+      <w:tr>
+        <w:tc>
+          <w:tcPr>
+            <w:tcW w:type="dxa" w:w="5112"/>
+          </w:tcPr>
+          <w:p>
+            <w:r>
+              <w:t>Changed input or condition</w:t>
+            </w:r>
+          </w:p>
+        </w:tc>
+        <w:tc>
+          <w:tcPr>
+            <w:tcW w:type="dxa" w:w="5112"/>
+          </w:tcPr>
+          <w:p>
+            <w:r/>
+          </w:p>
+        </w:tc>
+      </w:tr>
+      <w:tr>
+        <w:tc>
+          <w:tcPr>
+            <w:tcW w:type="dxa" w:w="5112"/>
+          </w:tcPr>
+          <w:p>
+            <w:r>
+              <w:t>Expected answer or fallback</w:t>
+            </w:r>
+          </w:p>
+        </w:tc>
+        <w:tc>
+          <w:tcPr>
+            <w:tcW w:type="dxa" w:w="5112"/>
+          </w:tcPr>
+          <w:p>
+            <w:r/>
+          </w:p>
+        </w:tc>
+      </w:tr>
+      <w:tr>
+        <w:tc>
+          <w:tcPr>
+            <w:tcW w:type="dxa" w:w="5112"/>
+          </w:tcPr>
+          <w:p>
+            <w:r>
+              <w:t>Observed result</w:t>
+            </w:r>
+          </w:p>
+        </w:tc>
+        <w:tc>
+          <w:tcPr>
+            <w:tcW w:type="dxa" w:w="5112"/>
+          </w:tcPr>
+          <w:p>
+            <w:r/>
+          </w:p>
+        </w:tc>
+      </w:tr>
+      <w:tr>
+        <w:tc>
+          <w:tcPr>
+            <w:tcW w:type="dxa" w:w="5112"/>
+          </w:tcPr>
+          <w:p>
+            <w:r>
+              <w:t>Why the result occurred</w:t>
+            </w:r>
+          </w:p>
+        </w:tc>
+        <w:tc>
+          <w:tcPr>
+            <w:tcW w:type="dxa" w:w="5112"/>
+          </w:tcPr>
+          <w:p>
+            <w:r/>
+          </w:p>
+        </w:tc>
+      </w:tr>
+    </w:tbl>
+    <w:p>
+      <w:pPr>
+        <w:pStyle w:val="Heading1"/>
+      </w:pPr>
+      <w:r>
+        <w:t>11. Reference · Original target response space</w:t>
+      </w:r>
+    </w:p>
+    <w:p>
+      <w:r>
+        <w:t>This teaching case is practice rather than a fresh assessment.</w:t>
+      </w:r>
+    </w:p>
+    <w:p>
+      <w:pPr>
+        <w:pStyle w:val="Heading2"/>
+      </w:pPr>
+      <w:r>
+        <w:t>Use this when helpful</w:t>
+      </w:r>
+    </w:p>
+    <w:p>
+      <w:pPr>
+        <w:spacing w:line="336" w:lineRule="auto" w:after="180"/>
+      </w:pPr>
+      <w:r>
+        <w:rPr>
+          <w:b w:val="0"/>
+        </w:rPr>
+        <w:t>Design a chapter assistant with one answerable, one ambiguous and one unanswerable query. State the expected behaviour and one mandatory quality criterion.</w:t>
+      </w:r>
+    </w:p>
+    <w:p>
+      <w:pPr>
+        <w:pStyle w:val="Heading3"/>
+      </w:pPr>
+      <w:r>
+        <w:t>My explanation after practice</w:t>
+      </w:r>
+    </w:p>
+    <w:p>
+      <w:r>
+        <w:t>________________________________________________________________</w:t>
+      </w:r>
+    </w:p>
+    <w:p>
+      <w:r>
+        <w:t>________________________________________________________________</w:t>
+      </w:r>
+    </w:p>
+    <w:p>
+      <w:r>
+        <w:t>________________________________________________________________</w:t>
+      </w:r>
+    </w:p>
+    <w:p>
+      <w:r>
+        <w:t>________________________________________________________________</w:t>
+      </w:r>
+    </w:p>
+    <w:p>
+      <w:r>
+        <w:t>________________________________________________________________</w:t>
+      </w:r>
+    </w:p>
+    <w:p>
+      <w:r>
+        <w:t>________________________________________________________________</w:t>
+      </w:r>
+    </w:p>
+    <w:p>
+      <w:r>
+        <w:t>________________________________________________________________</w:t>
+      </w:r>
+    </w:p>
+    <w:p>
+      <w:pPr>
+        <w:spacing w:line="336" w:lineRule="auto" w:after="180"/>
+      </w:pPr>
+      <w:r>
+        <w:rPr>
+          <w:b w:val="0"/>
+        </w:rPr>
+        <w:t>Record support used: none, hint or teacher explanation.</w:t>
+      </w:r>
+    </w:p>
+    <w:p>
+      <w:pPr>
+        <w:pStyle w:val="Heading1"/>
+      </w:pPr>
+      <w:r>
+        <w:t>15. Additional practice · Earlier equipment-corpus plan</w:t>
+      </w:r>
+    </w:p>
+    <w:p>
+      <w:r>
+        <w:t>This retained task differs from the selected standalone science-note assessment.</w:t>
+      </w:r>
+    </w:p>
+    <w:p>
+      <w:pPr>
+        <w:pStyle w:val="Heading2"/>
+      </w:pPr>
+      <w:r>
+        <w:t>Earlier task and response</w:t>
+      </w:r>
+    </w:p>
+    <w:p>
+      <w:pPr>
+        <w:pStyle w:val="ListBullet"/>
+      </w:pPr>
+      <w:r>
+        <w:t>Student equipment assistant has public inventory I, restricted purchase ledger L and public booking notice B. Define eligible corpus, baseline and a missing-evidence test.</w:t>
+      </w:r>
+    </w:p>
+    <w:p>
+      <w:pPr>
+        <w:pStyle w:val="Heading3"/>
+      </w:pPr>
+      <w:r>
+        <w:t>My reasoning and evidence</w:t>
+      </w:r>
+    </w:p>
+    <w:p>
+      <w:r>
+        <w:t>________________________________________________________________</w:t>
+      </w:r>
+    </w:p>
+    <w:p>
+      <w:r>
+        <w:t>________________________________________________________________</w:t>
+      </w:r>
+    </w:p>
+    <w:p>
+      <w:r>
+        <w:t>________________________________________________________________</w:t>
+      </w:r>
+    </w:p>
+    <w:p>
+      <w:r>
+        <w:t>________________________________________________________________</w:t>
+      </w:r>
+    </w:p>
+    <w:p>
+      <w:r>
+        <w:t>________________________________________________________________</w:t>
+      </w:r>
+    </w:p>
+    <w:p>
+      <w:r>
+        <w:t>________________________________________________________________</w:t>
+      </w:r>
+    </w:p>
+    <w:p>
+      <w:r>
+        <w:t>________________________________________________________________</w:t>
+      </w:r>
+    </w:p>
+    <w:p>
+      <w:r>
+        <w:t>________________________________________________________________</w:t>
+      </w:r>
+    </w:p>
+    <w:p>
+      <w:pPr>
+        <w:pStyle w:val="Heading1"/>
+      </w:pPr>
+      <w:r>
+        <w:t>18. Extra practice · Use the worked picture</w:t>
+      </w:r>
+    </w:p>
+    <w:p>
+      <w:r>
+        <w:t>Keep the explanation and the support you used.</w:t>
+      </w:r>
+    </w:p>
+    <w:p>
+      <w:pPr>
+        <w:pStyle w:val="Heading2"/>
+      </w:pPr>
+      <w:r>
+        <w:t>Use this when helpful</w:t>
       </w:r>
     </w:p>
     <w:p>
@@ -1819,16 +1923,7 @@
     </w:p>
     <w:p>
       <w:pPr>
-        <w:pStyle w:val="Heading3"/>
-      </w:pPr>
-      <w:r>
-        <w:t>Record the help used</w:t>
-      </w:r>
-    </w:p>
-    <w:p>
-      <w:pPr>
         <w:spacing w:line="336" w:lineRule="auto" w:after="180"/>
-        <w:shd w:fill="F1F6F8"/>
       </w:pPr>
       <w:r>
         <w:rPr>
@@ -1888,12 +1983,20 @@
         <w:pStyle w:val="Heading1"/>
       </w:pPr>
       <w:r>
-        <w:t>19. Project portfolio milestone</w:t>
-      </w:r>
-    </w:p>
-    <w:p>
-      <w:r>
-        <w:t>Keep this week’s input, deciding step, result and limit together in the Verified Study Buddy record.</w:t>
+        <w:t>19. Reference · Project portfolio record</w:t>
+      </w:r>
+    </w:p>
+    <w:p>
+      <w:r>
+        <w:t>Extend your main project response when helpful.</w:t>
+      </w:r>
+    </w:p>
+    <w:p>
+      <w:pPr>
+        <w:pStyle w:val="Heading2"/>
+      </w:pPr>
+      <w:r>
+        <w:t>Use this when helpful</w:t>
       </w:r>
     </w:p>
     <w:p>
@@ -2118,12 +2221,459 @@
         <w:pStyle w:val="Heading1"/>
       </w:pPr>
       <w:r>
-        <w:t>20. Supported practice and learning evidence</w:t>
-      </w:r>
-    </w:p>
-    <w:p>
-      <w:r>
-        <w:t>Try the supported questions before comparing with hints and feedback. Record what you repaired and the evidence you retained.</w:t>
+        <w:t>20. Extra practice: pictures, repair and feedback</w:t>
+      </w:r>
+    </w:p>
+    <w:p>
+      <w:r>
+        <w:t>Attempt each question before opening its explanation. Use one browser or paper copy.</w:t>
+      </w:r>
+    </w:p>
+    <w:p>
+      <w:pPr>
+        <w:pStyle w:val="Heading2"/>
+      </w:pPr>
+      <w:r>
+        <w:t>First supported question</w:t>
+      </w:r>
+    </w:p>
+    <w:p>
+      <w:pPr>
+        <w:pStyle w:val="ListBullet"/>
+      </w:pPr>
+      <w:r>
+        <w:t>Plan a bounded study buddy around a small approved vocabulary corpus.</w:t>
+      </w:r>
+    </w:p>
+    <w:p>
+      <w:pPr>
+        <w:pStyle w:val="Heading3"/>
+      </w:pPr>
+      <w:r>
+        <w:t>Practice 1: explain the deciding evidence</w:t>
+      </w:r>
+    </w:p>
+    <w:p>
+      <w:pPr>
+        <w:pStyle w:val="ListBullet"/>
+      </w:pPr>
+      <w:r>
+        <w:t>Which labelled step matches this detail? “How do I cure this disease?” must produce an out-of-scope response, not a treatment guess.</w:t>
+      </w:r>
+    </w:p>
+    <w:p>
+      <w:pPr>
+        <w:pStyle w:val="ListBullet"/>
+      </w:pPr>
+      <w:r>
+        <w:t>1. Plan missing test</w:t>
+      </w:r>
+    </w:p>
+    <w:p>
+      <w:pPr>
+        <w:pStyle w:val="ListBullet"/>
+      </w:pPr>
+      <w:r>
+        <w:t>2. Plan normal test</w:t>
+      </w:r>
+    </w:p>
+    <w:p>
+      <w:pPr>
+        <w:pStyle w:val="ListBullet"/>
+      </w:pPr>
+      <w:r>
+        <w:t>3. Define contract</w:t>
+      </w:r>
+    </w:p>
+    <w:p>
+      <w:pPr>
+        <w:pStyle w:val="Heading3"/>
+      </w:pPr>
+      <w:r>
+        <w:t>My selected conclusion, deciding fact and explanation</w:t>
+      </w:r>
+    </w:p>
+    <w:p>
+      <w:r>
+        <w:t>________________________________________________________________</w:t>
+      </w:r>
+    </w:p>
+    <w:p>
+      <w:r>
+        <w:t>________________________________________________________________</w:t>
+      </w:r>
+    </w:p>
+    <w:p>
+      <w:r>
+        <w:t>________________________________________________________________</w:t>
+      </w:r>
+    </w:p>
+    <w:p>
+      <w:r>
+        <w:t>________________________________________________________________</w:t>
+      </w:r>
+    </w:p>
+    <w:p>
+      <w:r>
+        <w:t>________________________________________________________________</w:t>
+      </w:r>
+    </w:p>
+    <w:p>
+      <w:pPr>
+        <w:pStyle w:val="ListBullet"/>
+      </w:pPr>
+      <w:r>
+        <w:t>Hint if needed: Read the steps in the pictorial case. Match the supplied detail to the stage that performs or records it.</w:t>
+      </w:r>
+    </w:p>
+    <w:p>
+      <w:pPr>
+        <w:pStyle w:val="ListBullet"/>
+      </w:pPr>
+      <w:r>
+        <w:t>After your attempt, compare with the supported explanation: Plan missing test “How do I cure this disease?” must produce an out-of-scope response, not a treatment guess. Read the picture in order. “How do I cure this disease?” must produce an out-of-scope response, not a treatment guess. The arrows show which recorded input or intermediate result each decision uses. Explain the deciding step aloud before checking the changed case; pointing to the final answer alone does not show how it follows.</w:t>
+      </w:r>
+    </w:p>
+    <w:p>
+      <w:pPr>
+        <w:pStyle w:val="Heading2"/>
+      </w:pPr>
+      <w:r>
+        <w:t>Check the first explanation · reference / check after trying</w:t>
+      </w:r>
+    </w:p>
+    <w:p>
+      <w:pPr>
+        <w:pStyle w:val="Heading3"/>
+      </w:pPr>
+      <w:r>
+        <w:t>Practice 2: explain the deciding evidence</w:t>
+      </w:r>
+    </w:p>
+    <w:p>
+      <w:pPr>
+        <w:pStyle w:val="Heading2"/>
+      </w:pPr>
+      <w:r>
+        <w:t>Changed-case question</w:t>
+      </w:r>
+    </w:p>
+    <w:p>
+      <w:pPr>
+        <w:pStyle w:val="ListBullet"/>
+      </w:pPr>
+      <w:r>
+        <w:t>Changed-case practice: The corpus gains a teacher-approved flower definition in V2. Which conclusion is supported by the supplied facts?</w:t>
+      </w:r>
+    </w:p>
+    <w:p>
+      <w:pPr>
+        <w:pStyle w:val="ListBullet"/>
+      </w:pPr>
+      <w:r>
+        <w:t>1. This one example guarantees correct results for every future input.</w:t>
+      </w:r>
+    </w:p>
+    <w:p>
+      <w:pPr>
+        <w:pStyle w:val="ListBullet"/>
+      </w:pPr>
+      <w:r>
+        <w:t>2. Add a flower test using V2 and record the corpus version.</w:t>
+      </w:r>
+    </w:p>
+    <w:p>
+      <w:pPr>
+        <w:pStyle w:val="ListBullet"/>
+      </w:pPr>
+      <w:r>
+        <w:t>3. We can decide the result without examining the changed input or the procedure.</w:t>
+      </w:r>
+    </w:p>
+    <w:p>
+      <w:pPr>
+        <w:pStyle w:val="Heading3"/>
+      </w:pPr>
+      <w:r>
+        <w:t>My selected conclusion, deciding fact and explanation</w:t>
+      </w:r>
+    </w:p>
+    <w:p>
+      <w:r>
+        <w:t>________________________________________________________________</w:t>
+      </w:r>
+    </w:p>
+    <w:p>
+      <w:r>
+        <w:t>________________________________________________________________</w:t>
+      </w:r>
+    </w:p>
+    <w:p>
+      <w:r>
+        <w:t>________________________________________________________________</w:t>
+      </w:r>
+    </w:p>
+    <w:p>
+      <w:r>
+        <w:t>________________________________________________________________</w:t>
+      </w:r>
+    </w:p>
+    <w:p>
+      <w:r>
+        <w:t>________________________________________________________________</w:t>
+      </w:r>
+    </w:p>
+    <w:p>
+      <w:pPr>
+        <w:pStyle w:val="ListBullet"/>
+      </w:pPr>
+      <w:r>
+        <w:t>Hint if needed: Use the changed condition and the deciding step in the pictorial trace. The answer must say what follows from those facts.</w:t>
+      </w:r>
+    </w:p>
+    <w:p>
+      <w:pPr>
+        <w:pStyle w:val="ListBullet"/>
+      </w:pPr>
+      <w:r>
+        <w:t>After your attempt, compare with the supported explanation: Add a flower test using V2 and record the corpus version. The evidence boundary changed explicitly; the earlier corpus could not support this new entry.</w:t>
+      </w:r>
+    </w:p>
+    <w:p>
+      <w:pPr>
+        <w:pStyle w:val="Heading2"/>
+      </w:pPr>
+      <w:r>
+        <w:t>Check the changed case · reference / check after trying</w:t>
+      </w:r>
+    </w:p>
+    <w:p>
+      <w:pPr>
+        <w:pStyle w:val="Heading3"/>
+      </w:pPr>
+      <w:r>
+        <w:t>Repair a missing building block</w:t>
+      </w:r>
+    </w:p>
+    <w:p>
+      <w:pPr>
+        <w:pStyle w:val="Heading2"/>
+      </w:pPr>
+      <w:r>
+        <w:t>Repair and save your work</w:t>
+      </w:r>
+    </w:p>
+    <w:p>
+      <w:pPr>
+        <w:spacing w:line="336" w:lineRule="auto" w:after="180"/>
+      </w:pPr>
+      <w:r>
+        <w:rPr>
+          <w:b w:val="0"/>
+        </w:rPr>
+        <w:t xml:space="preserve">Review Human AI Workflow (ai-3/32). Goal: Explain the </w:t>
+      </w:r>
+      <w:r>
+        <w:rPr>
+          <w:b/>
+        </w:rPr>
+        <w:t>mechanism</w:t>
+      </w:r>
+      <w:r>
+        <w:rPr>
+          <w:b w:val="0"/>
+        </w:rPr>
+        <w:t xml:space="preserve"> and terminology of human review and consequential use. Short practice: Why can H1’s approval not automatically approve H2?</w:t>
+      </w:r>
+    </w:p>
+    <w:p>
+      <w:pPr>
+        <w:spacing w:line="336" w:lineRule="auto" w:after="180"/>
+      </w:pPr>
+      <w:r>
+        <w:rPr>
+          <w:b w:val="0"/>
+        </w:rPr>
+        <w:t xml:space="preserve">Point to the relevant step in the picture, then write the changed result and the rule or </w:t>
+      </w:r>
+      <w:r>
+        <w:rPr>
+          <w:b/>
+        </w:rPr>
+        <w:t>evidence</w:t>
+      </w:r>
+      <w:r>
+        <w:rPr>
+          <w:b w:val="0"/>
+        </w:rPr>
+        <w:t xml:space="preserve"> that supports it.. Return to this week and explain what you changed.</w:t>
+      </w:r>
+    </w:p>
+    <w:p>
+      <w:pPr>
+        <w:spacing w:line="336" w:lineRule="auto" w:after="180"/>
+      </w:pPr>
+      <w:r>
+        <w:rPr>
+          <w:b w:val="0"/>
+        </w:rPr>
+        <w:t xml:space="preserve">Review Bias and Representation (ai-3/30). Goal: Explain the </w:t>
+      </w:r>
+      <w:r>
+        <w:rPr>
+          <w:b/>
+        </w:rPr>
+        <w:t>mechanism</w:t>
+      </w:r>
+      <w:r>
+        <w:rPr>
+          <w:b w:val="0"/>
+        </w:rPr>
+        <w:t xml:space="preserve"> and terminology of representation and bias evaluation. Short practice: Explain why comparing six correct answers in each group would mislead.</w:t>
+      </w:r>
+    </w:p>
+    <w:p>
+      <w:pPr>
+        <w:spacing w:line="336" w:lineRule="auto" w:after="180"/>
+      </w:pPr>
+      <w:r>
+        <w:rPr>
+          <w:b w:val="0"/>
+        </w:rPr>
+        <w:t xml:space="preserve">Point to the relevant step in the picture, then write the changed result and the rule or </w:t>
+      </w:r>
+      <w:r>
+        <w:rPr>
+          <w:b/>
+        </w:rPr>
+        <w:t>evidence</w:t>
+      </w:r>
+      <w:r>
+        <w:rPr>
+          <w:b w:val="0"/>
+        </w:rPr>
+        <w:t xml:space="preserve"> that supports it.. Return to this week and explain what you changed.</w:t>
+      </w:r>
+    </w:p>
+    <w:p>
+      <w:pPr>
+        <w:spacing w:line="336" w:lineRule="auto" w:after="180"/>
+      </w:pPr>
+      <w:r>
+        <w:rPr>
+          <w:b w:val="0"/>
+        </w:rPr>
+        <w:t xml:space="preserve">Review Red Team the Product (ai-3/27). Goal: Explain the </w:t>
+      </w:r>
+      <w:r>
+        <w:rPr>
+          <w:b/>
+        </w:rPr>
+        <w:t>mechanism</w:t>
+      </w:r>
+      <w:r>
+        <w:rPr>
+          <w:b w:val="0"/>
+        </w:rPr>
+        <w:t xml:space="preserve"> and terminology of red team exercises. Short practice: Why does the original test fail even if no upload succeeded?</w:t>
+      </w:r>
+    </w:p>
+    <w:p>
+      <w:pPr>
+        <w:spacing w:line="336" w:lineRule="auto" w:after="180"/>
+      </w:pPr>
+      <w:r>
+        <w:rPr>
+          <w:b w:val="0"/>
+        </w:rPr>
+        <w:t xml:space="preserve">Point to the relevant step in the picture, then write the changed result and the rule or </w:t>
+      </w:r>
+      <w:r>
+        <w:rPr>
+          <w:b/>
+        </w:rPr>
+        <w:t>evidence</w:t>
+      </w:r>
+      <w:r>
+        <w:rPr>
+          <w:b w:val="0"/>
+        </w:rPr>
+        <w:t xml:space="preserve"> that supports it.. Return to this week and explain what you changed.</w:t>
+      </w:r>
+    </w:p>
+    <w:p>
+      <w:pPr>
+        <w:spacing w:line="336" w:lineRule="auto" w:after="180"/>
+      </w:pPr>
+      <w:r>
+        <w:rPr>
+          <w:b w:val="0"/>
+        </w:rPr>
+        <w:t xml:space="preserve">Use Download completed work in the hosted lesson to export your answers, reflections, practice feedback and code-run </w:t>
+      </w:r>
+      <w:r>
+        <w:rPr>
+          <w:b/>
+        </w:rPr>
+        <w:t>evidence</w:t>
+      </w:r>
+      <w:r>
+        <w:rPr>
+          <w:b w:val="0"/>
+        </w:rPr>
+        <w:t>. Open the HTML copy to read or print it.</w:t>
+      </w:r>
+    </w:p>
+    <w:p>
+      <w:pPr>
+        <w:spacing w:line="336" w:lineRule="auto" w:after="180"/>
+      </w:pPr>
+      <w:r>
+        <w:rPr>
+          <w:b w:val="0"/>
+        </w:rPr>
+        <w:t>Drafts stay in this browser when storage is available; clear drafts on a shared device.</w:t>
+      </w:r>
+    </w:p>
+    <w:p>
+      <w:pPr>
+        <w:pStyle w:val="Heading3"/>
+      </w:pPr>
+      <w:r>
+        <w:t>What I repaired, the evidence I kept and the next test</w:t>
+      </w:r>
+    </w:p>
+    <w:p>
+      <w:r>
+        <w:t>________________________________________________________________</w:t>
+      </w:r>
+    </w:p>
+    <w:p>
+      <w:r>
+        <w:t>________________________________________________________________</w:t>
+      </w:r>
+    </w:p>
+    <w:p>
+      <w:r>
+        <w:t>________________________________________________________________</w:t>
+      </w:r>
+    </w:p>
+    <w:p>
+      <w:r>
+        <w:t>________________________________________________________________</w:t>
+      </w:r>
+    </w:p>
+    <w:p>
+      <w:r>
+        <w:t>________________________________________________________________</w:t>
+      </w:r>
+    </w:p>
+    <w:p>
+      <w:pPr>
+        <w:pStyle w:val="Heading2"/>
+      </w:pPr>
+      <w:r>
+        <w:t>Earlier wording, alternatives and picture transcripts · reference / check after trying</w:t>
       </w:r>
     </w:p>
     <w:p>
@@ -2139,589 +2689,28 @@
     </w:p>
     <w:p>
       <w:pPr>
-        <w:spacing w:line="336" w:lineRule="auto" w:after="180"/>
-      </w:pPr>
-      <w:r>
-        <w:rPr>
-          <w:b w:val="0"/>
-        </w:rPr>
-        <w:t>Plan a bounded study buddy around a small approved vocabulary corpus.</w:t>
-      </w:r>
-    </w:p>
-    <w:p>
-      <w:pPr>
         <w:pStyle w:val="Heading3"/>
       </w:pPr>
       <w:r>
-        <w:t>Practice 1: explain the deciding evidence</w:t>
-      </w:r>
-    </w:p>
-    <w:p>
-      <w:pPr>
-        <w:spacing w:line="336" w:lineRule="auto" w:after="180"/>
-      </w:pPr>
-      <w:r>
-        <w:rPr>
-          <w:b w:val="0"/>
-        </w:rPr>
-        <w:t>Which labelled step matches this detail? “How do I cure this disease?” must produce an out-of-scope response, not a treatment guess.</w:t>
-      </w:r>
-    </w:p>
-    <w:p>
-      <w:pPr>
-        <w:spacing w:line="336" w:lineRule="auto" w:after="180"/>
-        <w:shd w:fill="F4F9FC"/>
-      </w:pPr>
-      <w:r>
-        <w:rPr>
-          <w:b w:val="0"/>
-        </w:rPr>
-        <w:t>1. Plan missing test</w:t>
-      </w:r>
-    </w:p>
-    <w:p>
-      <w:pPr>
-        <w:spacing w:line="336" w:lineRule="auto" w:after="180"/>
-        <w:shd w:fill="F4F9FC"/>
-      </w:pPr>
-      <w:r>
-        <w:rPr>
-          <w:b w:val="0"/>
-        </w:rPr>
-        <w:t>2. Plan normal test</w:t>
-      </w:r>
-    </w:p>
-    <w:p>
-      <w:pPr>
-        <w:spacing w:line="336" w:lineRule="auto" w:after="180"/>
-        <w:shd w:fill="F4F9FC"/>
-      </w:pPr>
-      <w:r>
-        <w:rPr>
-          <w:b w:val="0"/>
-        </w:rPr>
-        <w:t>3. Define contract</w:t>
-      </w:r>
-    </w:p>
-    <w:p>
-      <w:pPr>
-        <w:pStyle w:val="Heading3"/>
-      </w:pPr>
-      <w:r>
-        <w:t>My selected conclusion, deciding fact and explanation</w:t>
-      </w:r>
-    </w:p>
-    <w:p>
-      <w:r>
-        <w:t>________________________________________________________________</w:t>
-      </w:r>
-    </w:p>
-    <w:p>
-      <w:r>
-        <w:t>________________________________________________________________</w:t>
-      </w:r>
-    </w:p>
-    <w:p>
-      <w:r>
-        <w:t>________________________________________________________________</w:t>
-      </w:r>
-    </w:p>
-    <w:p>
-      <w:r>
-        <w:t>________________________________________________________________</w:t>
-      </w:r>
-    </w:p>
-    <w:p>
-      <w:r>
-        <w:t>________________________________________________________________</w:t>
-      </w:r>
-    </w:p>
-    <w:p>
-      <w:pPr>
-        <w:pStyle w:val="Heading3"/>
-      </w:pPr>
-      <w:r>
-        <w:t>Hint · try first</w:t>
-      </w:r>
-    </w:p>
-    <w:p>
-      <w:pPr>
-        <w:spacing w:line="336" w:lineRule="auto" w:after="180"/>
-        <w:shd w:fill="F1F6F8"/>
-      </w:pPr>
-      <w:r>
-        <w:rPr>
-          <w:b w:val="0"/>
-        </w:rPr>
-        <w:t>Hint if needed: Read the steps in the pictorial case. Match the supplied detail to the stage that performs or records it.</w:t>
-      </w:r>
-    </w:p>
-    <w:p>
-      <w:pPr>
-        <w:pStyle w:val="Heading3"/>
-      </w:pPr>
-      <w:r>
-        <w:t>Feedback · compare after trying</w:t>
-      </w:r>
-    </w:p>
-    <w:p>
-      <w:pPr>
-        <w:spacing w:line="336" w:lineRule="auto" w:after="180"/>
-        <w:shd w:fill="F1F6FC"/>
-      </w:pPr>
-      <w:r>
-        <w:rPr>
-          <w:b w:val="0"/>
-        </w:rPr>
-        <w:t>After your attempt, compare with the supported explanation: Plan missing test “How do I cure this disease?” must produce an out-of-scope response, not a treatment guess. Read the picture in order.</w:t>
-      </w:r>
-    </w:p>
-    <w:p>
-      <w:pPr>
-        <w:spacing w:line="336" w:lineRule="auto" w:after="180"/>
-        <w:shd w:fill="F1F6FC"/>
-      </w:pPr>
-      <w:r>
-        <w:rPr>
-          <w:b w:val="0"/>
-        </w:rPr>
-        <w:t xml:space="preserve">“How do I cure this disease?” must produce an out-of-scope response, not a treatment guess. The arrows show which recorded </w:t>
-      </w:r>
-      <w:r>
-        <w:rPr>
-          <w:b/>
-        </w:rPr>
-        <w:t>input</w:t>
-      </w:r>
-      <w:r>
-        <w:rPr>
-          <w:b w:val="0"/>
-        </w:rPr>
-        <w:t xml:space="preserve"> or intermediate result each decision uses.</w:t>
-      </w:r>
-    </w:p>
-    <w:p>
-      <w:pPr>
-        <w:spacing w:line="336" w:lineRule="auto" w:after="180"/>
-        <w:shd w:fill="F1F6FC"/>
-      </w:pPr>
-      <w:r>
-        <w:rPr>
-          <w:b w:val="0"/>
-        </w:rPr>
-        <w:t>Explain the deciding step aloud before checking the changed case; pointing to the final answer alone does not show how it follows.</w:t>
-      </w:r>
-    </w:p>
-    <w:p>
-      <w:pPr>
-        <w:pStyle w:val="Heading3"/>
-      </w:pPr>
-      <w:r>
-        <w:t>Practice 2: explain the deciding evidence</w:t>
-      </w:r>
-    </w:p>
-    <w:p>
-      <w:pPr>
-        <w:pStyle w:val="Heading3"/>
-      </w:pPr>
-      <w:r>
-        <w:t>Changed case · predict first</w:t>
-      </w:r>
-    </w:p>
-    <w:p>
-      <w:pPr>
-        <w:spacing w:line="336" w:lineRule="auto" w:after="180"/>
-        <w:shd w:fill="F5F1FB"/>
-      </w:pPr>
-      <w:r>
-        <w:rPr>
-          <w:b w:val="0"/>
-        </w:rPr>
-        <w:t>Changed-case practice: The corpus gains a teacher-approved flower definition in V2. Which conclusion is supported by the supplied facts?</w:t>
-      </w:r>
-    </w:p>
-    <w:p>
-      <w:pPr>
-        <w:spacing w:line="336" w:lineRule="auto" w:after="180"/>
-        <w:shd w:fill="F4F9FC"/>
-      </w:pPr>
-      <w:r>
-        <w:rPr>
-          <w:b w:val="0"/>
-        </w:rPr>
-        <w:t xml:space="preserve">1. This one example guarantees correct results for every future </w:t>
-      </w:r>
-      <w:r>
-        <w:rPr>
-          <w:b/>
-        </w:rPr>
-        <w:t>input</w:t>
-      </w:r>
-      <w:r>
-        <w:rPr>
-          <w:b w:val="0"/>
-        </w:rPr>
-        <w:t>.</w:t>
-      </w:r>
-    </w:p>
-    <w:p>
-      <w:pPr>
-        <w:spacing w:line="336" w:lineRule="auto" w:after="180"/>
-        <w:shd w:fill="F4F9FC"/>
-      </w:pPr>
-      <w:r>
-        <w:rPr>
-          <w:b w:val="0"/>
-        </w:rPr>
-        <w:t>2. Add a flower test using V2 and record the corpus version.</w:t>
-      </w:r>
-    </w:p>
-    <w:p>
-      <w:pPr>
-        <w:spacing w:line="336" w:lineRule="auto" w:after="180"/>
-        <w:shd w:fill="F4F9FC"/>
-      </w:pPr>
-      <w:r>
-        <w:rPr>
-          <w:b w:val="0"/>
-        </w:rPr>
-        <w:t xml:space="preserve">3. We can decide the result without examining the changed </w:t>
-      </w:r>
-      <w:r>
-        <w:rPr>
-          <w:b/>
-        </w:rPr>
-        <w:t>input</w:t>
-      </w:r>
-      <w:r>
-        <w:rPr>
-          <w:b w:val="0"/>
-        </w:rPr>
-        <w:t xml:space="preserve"> or the procedure.</w:t>
-      </w:r>
-    </w:p>
-    <w:p>
-      <w:pPr>
-        <w:pStyle w:val="Heading3"/>
-      </w:pPr>
-      <w:r>
-        <w:t>My selected conclusion, deciding fact and explanation</w:t>
-      </w:r>
-    </w:p>
-    <w:p>
-      <w:r>
-        <w:t>________________________________________________________________</w:t>
-      </w:r>
-    </w:p>
-    <w:p>
-      <w:r>
-        <w:t>________________________________________________________________</w:t>
-      </w:r>
-    </w:p>
-    <w:p>
-      <w:r>
-        <w:t>________________________________________________________________</w:t>
-      </w:r>
-    </w:p>
-    <w:p>
-      <w:r>
-        <w:t>________________________________________________________________</w:t>
-      </w:r>
-    </w:p>
-    <w:p>
-      <w:r>
-        <w:t>________________________________________________________________</w:t>
-      </w:r>
-    </w:p>
-    <w:p>
-      <w:pPr>
-        <w:pStyle w:val="Heading3"/>
-      </w:pPr>
-      <w:r>
-        <w:t>Hint · try first</w:t>
-      </w:r>
-    </w:p>
-    <w:p>
-      <w:pPr>
-        <w:spacing w:line="336" w:lineRule="auto" w:after="180"/>
-        <w:shd w:fill="F1F6F8"/>
-      </w:pPr>
-      <w:r>
-        <w:rPr>
-          <w:b w:val="0"/>
-        </w:rPr>
-        <w:t>Hint if needed: Use the changed condition and the deciding step in the pictorial trace. The answer must say what follows from those facts.</w:t>
-      </w:r>
-    </w:p>
-    <w:p>
-      <w:pPr>
-        <w:pStyle w:val="Heading3"/>
-      </w:pPr>
-      <w:r>
-        <w:t>Feedback · compare after trying</w:t>
-      </w:r>
-    </w:p>
-    <w:p>
-      <w:pPr>
-        <w:spacing w:line="336" w:lineRule="auto" w:after="180"/>
-        <w:shd w:fill="F1F6FC"/>
-      </w:pPr>
-      <w:r>
-        <w:rPr>
-          <w:b w:val="0"/>
-        </w:rPr>
-        <w:t xml:space="preserve">After your attempt, compare with the supported explanation: Add a flower test using V2 and record the corpus version. The </w:t>
-      </w:r>
-      <w:r>
-        <w:rPr>
-          <w:b/>
-        </w:rPr>
-        <w:t>evidence</w:t>
-      </w:r>
-      <w:r>
-        <w:rPr>
-          <w:b w:val="0"/>
-        </w:rPr>
-        <w:t xml:space="preserve"> boundary changed explicitly; the earlier corpus could not support this new entry.</w:t>
-      </w:r>
-    </w:p>
-    <w:p>
-      <w:pPr>
-        <w:pStyle w:val="Heading3"/>
-      </w:pPr>
-      <w:r>
-        <w:t>Repair a missing building block</w:t>
-      </w:r>
-    </w:p>
-    <w:p>
-      <w:pPr>
-        <w:spacing w:line="336" w:lineRule="auto" w:after="180"/>
-      </w:pPr>
-      <w:r>
-        <w:rPr>
-          <w:b w:val="0"/>
-        </w:rPr>
-        <w:t xml:space="preserve">Review Human AI Workflow (ai-3/32). Goal: Explain the </w:t>
-      </w:r>
-      <w:r>
-        <w:rPr>
-          <w:b/>
-        </w:rPr>
-        <w:t>mechanism</w:t>
-      </w:r>
-      <w:r>
-        <w:rPr>
-          <w:b w:val="0"/>
-        </w:rPr>
-        <w:t xml:space="preserve"> and terminology of human review and consequential use. Short practice: Why can H1’s approval not automatically approve H2?</w:t>
-      </w:r>
-    </w:p>
-    <w:p>
-      <w:pPr>
-        <w:spacing w:line="336" w:lineRule="auto" w:after="180"/>
-      </w:pPr>
-      <w:r>
-        <w:rPr>
-          <w:b w:val="0"/>
-        </w:rPr>
-        <w:t xml:space="preserve">Point to the relevant step in the picture, then write the changed result and the rule or </w:t>
-      </w:r>
-      <w:r>
-        <w:rPr>
-          <w:b/>
-        </w:rPr>
-        <w:t>evidence</w:t>
-      </w:r>
-      <w:r>
-        <w:rPr>
-          <w:b w:val="0"/>
-        </w:rPr>
-        <w:t xml:space="preserve"> that supports it.. Return to this week and explain what you changed.</w:t>
-      </w:r>
-    </w:p>
-    <w:p>
-      <w:pPr>
-        <w:spacing w:line="336" w:lineRule="auto" w:after="180"/>
-      </w:pPr>
-      <w:r>
-        <w:rPr>
-          <w:b w:val="0"/>
-        </w:rPr>
-        <w:t xml:space="preserve">Review Bias and Representation (ai-3/30). Goal: Explain the </w:t>
-      </w:r>
-      <w:r>
-        <w:rPr>
-          <w:b/>
-        </w:rPr>
-        <w:t>mechanism</w:t>
-      </w:r>
-      <w:r>
-        <w:rPr>
-          <w:b w:val="0"/>
-        </w:rPr>
-        <w:t xml:space="preserve"> and terminology of representation and bias evaluation. Short practice: Explain why comparing six correct answers in each group would mislead.</w:t>
-      </w:r>
-    </w:p>
-    <w:p>
-      <w:pPr>
-        <w:spacing w:line="336" w:lineRule="auto" w:after="180"/>
-      </w:pPr>
-      <w:r>
-        <w:rPr>
-          <w:b w:val="0"/>
-        </w:rPr>
-        <w:t xml:space="preserve">Point to the relevant step in the picture, then write the changed result and the rule or </w:t>
-      </w:r>
-      <w:r>
-        <w:rPr>
-          <w:b/>
-        </w:rPr>
-        <w:t>evidence</w:t>
-      </w:r>
-      <w:r>
-        <w:rPr>
-          <w:b w:val="0"/>
-        </w:rPr>
-        <w:t xml:space="preserve"> that supports it.. Return to this week and explain what you changed.</w:t>
-      </w:r>
-    </w:p>
-    <w:p>
-      <w:pPr>
-        <w:spacing w:line="336" w:lineRule="auto" w:after="180"/>
-      </w:pPr>
-      <w:r>
-        <w:rPr>
-          <w:b w:val="0"/>
-        </w:rPr>
-        <w:t xml:space="preserve">Review Red Team the Product (ai-3/27). Goal: Explain the </w:t>
-      </w:r>
-      <w:r>
-        <w:rPr>
-          <w:b/>
-        </w:rPr>
-        <w:t>mechanism</w:t>
-      </w:r>
-      <w:r>
-        <w:rPr>
-          <w:b w:val="0"/>
-        </w:rPr>
-        <w:t xml:space="preserve"> and terminology of red team exercises. Short practice: Why does the original test fail even if no upload succeeded?</w:t>
-      </w:r>
-    </w:p>
-    <w:p>
-      <w:pPr>
-        <w:spacing w:line="336" w:lineRule="auto" w:after="180"/>
-      </w:pPr>
-      <w:r>
-        <w:rPr>
-          <w:b w:val="0"/>
-        </w:rPr>
-        <w:t xml:space="preserve">Point to the relevant step in the picture, then write the changed result and the rule or </w:t>
-      </w:r>
-      <w:r>
-        <w:rPr>
-          <w:b/>
-        </w:rPr>
-        <w:t>evidence</w:t>
-      </w:r>
-      <w:r>
-        <w:rPr>
-          <w:b w:val="0"/>
-        </w:rPr>
-        <w:t xml:space="preserve"> that supports it.. Return to this week and explain what you changed.</w:t>
-      </w:r>
-    </w:p>
-    <w:p>
-      <w:pPr>
-        <w:pStyle w:val="Heading3"/>
-      </w:pPr>
-      <w:r>
         <w:t>Keep your completed work</w:t>
       </w:r>
     </w:p>
     <w:p>
       <w:pPr>
-        <w:spacing w:line="336" w:lineRule="auto" w:after="180"/>
-      </w:pPr>
-      <w:r>
-        <w:rPr>
-          <w:b w:val="0"/>
-        </w:rPr>
-        <w:t xml:space="preserve">Use Download completed work in the hosted lesson to export your answers, reflections, practice feedback and code-run </w:t>
-      </w:r>
-      <w:r>
-        <w:rPr>
-          <w:b/>
-        </w:rPr>
-        <w:t>evidence</w:t>
-      </w:r>
-      <w:r>
-        <w:rPr>
-          <w:b w:val="0"/>
-        </w:rPr>
-        <w:t>. Open the HTML copy to read or print it.</w:t>
-      </w:r>
-    </w:p>
-    <w:p>
-      <w:pPr>
-        <w:spacing w:line="336" w:lineRule="auto" w:after="180"/>
-      </w:pPr>
-      <w:r>
-        <w:rPr>
-          <w:b w:val="0"/>
-        </w:rPr>
-        <w:t>Drafts stay in this browser when storage is available; clear drafts on a shared device.</w:t>
-      </w:r>
-    </w:p>
-    <w:p>
-      <w:pPr>
-        <w:pStyle w:val="Heading3"/>
-      </w:pPr>
-      <w:r>
-        <w:t>What I repaired, the evidence I kept and the next test</w:t>
-      </w:r>
-    </w:p>
-    <w:p>
-      <w:r>
-        <w:t>________________________________________________________________</w:t>
-      </w:r>
-    </w:p>
-    <w:p>
-      <w:r>
-        <w:t>________________________________________________________________</w:t>
-      </w:r>
-    </w:p>
-    <w:p>
-      <w:r>
-        <w:t>________________________________________________________________</w:t>
-      </w:r>
-    </w:p>
-    <w:p>
-      <w:r>
-        <w:t>________________________________________________________________</w:t>
-      </w:r>
-    </w:p>
-    <w:p>
-      <w:r>
-        <w:t>________________________________________________________________</w:t>
-      </w:r>
-    </w:p>
-    <w:p>
-      <w:pPr>
         <w:pStyle w:val="Heading1"/>
       </w:pPr>
       <w:r>
-        <w:t>21. Visual concept journey</w:t>
-      </w:r>
-    </w:p>
-    <w:p>
-      <w:r>
-        <w:t>Explain each Capstone Design picture from its labels, then record a relevant limit.</w:t>
-      </w:r>
-    </w:p>
-    <w:p>
-      <w:pPr>
-        <w:pStyle w:val="Heading3"/>
+        <w:t>21. Reference · Six-picture response sheets</w:t>
+      </w:r>
+    </w:p>
+    <w:p>
+      <w:r>
+        <w:t>Choose the image that helps rather than repeating all six.</w:t>
+      </w:r>
+    </w:p>
+    <w:p>
+      <w:pPr>
+        <w:pStyle w:val="Heading2"/>
       </w:pPr>
       <w:r>
         <w:t>01. Capstone Design: the case</w:t>
@@ -2800,7 +2789,6 @@
     <w:p>
       <w:pPr>
         <w:spacing w:line="336" w:lineRule="auto" w:after="180"/>
-        <w:shd w:fill="F5F1FB"/>
       </w:pPr>
       <w:r>
         <w:rPr>
@@ -2839,7 +2827,7 @@
     </w:p>
     <w:p>
       <w:pPr>
-        <w:pStyle w:val="Heading3"/>
+        <w:pStyle w:val="Heading2"/>
       </w:pPr>
       <w:r>
         <w:t>02. Follow the deciding steps</w:t>
@@ -2895,7 +2883,6 @@
     <w:p>
       <w:pPr>
         <w:spacing w:line="336" w:lineRule="auto" w:after="180"/>
-        <w:shd w:fill="F5F1FB"/>
       </w:pPr>
       <w:r>
         <w:rPr>
@@ -2946,7 +2933,7 @@
     </w:p>
     <w:p>
       <w:pPr>
-        <w:pStyle w:val="Heading3"/>
+        <w:pStyle w:val="Heading2"/>
       </w:pPr>
       <w:r>
         <w:t>03. Capstone requirements and corpus — evidence trace</w:t>
@@ -3071,7 +3058,6 @@
     <w:p>
       <w:pPr>
         <w:spacing w:line="336" w:lineRule="auto" w:after="180"/>
-        <w:shd w:fill="F5F1FB"/>
       </w:pPr>
       <w:r>
         <w:rPr>
@@ -3110,7 +3096,7 @@
     </w:p>
     <w:p>
       <w:pPr>
-        <w:pStyle w:val="Heading3"/>
+        <w:pStyle w:val="Heading2"/>
       </w:pPr>
       <w:r>
         <w:t>04. Change one thing. Trace what follows.</w:t>
@@ -3189,7 +3175,6 @@
     <w:p>
       <w:pPr>
         <w:spacing w:line="336" w:lineRule="auto" w:after="180"/>
-        <w:shd w:fill="F5F1FB"/>
       </w:pPr>
       <w:r>
         <w:rPr>
@@ -3228,7 +3213,7 @@
     </w:p>
     <w:p>
       <w:pPr>
-        <w:pStyle w:val="Heading3"/>
+        <w:pStyle w:val="Heading2"/>
       </w:pPr>
       <w:r>
         <w:t>05. Connect the explanation to its limit</w:t>
@@ -3318,7 +3303,6 @@
     <w:p>
       <w:pPr>
         <w:spacing w:line="336" w:lineRule="auto" w:after="180"/>
-        <w:shd w:fill="F5F1FB"/>
       </w:pPr>
       <w:r>
         <w:rPr>
@@ -3357,7 +3341,7 @@
     </w:p>
     <w:p>
       <w:pPr>
-        <w:pStyle w:val="Heading3"/>
+        <w:pStyle w:val="Heading2"/>
       </w:pPr>
       <w:r>
         <w:t>06. Make the idea visible in your project</w:t>
@@ -3471,7 +3455,6 @@
     <w:p>
       <w:pPr>
         <w:spacing w:line="336" w:lineRule="auto" w:after="180"/>
-        <w:shd w:fill="F5F1FB"/>
       </w:pPr>
       <w:r>
         <w:rPr>
@@ -3518,6 +3501,62 @@
     <w:p>
       <w:r>
         <w:t>________________________________________________________________</w:t>
+      </w:r>
+    </w:p>
+    <w:p>
+      <w:pPr>
+        <w:pStyle w:val="Heading2"/>
+      </w:pPr>
+      <w:r>
+        <w:t>Earlier wording, alternatives and picture transcripts · reference / check after trying</w:t>
+      </w:r>
+    </w:p>
+    <w:p>
+      <w:pPr>
+        <w:pStyle w:val="Heading3"/>
+      </w:pPr>
+      <w:r>
+        <w:t>01. Capstone Design: the case</w:t>
+      </w:r>
+    </w:p>
+    <w:p>
+      <w:pPr>
+        <w:pStyle w:val="Heading3"/>
+      </w:pPr>
+      <w:r>
+        <w:t>02. Follow the deciding steps</w:t>
+      </w:r>
+    </w:p>
+    <w:p>
+      <w:pPr>
+        <w:pStyle w:val="Heading3"/>
+      </w:pPr>
+      <w:r>
+        <w:t>03. Capstone requirements and corpus — evidence trace</w:t>
+      </w:r>
+    </w:p>
+    <w:p>
+      <w:pPr>
+        <w:pStyle w:val="Heading3"/>
+      </w:pPr>
+      <w:r>
+        <w:t>04. Change one thing. Trace what follows.</w:t>
+      </w:r>
+    </w:p>
+    <w:p>
+      <w:pPr>
+        <w:pStyle w:val="Heading3"/>
+      </w:pPr>
+      <w:r>
+        <w:t>05. Connect the explanation to its limit</w:t>
+      </w:r>
+    </w:p>
+    <w:p>
+      <w:pPr>
+        <w:pStyle w:val="Heading3"/>
+      </w:pPr>
+      <w:r>
+        <w:t>06. Make the idea visible in your project</w:t>
       </w:r>
     </w:p>
     <w:sectPr>
